--- a/Formlar/TEMA-1-olcme-degerlendirme-Formlari.docx
+++ b/Formlar/TEMA-1-olcme-degerlendirme-Formlari.docx
@@ -18,25 +18,7 @@
           <w:shd w:val="clear" w:color="auto" w:fill="FFC000"/>
           <w:lang w:val="tr-TR"/>
         </w:rPr>
-        <w:t>Analiz ve Keşif Atölyesi 1.</w:t>
-      </w:r>
-      <w:r>
-        <w:rPr>
-          <w:b/>
-          <w:bCs/>
-          <w:shd w:val="clear" w:color="auto" w:fill="FFC000"/>
-          <w:lang w:val="tr-TR"/>
-        </w:rPr>
-        <w:t>1</w:t>
-      </w:r>
-      <w:r>
-        <w:rPr>
-          <w:b/>
-          <w:bCs/>
-          <w:shd w:val="clear" w:color="auto" w:fill="FFC000"/>
-          <w:lang w:val="tr-TR"/>
-        </w:rPr>
-        <w:t>.-</w:t>
+        <w:t>Analiz ve Keşif Atölyesi 1.1.-</w:t>
       </w:r>
       <w:r>
         <w:rPr>
@@ -542,21 +524,7 @@
           <w:rFonts w:ascii="Times New Roman" w:hAnsi="Times New Roman" w:cs="Times New Roman"/>
           <w:lang w:val="tr-TR"/>
         </w:rPr>
-        <w:t>……………………………………………………………………………………………………………………………………………………………………………………………………………………………………………………………………………</w:t>
-      </w:r>
-      <w:r>
-        <w:rPr>
-          <w:rFonts w:ascii="Times New Roman" w:hAnsi="Times New Roman" w:cs="Times New Roman"/>
-          <w:lang w:val="tr-TR"/>
-        </w:rPr>
-        <w:t>………………</w:t>
-      </w:r>
-      <w:r>
-        <w:rPr>
-          <w:rFonts w:ascii="Times New Roman" w:hAnsi="Times New Roman" w:cs="Times New Roman"/>
-          <w:lang w:val="tr-TR"/>
-        </w:rPr>
-        <w:t>…</w:t>
+        <w:t>………………………………………………………………………………………………………………………………………………………………………………………………………………………………………………………………………………………………</w:t>
       </w:r>
     </w:p>
     <w:p>
@@ -1043,37 +1011,7 @@
               <w:rPr>
                 <w:lang w:val="tr-TR"/>
               </w:rPr>
-              <w:t>Deney adımlarını eksiksiz ve doğru bir şekilde uygu</w:t>
-            </w:r>
-            <w:r>
-              <w:rPr>
-                <w:lang w:val="tr-TR"/>
-              </w:rPr>
-              <w:t>lanmış ve</w:t>
-            </w:r>
-            <w:r>
-              <w:rPr>
-                <w:lang w:val="tr-TR"/>
-              </w:rPr>
-              <w:t xml:space="preserve"> süre</w:t>
-            </w:r>
-            <w:r>
-              <w:rPr>
-                <w:lang w:val="tr-TR"/>
-              </w:rPr>
-              <w:t>ç</w:t>
-            </w:r>
-            <w:r>
-              <w:rPr>
-                <w:lang w:val="tr-TR"/>
-              </w:rPr>
-              <w:t xml:space="preserve"> planlı yürüt</w:t>
-            </w:r>
-            <w:r>
-              <w:rPr>
-                <w:lang w:val="tr-TR"/>
-              </w:rPr>
-              <w:t>ülmüştür.</w:t>
+              <w:t>Deney adımlarını eksiksiz ve doğru bir şekilde uygulanmış ve süreç planlı yürütülmüştür.</w:t>
             </w:r>
           </w:p>
         </w:tc>
@@ -1091,37 +1029,7 @@
               <w:rPr>
                 <w:lang w:val="tr-TR"/>
               </w:rPr>
-              <w:t>Deney adımları genel olarak doğru uygula</w:t>
-            </w:r>
-            <w:r>
-              <w:rPr>
-                <w:lang w:val="tr-TR"/>
-              </w:rPr>
-              <w:t>nmıştır ancak</w:t>
-            </w:r>
-            <w:r>
-              <w:rPr>
-                <w:lang w:val="tr-TR"/>
-              </w:rPr>
-              <w:t xml:space="preserve"> </w:t>
-            </w:r>
-            <w:r>
-              <w:rPr>
-                <w:lang w:val="tr-TR"/>
-              </w:rPr>
-              <w:t xml:space="preserve">deney adımları </w:t>
-            </w:r>
-            <w:r>
-              <w:rPr>
-                <w:lang w:val="tr-TR"/>
-              </w:rPr>
-              <w:t xml:space="preserve">küçük hatalar </w:t>
-            </w:r>
-            <w:r>
-              <w:rPr>
-                <w:lang w:val="tr-TR"/>
-              </w:rPr>
-              <w:t>içermektedir.</w:t>
+              <w:t>Deney adımları genel olarak doğru uygulanmıştır ancak deney adımları küçük hatalar içermektedir.</w:t>
             </w:r>
           </w:p>
         </w:tc>
@@ -1139,25 +1047,7 @@
               <w:rPr>
                 <w:lang w:val="tr-TR"/>
               </w:rPr>
-              <w:t>Deney adımları kısmen takip ed</w:t>
-            </w:r>
-            <w:r>
-              <w:rPr>
-                <w:lang w:val="tr-TR"/>
-              </w:rPr>
-              <w:t>ilmiştir. Deney adımlarının</w:t>
-            </w:r>
-            <w:r>
-              <w:rPr>
-                <w:lang w:val="tr-TR"/>
-              </w:rPr>
-              <w:t xml:space="preserve"> bazı önemli aşamaları eksi</w:t>
-            </w:r>
-            <w:r>
-              <w:rPr>
-                <w:lang w:val="tr-TR"/>
-              </w:rPr>
-              <w:t>ktir.</w:t>
+              <w:t>Deney adımları kısmen takip edilmiştir. Deney adımlarının bazı önemli aşamaları eksiktir.</w:t>
             </w:r>
           </w:p>
         </w:tc>
@@ -1175,31 +1065,7 @@
               <w:rPr>
                 <w:lang w:val="tr-TR"/>
               </w:rPr>
-              <w:t>Deney adımları</w:t>
-            </w:r>
-            <w:r>
-              <w:rPr>
-                <w:lang w:val="tr-TR"/>
-              </w:rPr>
-              <w:t xml:space="preserve"> yanlış veya büyük oranda eksik</w:t>
-            </w:r>
-            <w:r>
-              <w:rPr>
-                <w:lang w:val="tr-TR"/>
-              </w:rPr>
-              <w:t xml:space="preserve"> takip </w:t>
-            </w:r>
-            <w:r>
-              <w:rPr>
-                <w:lang w:val="tr-TR"/>
-              </w:rPr>
-              <w:t>edilmiştir.</w:t>
-            </w:r>
-            <w:r>
-              <w:rPr>
-                <w:lang w:val="tr-TR"/>
-              </w:rPr>
-              <w:t xml:space="preserve"> </w:t>
+              <w:t xml:space="preserve">Deney adımları yanlış veya büyük oranda eksik takip edilmiştir. </w:t>
             </w:r>
           </w:p>
         </w:tc>
@@ -1299,43 +1165,7 @@
               <w:rPr>
                 <w:lang w:val="tr-TR"/>
               </w:rPr>
-              <w:t>Değişimler genel olarak doğru belirle</w:t>
-            </w:r>
-            <w:r>
-              <w:rPr>
-                <w:lang w:val="tr-TR"/>
-              </w:rPr>
-              <w:t>nmiştir</w:t>
-            </w:r>
-            <w:r>
-              <w:rPr>
-                <w:lang w:val="tr-TR"/>
-              </w:rPr>
-              <w:t xml:space="preserve"> ancak </w:t>
-            </w:r>
-            <w:r>
-              <w:rPr>
-                <w:lang w:val="tr-TR"/>
-              </w:rPr>
-              <w:t xml:space="preserve">ilgili </w:t>
-            </w:r>
-            <w:r>
-              <w:rPr>
-                <w:lang w:val="tr-TR"/>
-              </w:rPr>
-              <w:t>açıklamalar</w:t>
-            </w:r>
-            <w:r>
-              <w:rPr>
-                <w:lang w:val="tr-TR"/>
-              </w:rPr>
-              <w:t xml:space="preserve"> </w:t>
-            </w:r>
-            <w:r>
-              <w:rPr>
-                <w:lang w:val="tr-TR"/>
-              </w:rPr>
-              <w:t xml:space="preserve">sınırlıdır.      </w:t>
+              <w:t xml:space="preserve">Değişimler genel olarak doğru belirlenmiştir ancak ilgili açıklamalar sınırlıdır.      </w:t>
             </w:r>
           </w:p>
         </w:tc>
@@ -1353,19 +1183,7 @@
               <w:rPr>
                 <w:lang w:val="tr-TR"/>
               </w:rPr>
-              <w:t xml:space="preserve">Değişimler kısmen </w:t>
-            </w:r>
-            <w:r>
-              <w:rPr>
-                <w:lang w:val="tr-TR"/>
-              </w:rPr>
-              <w:t>doğru belirlenmiştir.</w:t>
-            </w:r>
-            <w:r>
-              <w:rPr>
-                <w:lang w:val="tr-TR"/>
-              </w:rPr>
-              <w:t xml:space="preserve"> </w:t>
+              <w:t xml:space="preserve">Değişimler kısmen doğru belirlenmiştir. </w:t>
             </w:r>
           </w:p>
         </w:tc>
@@ -1383,49 +1201,7 @@
               <w:rPr>
                 <w:lang w:val="tr-TR"/>
               </w:rPr>
-              <w:t>Değişimleri doğru belirle</w:t>
-            </w:r>
-            <w:r>
-              <w:rPr>
-                <w:lang w:val="tr-TR"/>
-              </w:rPr>
-              <w:t>nmemiştir.</w:t>
-            </w:r>
-            <w:r>
-              <w:rPr>
-                <w:lang w:val="tr-TR"/>
-              </w:rPr>
-              <w:t xml:space="preserve"> </w:t>
-            </w:r>
-            <w:r>
-              <w:rPr>
-                <w:lang w:val="tr-TR"/>
-              </w:rPr>
-              <w:t>K</w:t>
-            </w:r>
-            <w:r>
-              <w:rPr>
-                <w:lang w:val="tr-TR"/>
-              </w:rPr>
-              <w:t>avramlar arasında</w:t>
-            </w:r>
-            <w:r>
-              <w:rPr>
-                <w:lang w:val="tr-TR"/>
-              </w:rPr>
-              <w:t>ki</w:t>
-            </w:r>
-            <w:r>
-              <w:rPr>
-                <w:lang w:val="tr-TR"/>
-              </w:rPr>
-              <w:t xml:space="preserve"> ayrım </w:t>
-            </w:r>
-            <w:r>
-              <w:rPr>
-                <w:lang w:val="tr-TR"/>
-              </w:rPr>
-              <w:t>doğru yapılmamıştır.</w:t>
+              <w:t>Değişimleri doğru belirlenmemiştir. Kavramlar arasındaki ayrım doğru yapılmamıştır.</w:t>
             </w:r>
           </w:p>
         </w:tc>
@@ -1477,25 +1253,7 @@
               <w:rPr>
                 <w:lang w:val="tr-TR"/>
               </w:rPr>
-              <w:t>Tüm gözlemler doğru şekilde ekzotermik/endotermik olarak sınıflandırı</w:t>
-            </w:r>
-            <w:r>
-              <w:rPr>
-                <w:lang w:val="tr-TR"/>
-              </w:rPr>
-              <w:t>lmıştır</w:t>
-            </w:r>
-            <w:r>
-              <w:rPr>
-                <w:lang w:val="tr-TR"/>
-              </w:rPr>
-              <w:t xml:space="preserve"> ve gerekçelendiri</w:t>
-            </w:r>
-            <w:r>
-              <w:rPr>
-                <w:lang w:val="tr-TR"/>
-              </w:rPr>
-              <w:t>lmiştir.</w:t>
+              <w:t>Tüm gözlemler doğru şekilde ekzotermik/endotermik olarak sınıflandırılmıştır ve gerekçelendirilmiştir.</w:t>
             </w:r>
           </w:p>
         </w:tc>
@@ -1549,25 +1307,7 @@
               <w:rPr>
                 <w:lang w:val="tr-TR"/>
               </w:rPr>
-              <w:t>Ekzotermik ve endotermik kavramları</w:t>
-            </w:r>
-            <w:r>
-              <w:rPr>
-                <w:lang w:val="tr-TR"/>
-              </w:rPr>
-              <w:t xml:space="preserve"> doğru</w:t>
-            </w:r>
-            <w:r>
-              <w:rPr>
-                <w:lang w:val="tr-TR"/>
-              </w:rPr>
-              <w:t xml:space="preserve"> ayırt ed</w:t>
-            </w:r>
-            <w:r>
-              <w:rPr>
-                <w:lang w:val="tr-TR"/>
-              </w:rPr>
-              <w:t>ilememiştir.</w:t>
+              <w:t>Ekzotermik ve endotermik kavramları doğru ayırt edilememiştir.</w:t>
             </w:r>
           </w:p>
         </w:tc>
@@ -1617,13 +1357,7 @@
               <w:rPr>
                 <w:lang w:val="tr-TR"/>
               </w:rPr>
-              <w:t>Deney sonuçları bilimsel bilgilerle doğru ve tutarlı şekilde karşılaştır</w:t>
-            </w:r>
-            <w:r>
-              <w:rPr>
-                <w:lang w:val="tr-TR"/>
-              </w:rPr>
-              <w:t>ılmıştır.</w:t>
+              <w:t>Deney sonuçları bilimsel bilgilerle doğru ve tutarlı şekilde karşılaştırılmıştır.</w:t>
             </w:r>
           </w:p>
         </w:tc>
@@ -1641,25 +1375,7 @@
               <w:rPr>
                 <w:lang w:val="tr-TR"/>
               </w:rPr>
-              <w:t>Bilimsel bilgilerle karşılaştırma yap</w:t>
-            </w:r>
-            <w:r>
-              <w:rPr>
-                <w:lang w:val="tr-TR"/>
-              </w:rPr>
-              <w:t>ılmıştır</w:t>
-            </w:r>
-            <w:r>
-              <w:rPr>
-                <w:lang w:val="tr-TR"/>
-              </w:rPr>
-              <w:t xml:space="preserve"> ancak sınırlı açıklama</w:t>
-            </w:r>
-            <w:r>
-              <w:rPr>
-                <w:lang w:val="tr-TR"/>
-              </w:rPr>
-              <w:t>lar sınırlıdır.</w:t>
+              <w:t>Bilimsel bilgilerle karşılaştırma yapılmıştır ancak sınırlı açıklamalar sınırlıdır.</w:t>
             </w:r>
           </w:p>
         </w:tc>
@@ -1677,19 +1393,7 @@
               <w:rPr>
                 <w:lang w:val="tr-TR"/>
               </w:rPr>
-              <w:t xml:space="preserve">Karşılaştırma </w:t>
-            </w:r>
-            <w:r>
-              <w:rPr>
-                <w:lang w:val="tr-TR"/>
-              </w:rPr>
-              <w:t xml:space="preserve">yapılmıştır </w:t>
-            </w:r>
-            <w:r>
-              <w:rPr>
-                <w:lang w:val="tr-TR"/>
-              </w:rPr>
-              <w:t>ancak eksik veya hatalıdır.</w:t>
+              <w:t>Karşılaştırma yapılmıştır ancak eksik veya hatalıdır.</w:t>
             </w:r>
           </w:p>
         </w:tc>
@@ -1707,13 +1411,7 @@
               <w:rPr>
                 <w:lang w:val="tr-TR"/>
               </w:rPr>
-              <w:t>Bilimsel bilgilerle karşılaştırma</w:t>
-            </w:r>
-            <w:r>
-              <w:rPr>
-                <w:lang w:val="tr-TR"/>
-              </w:rPr>
-              <w:t xml:space="preserve"> yapılmamıştır.</w:t>
+              <w:t>Bilimsel bilgilerle karşılaştırma yapılmamıştır.</w:t>
             </w:r>
           </w:p>
         </w:tc>
@@ -1763,13 +1461,7 @@
               <w:rPr>
                 <w:lang w:val="tr-TR"/>
               </w:rPr>
-              <w:t>Deney sonuçları günlük yaşamdan örneklerle anlamlı ve doğru şekilde ilişkilendiri</w:t>
-            </w:r>
-            <w:r>
-              <w:rPr>
-                <w:lang w:val="tr-TR"/>
-              </w:rPr>
-              <w:t>lmiştir.</w:t>
+              <w:t>Deney sonuçları günlük yaşamdan örneklerle anlamlı ve doğru şekilde ilişkilendirilmiştir.</w:t>
             </w:r>
           </w:p>
         </w:tc>
@@ -1787,19 +1479,7 @@
               <w:rPr>
                 <w:lang w:val="tr-TR"/>
               </w:rPr>
-              <w:t>Günlük hayatla ilişkilendirme yap</w:t>
-            </w:r>
-            <w:r>
-              <w:rPr>
-                <w:lang w:val="tr-TR"/>
-              </w:rPr>
-              <w:t>ılmıştır</w:t>
-            </w:r>
-            <w:r>
-              <w:rPr>
-                <w:lang w:val="tr-TR"/>
-              </w:rPr>
-              <w:t xml:space="preserve"> ancak örnekler sınırlıdır.</w:t>
+              <w:t>Günlük hayatla ilişkilendirme yapılmıştır ancak örnekler sınırlıdır.</w:t>
             </w:r>
           </w:p>
         </w:tc>
@@ -1817,49 +1497,7 @@
               <w:rPr>
                 <w:lang w:val="tr-TR"/>
               </w:rPr>
-              <w:t>İlişkilendirme yap</w:t>
-            </w:r>
-            <w:r>
-              <w:rPr>
-                <w:lang w:val="tr-TR"/>
-              </w:rPr>
-              <w:t>ılmıştır</w:t>
-            </w:r>
-            <w:r>
-              <w:rPr>
-                <w:lang w:val="tr-TR"/>
-              </w:rPr>
-              <w:t xml:space="preserve"> </w:t>
-            </w:r>
-            <w:r>
-              <w:rPr>
-                <w:lang w:val="tr-TR"/>
-              </w:rPr>
-              <w:t>ancak</w:t>
-            </w:r>
-            <w:r>
-              <w:rPr>
-                <w:lang w:val="tr-TR"/>
-              </w:rPr>
-              <w:t xml:space="preserve"> </w:t>
-            </w:r>
-            <w:r>
-              <w:rPr>
-                <w:lang w:val="tr-TR"/>
-              </w:rPr>
-              <w:t xml:space="preserve">ilişkilendirme </w:t>
-            </w:r>
-            <w:r>
-              <w:rPr>
-                <w:lang w:val="tr-TR"/>
-              </w:rPr>
-              <w:t>yüzeysel</w:t>
-            </w:r>
-            <w:r>
-              <w:rPr>
-                <w:lang w:val="tr-TR"/>
-              </w:rPr>
-              <w:t>dir.</w:t>
+              <w:t>İlişkilendirme yapılmıştır ancak ilişkilendirme yüzeyseldir.</w:t>
             </w:r>
           </w:p>
         </w:tc>
@@ -1877,13 +1515,7 @@
               <w:rPr>
                 <w:lang w:val="tr-TR"/>
               </w:rPr>
-              <w:t>Günlük yaşamla ilişkilendirme</w:t>
-            </w:r>
-            <w:r>
-              <w:rPr>
-                <w:lang w:val="tr-TR"/>
-              </w:rPr>
-              <w:t xml:space="preserve"> yapılmamıştır.</w:t>
+              <w:t>Günlük yaşamla ilişkilendirme yapılmamıştır.</w:t>
             </w:r>
           </w:p>
         </w:tc>
@@ -1915,159 +1547,59 @@
           <w:bCs/>
           <w:lang w:val="tr-TR"/>
         </w:rPr>
-        <w:t xml:space="preserve">Toplam Puan: </w:t>
-      </w:r>
-      <w:r>
-        <w:rPr>
-          <w:b/>
-          <w:bCs/>
-          <w:lang w:val="tr-TR"/>
-        </w:rPr>
-        <w:t>20</w:t>
-      </w:r>
-      <w:r>
-        <w:rPr>
-          <w:b/>
-          <w:bCs/>
-          <w:lang w:val="tr-TR"/>
-        </w:rPr>
-        <w:t xml:space="preserve"> üzerinden değerlendirilir.  </w:t>
-      </w:r>
-    </w:p>
-    <w:p>
-      <w:pPr>
-        <w:rPr>
-          <w:lang w:val="tr-TR"/>
-        </w:rPr>
-      </w:pPr>
-      <w:r>
-        <w:rPr>
-          <w:lang w:val="tr-TR"/>
-        </w:rPr>
-        <w:t>- 1</w:t>
-      </w:r>
-      <w:r>
-        <w:rPr>
-          <w:lang w:val="tr-TR"/>
-        </w:rPr>
-        <w:t>6</w:t>
-      </w:r>
-      <w:r>
-        <w:rPr>
-          <w:lang w:val="tr-TR"/>
-        </w:rPr>
-        <w:t>-</w:t>
-      </w:r>
-      <w:r>
-        <w:rPr>
-          <w:lang w:val="tr-TR"/>
-        </w:rPr>
-        <w:t>20</w:t>
-      </w:r>
-      <w:r>
-        <w:rPr>
-          <w:lang w:val="tr-TR"/>
-        </w:rPr>
-        <w:t xml:space="preserve">: Çok iyi  </w:t>
-      </w:r>
-    </w:p>
-    <w:p>
-      <w:pPr>
-        <w:rPr>
-          <w:lang w:val="tr-TR"/>
-        </w:rPr>
-      </w:pPr>
-      <w:r>
-        <w:rPr>
-          <w:lang w:val="tr-TR"/>
-        </w:rPr>
-        <w:t xml:space="preserve">- </w:t>
-      </w:r>
-      <w:r>
-        <w:rPr>
-          <w:lang w:val="tr-TR"/>
-        </w:rPr>
-        <w:t>11</w:t>
-      </w:r>
-      <w:r>
-        <w:rPr>
-          <w:lang w:val="tr-TR"/>
-        </w:rPr>
-        <w:t>-</w:t>
-      </w:r>
-      <w:r>
-        <w:rPr>
-          <w:lang w:val="tr-TR"/>
-        </w:rPr>
-        <w:t>15</w:t>
-      </w:r>
-      <w:r>
-        <w:rPr>
-          <w:lang w:val="tr-TR"/>
-        </w:rPr>
-        <w:t xml:space="preserve">: İyi  </w:t>
-      </w:r>
-    </w:p>
-    <w:p>
-      <w:pPr>
-        <w:rPr>
-          <w:lang w:val="tr-TR"/>
-        </w:rPr>
-      </w:pPr>
-      <w:r>
-        <w:rPr>
-          <w:lang w:val="tr-TR"/>
-        </w:rPr>
-        <w:t xml:space="preserve">- </w:t>
-      </w:r>
-      <w:r>
-        <w:rPr>
-          <w:lang w:val="tr-TR"/>
-        </w:rPr>
-        <w:t>6</w:t>
-      </w:r>
-      <w:r>
-        <w:rPr>
-          <w:lang w:val="tr-TR"/>
-        </w:rPr>
-        <w:t>-</w:t>
-      </w:r>
-      <w:r>
-        <w:rPr>
-          <w:lang w:val="tr-TR"/>
-        </w:rPr>
-        <w:t>10</w:t>
-      </w:r>
-      <w:r>
-        <w:rPr>
-          <w:lang w:val="tr-TR"/>
-        </w:rPr>
-        <w:t xml:space="preserve">: Geliştirilmeli  </w:t>
-      </w:r>
-    </w:p>
-    <w:p>
-      <w:pPr>
-        <w:rPr>
-          <w:lang w:val="tr-TR"/>
-        </w:rPr>
-      </w:pPr>
-      <w:r>
-        <w:rPr>
-          <w:lang w:val="tr-TR"/>
-        </w:rPr>
-        <w:t xml:space="preserve">- </w:t>
-      </w:r>
-      <w:r>
-        <w:rPr>
-          <w:lang w:val="tr-TR"/>
-        </w:rPr>
-        <w:t>5</w:t>
-      </w:r>
-      <w:r>
-        <w:rPr>
-          <w:lang w:val="tr-TR"/>
-        </w:rPr>
-        <w:t xml:space="preserve"> ve daha düşük: Yetersiz  </w:t>
+        <w:t xml:space="preserve">Toplam Puan: 20 üzerinden değerlendirilir.  </w:t>
+      </w:r>
+    </w:p>
+    <w:p>
+      <w:pPr>
+        <w:rPr>
+          <w:lang w:val="tr-TR"/>
+        </w:rPr>
+      </w:pPr>
+      <w:r>
+        <w:rPr>
+          <w:lang w:val="tr-TR"/>
+        </w:rPr>
+        <w:t xml:space="preserve">- 16-20: Çok iyi  </w:t>
+      </w:r>
+    </w:p>
+    <w:p>
+      <w:pPr>
+        <w:rPr>
+          <w:lang w:val="tr-TR"/>
+        </w:rPr>
+      </w:pPr>
+      <w:r>
+        <w:rPr>
+          <w:lang w:val="tr-TR"/>
+        </w:rPr>
+        <w:t xml:space="preserve">- 11-15: İyi  </w:t>
+      </w:r>
+    </w:p>
+    <w:p>
+      <w:pPr>
+        <w:rPr>
+          <w:lang w:val="tr-TR"/>
+        </w:rPr>
+      </w:pPr>
+      <w:r>
+        <w:rPr>
+          <w:lang w:val="tr-TR"/>
+        </w:rPr>
+        <w:t xml:space="preserve">- 6-10: Geliştirilmeli  </w:t>
+      </w:r>
+    </w:p>
+    <w:p>
+      <w:pPr>
+        <w:rPr>
+          <w:lang w:val="tr-TR"/>
+        </w:rPr>
+      </w:pPr>
+      <w:r>
+        <w:rPr>
+          <w:lang w:val="tr-TR"/>
+        </w:rPr>
+        <w:t xml:space="preserve">- 5 ve daha düşük: Yetersiz  </w:t>
       </w:r>
     </w:p>
     <w:p>
@@ -4624,6 +4156,966 @@
       <w:r>
         <w:t>.....................................................</w:t>
       </w:r>
+    </w:p>
+    <w:p>
+      <w:pPr>
+        <w:rPr>
+          <w:lang w:val="tr-TR"/>
+        </w:rPr>
+      </w:pPr>
+    </w:p>
+    <w:p>
+      <w:pPr>
+        <w:rPr>
+          <w:lang w:val="tr-TR"/>
+        </w:rPr>
+      </w:pPr>
+    </w:p>
+    <w:p>
+      <w:pPr>
+        <w:rPr>
+          <w:lang w:val="tr-TR"/>
+        </w:rPr>
+      </w:pPr>
+    </w:p>
+    <w:p>
+      <w:pPr>
+        <w:rPr>
+          <w:lang w:val="tr-TR"/>
+        </w:rPr>
+      </w:pPr>
+    </w:p>
+    <w:p>
+      <w:pPr>
+        <w:rPr>
+          <w:lang w:val="tr-TR"/>
+        </w:rPr>
+      </w:pPr>
+    </w:p>
+    <w:p>
+      <w:pPr>
+        <w:rPr>
+          <w:lang w:val="tr-TR"/>
+        </w:rPr>
+      </w:pPr>
+    </w:p>
+    <w:p>
+      <w:pPr>
+        <w:rPr>
+          <w:lang w:val="tr-TR"/>
+        </w:rPr>
+      </w:pPr>
+    </w:p>
+    <w:p>
+      <w:pPr>
+        <w:rPr>
+          <w:lang w:val="tr-TR"/>
+        </w:rPr>
+      </w:pPr>
+    </w:p>
+    <w:p>
+      <w:pPr>
+        <w:rPr>
+          <w:lang w:val="tr-TR"/>
+        </w:rPr>
+      </w:pPr>
+    </w:p>
+    <w:p>
+      <w:pPr>
+        <w:rPr>
+          <w:lang w:val="tr-TR"/>
+        </w:rPr>
+      </w:pPr>
+    </w:p>
+    <w:p>
+      <w:pPr>
+        <w:rPr>
+          <w:lang w:val="tr-TR"/>
+        </w:rPr>
+      </w:pPr>
+    </w:p>
+    <w:p>
+      <w:pPr>
+        <w:rPr>
+          <w:lang w:val="tr-TR"/>
+        </w:rPr>
+      </w:pPr>
+    </w:p>
+    <w:p>
+      <w:pPr>
+        <w:rPr>
+          <w:lang w:val="tr-TR"/>
+        </w:rPr>
+      </w:pPr>
+    </w:p>
+    <w:p>
+      <w:pPr>
+        <w:rPr>
+          <w:lang w:val="tr-TR"/>
+        </w:rPr>
+      </w:pPr>
+    </w:p>
+    <w:p>
+      <w:pPr>
+        <w:rPr>
+          <w:lang w:val="tr-TR"/>
+        </w:rPr>
+      </w:pPr>
+    </w:p>
+    <w:p>
+      <w:pPr>
+        <w:rPr>
+          <w:b/>
+          <w:bCs/>
+          <w:lang w:val="tr-TR"/>
+        </w:rPr>
+      </w:pPr>
+      <w:r>
+        <w:rPr>
+          <w:b/>
+          <w:bCs/>
+          <w:shd w:val="clear" w:color="auto" w:fill="FFC000"/>
+          <w:lang w:val="tr-TR"/>
+        </w:rPr>
+        <w:t>Analiz ve Keşif Atölyesi 1.</w:t>
+      </w:r>
+      <w:r>
+        <w:rPr>
+          <w:b/>
+          <w:bCs/>
+          <w:shd w:val="clear" w:color="auto" w:fill="FFC000"/>
+          <w:lang w:val="tr-TR"/>
+        </w:rPr>
+        <w:t>4</w:t>
+      </w:r>
+      <w:r>
+        <w:rPr>
+          <w:b/>
+          <w:bCs/>
+          <w:shd w:val="clear" w:color="auto" w:fill="FFC000"/>
+          <w:lang w:val="tr-TR"/>
+        </w:rPr>
+        <w:t>.-Dereceli Puanlama Anahtarı</w:t>
+      </w:r>
+      <w:r>
+        <w:rPr>
+          <w:b/>
+          <w:bCs/>
+          <w:lang w:val="tr-TR"/>
+        </w:rPr>
+        <w:t xml:space="preserve"> </w:t>
+      </w:r>
+    </w:p>
+    <w:p>
+      <w:pPr>
+        <w:rPr>
+          <w:b/>
+          <w:bCs/>
+          <w:lang w:val="tr-TR"/>
+        </w:rPr>
+      </w:pPr>
+      <w:r>
+        <w:rPr>
+          <w:b/>
+          <w:bCs/>
+          <w:lang w:val="tr-TR"/>
+        </w:rPr>
+        <w:t xml:space="preserve">Öğrencinin Adı Soyadı: </w:t>
+      </w:r>
+      <w:r>
+        <w:rPr>
+          <w:b/>
+          <w:bCs/>
+          <w:lang w:val="tr-TR"/>
+        </w:rPr>
+        <w:tab/>
+      </w:r>
+      <w:r>
+        <w:rPr>
+          <w:b/>
+          <w:bCs/>
+          <w:lang w:val="tr-TR"/>
+        </w:rPr>
+        <w:tab/>
+      </w:r>
+      <w:r>
+        <w:rPr>
+          <w:b/>
+          <w:bCs/>
+          <w:lang w:val="tr-TR"/>
+        </w:rPr>
+        <w:tab/>
+        <w:t>Numarası:</w:t>
+      </w:r>
+      <w:r>
+        <w:rPr>
+          <w:b/>
+          <w:bCs/>
+          <w:lang w:val="tr-TR"/>
+        </w:rPr>
+        <w:tab/>
+      </w:r>
+      <w:r>
+        <w:rPr>
+          <w:b/>
+          <w:bCs/>
+          <w:lang w:val="tr-TR"/>
+        </w:rPr>
+        <w:tab/>
+        <w:t>Sınıfı:</w:t>
+      </w:r>
+    </w:p>
+    <w:tbl>
+      <w:tblPr>
+        <w:tblStyle w:val="TableGrid"/>
+        <w:tblW w:w="0" w:type="auto"/>
+        <w:tblLook w:val="04A0" w:firstRow="1" w:lastRow="0" w:firstColumn="1" w:lastColumn="0" w:noHBand="0" w:noVBand="1"/>
+      </w:tblPr>
+      <w:tblGrid>
+        <w:gridCol w:w="1496"/>
+        <w:gridCol w:w="2010"/>
+        <w:gridCol w:w="1672"/>
+        <w:gridCol w:w="1739"/>
+        <w:gridCol w:w="1683"/>
+        <w:gridCol w:w="750"/>
+      </w:tblGrid>
+      <w:tr>
+        <w:tc>
+          <w:tcPr>
+            <w:tcW w:w="1532" w:type="dxa"/>
+          </w:tcPr>
+          <w:p>
+            <w:pPr>
+              <w:rPr>
+                <w:b/>
+                <w:bCs/>
+                <w:lang w:val="tr-TR"/>
+              </w:rPr>
+            </w:pPr>
+            <w:r>
+              <w:rPr>
+                <w:b/>
+                <w:bCs/>
+                <w:lang w:val="tr-TR"/>
+              </w:rPr>
+              <w:t>Ölçütler</w:t>
+            </w:r>
+          </w:p>
+        </w:tc>
+        <w:tc>
+          <w:tcPr>
+            <w:tcW w:w="1717" w:type="dxa"/>
+          </w:tcPr>
+          <w:p>
+            <w:pPr>
+              <w:rPr>
+                <w:lang w:val="tr-TR"/>
+              </w:rPr>
+            </w:pPr>
+            <w:r>
+              <w:rPr>
+                <w:b/>
+                <w:bCs/>
+                <w:lang w:val="tr-TR"/>
+              </w:rPr>
+              <w:t>4 (Çok İyi)</w:t>
+            </w:r>
+          </w:p>
+        </w:tc>
+        <w:tc>
+          <w:tcPr>
+            <w:tcW w:w="1794" w:type="dxa"/>
+          </w:tcPr>
+          <w:p>
+            <w:pPr>
+              <w:rPr>
+                <w:lang w:val="tr-TR"/>
+              </w:rPr>
+            </w:pPr>
+            <w:r>
+              <w:rPr>
+                <w:b/>
+                <w:bCs/>
+                <w:lang w:val="tr-TR"/>
+              </w:rPr>
+              <w:t>3 (İyi)</w:t>
+            </w:r>
+          </w:p>
+        </w:tc>
+        <w:tc>
+          <w:tcPr>
+            <w:tcW w:w="1754" w:type="dxa"/>
+          </w:tcPr>
+          <w:p>
+            <w:pPr>
+              <w:rPr>
+                <w:lang w:val="tr-TR"/>
+              </w:rPr>
+            </w:pPr>
+            <w:r>
+              <w:rPr>
+                <w:b/>
+                <w:bCs/>
+                <w:lang w:val="tr-TR"/>
+              </w:rPr>
+              <w:t>2 (Geliştirilmeli)</w:t>
+            </w:r>
+          </w:p>
+        </w:tc>
+        <w:tc>
+          <w:tcPr>
+            <w:tcW w:w="1803" w:type="dxa"/>
+          </w:tcPr>
+          <w:p>
+            <w:pPr>
+              <w:rPr>
+                <w:lang w:val="tr-TR"/>
+              </w:rPr>
+            </w:pPr>
+            <w:r>
+              <w:rPr>
+                <w:b/>
+                <w:bCs/>
+                <w:lang w:val="tr-TR"/>
+              </w:rPr>
+              <w:t>1 (Yetersiz)</w:t>
+            </w:r>
+          </w:p>
+        </w:tc>
+        <w:tc>
+          <w:tcPr>
+            <w:tcW w:w="750" w:type="dxa"/>
+          </w:tcPr>
+          <w:p>
+            <w:pPr>
+              <w:rPr>
+                <w:b/>
+                <w:bCs/>
+                <w:lang w:val="tr-TR"/>
+              </w:rPr>
+            </w:pPr>
+            <w:r>
+              <w:rPr>
+                <w:b/>
+                <w:bCs/>
+                <w:lang w:val="tr-TR"/>
+              </w:rPr>
+              <w:t>Puan</w:t>
+            </w:r>
+          </w:p>
+        </w:tc>
+      </w:tr>
+      <w:tr>
+        <w:tc>
+          <w:tcPr>
+            <w:tcW w:w="1532" w:type="dxa"/>
+          </w:tcPr>
+          <w:p>
+            <w:pPr>
+              <w:rPr>
+                <w:b/>
+                <w:bCs/>
+                <w:lang w:val="tr-TR"/>
+              </w:rPr>
+            </w:pPr>
+            <w:r>
+              <w:rPr>
+                <w:lang w:val="tr-TR"/>
+              </w:rPr>
+              <w:t>Önerme oluşturma</w:t>
+            </w:r>
+          </w:p>
+        </w:tc>
+        <w:tc>
+          <w:tcPr>
+            <w:tcW w:w="1717" w:type="dxa"/>
+          </w:tcPr>
+          <w:p>
+            <w:pPr>
+              <w:rPr>
+                <w:lang w:val="tr-TR"/>
+              </w:rPr>
+            </w:pPr>
+            <w:r>
+              <w:rPr>
+                <w:lang w:val="tr-TR"/>
+              </w:rPr>
+              <w:t>Standart oluşum entalpisi verilerine dayalı, bilimsel olarak doğru ve açık önermeler oluşturulmuştur.</w:t>
+            </w:r>
+          </w:p>
+        </w:tc>
+        <w:tc>
+          <w:tcPr>
+            <w:tcW w:w="1794" w:type="dxa"/>
+          </w:tcPr>
+          <w:p>
+            <w:pPr>
+              <w:rPr>
+                <w:lang w:val="tr-TR"/>
+              </w:rPr>
+            </w:pPr>
+            <w:r>
+              <w:rPr>
+                <w:lang w:val="tr-TR"/>
+              </w:rPr>
+              <w:t>Önermeler genel olarak doğru ve anlaşılırdır ancak küçük eksiklikler içerir.</w:t>
+            </w:r>
+          </w:p>
+        </w:tc>
+        <w:tc>
+          <w:tcPr>
+            <w:tcW w:w="1754" w:type="dxa"/>
+          </w:tcPr>
+          <w:p>
+            <w:pPr>
+              <w:rPr>
+                <w:lang w:val="tr-TR"/>
+              </w:rPr>
+            </w:pPr>
+            <w:r>
+              <w:rPr>
+                <w:lang w:val="tr-TR"/>
+              </w:rPr>
+              <w:t>Önermeler kısmen doğrudur, veriye dayalı olmayan ifadeler bulunmaktadır.</w:t>
+            </w:r>
+          </w:p>
+        </w:tc>
+        <w:tc>
+          <w:tcPr>
+            <w:tcW w:w="1803" w:type="dxa"/>
+          </w:tcPr>
+          <w:p>
+            <w:pPr>
+              <w:rPr>
+                <w:lang w:val="tr-TR"/>
+              </w:rPr>
+            </w:pPr>
+            <w:r>
+              <w:rPr>
+                <w:lang w:val="tr-TR"/>
+              </w:rPr>
+              <w:t>Önermeler yanlış, tutarsız veya yetersizdir.</w:t>
+            </w:r>
+          </w:p>
+        </w:tc>
+        <w:tc>
+          <w:tcPr>
+            <w:tcW w:w="750" w:type="dxa"/>
+          </w:tcPr>
+          <w:p>
+            <w:pPr>
+              <w:rPr>
+                <w:lang w:val="tr-TR"/>
+              </w:rPr>
+            </w:pPr>
+          </w:p>
+        </w:tc>
+      </w:tr>
+      <w:tr>
+        <w:tc>
+          <w:tcPr>
+            <w:tcW w:w="1532" w:type="dxa"/>
+          </w:tcPr>
+          <w:p>
+            <w:pPr>
+              <w:rPr>
+                <w:b/>
+                <w:bCs/>
+                <w:lang w:val="tr-TR"/>
+              </w:rPr>
+            </w:pPr>
+            <w:r>
+              <w:rPr>
+                <w:lang w:val="tr-TR"/>
+              </w:rPr>
+              <w:t>Standart tepkime entalpisi hakkında çıkarım yapma</w:t>
+            </w:r>
+          </w:p>
+        </w:tc>
+        <w:tc>
+          <w:tcPr>
+            <w:tcW w:w="1717" w:type="dxa"/>
+          </w:tcPr>
+          <w:p>
+            <w:pPr>
+              <w:rPr>
+                <w:lang w:val="tr-TR"/>
+              </w:rPr>
+            </w:pPr>
+            <w:r>
+              <w:rPr>
+                <w:lang w:val="tr-TR"/>
+              </w:rPr>
+              <w:t>Standart oluşum entalpisi verilerinden hareketle tepkime entalpisine ilişkin doğru ve tutarlı çıkarımlar yapılmıştır.</w:t>
+            </w:r>
+          </w:p>
+        </w:tc>
+        <w:tc>
+          <w:tcPr>
+            <w:tcW w:w="1794" w:type="dxa"/>
+          </w:tcPr>
+          <w:p>
+            <w:pPr>
+              <w:rPr>
+                <w:lang w:val="tr-TR"/>
+              </w:rPr>
+            </w:pPr>
+            <w:r>
+              <w:rPr>
+                <w:lang w:val="tr-TR"/>
+              </w:rPr>
+              <w:t>Çıkarımlar genel olarak doğru ancak bazı kavramsal eksikler vardır.</w:t>
+            </w:r>
+          </w:p>
+        </w:tc>
+        <w:tc>
+          <w:tcPr>
+            <w:tcW w:w="1754" w:type="dxa"/>
+          </w:tcPr>
+          <w:p>
+            <w:pPr>
+              <w:rPr>
+                <w:lang w:val="tr-TR"/>
+              </w:rPr>
+            </w:pPr>
+            <w:r>
+              <w:rPr>
+                <w:lang w:val="tr-TR"/>
+              </w:rPr>
+              <w:t xml:space="preserve">Çıkarımlar kısmen doğrudur, yorumlarda hata veya eksiklikler vardır.     </w:t>
+            </w:r>
+          </w:p>
+        </w:tc>
+        <w:tc>
+          <w:tcPr>
+            <w:tcW w:w="1803" w:type="dxa"/>
+          </w:tcPr>
+          <w:p>
+            <w:pPr>
+              <w:rPr>
+                <w:lang w:val="tr-TR"/>
+              </w:rPr>
+            </w:pPr>
+            <w:r>
+              <w:rPr>
+                <w:lang w:val="tr-TR"/>
+              </w:rPr>
+              <w:t xml:space="preserve">Çıkarım yapılmamış veya tamamen yanlıştır.           </w:t>
+            </w:r>
+          </w:p>
+        </w:tc>
+        <w:tc>
+          <w:tcPr>
+            <w:tcW w:w="750" w:type="dxa"/>
+          </w:tcPr>
+          <w:p>
+            <w:pPr>
+              <w:rPr>
+                <w:lang w:val="tr-TR"/>
+              </w:rPr>
+            </w:pPr>
+          </w:p>
+        </w:tc>
+      </w:tr>
+      <w:tr>
+        <w:tc>
+          <w:tcPr>
+            <w:tcW w:w="1532" w:type="dxa"/>
+          </w:tcPr>
+          <w:p>
+            <w:pPr>
+              <w:rPr>
+                <w:b/>
+                <w:bCs/>
+                <w:lang w:val="tr-TR"/>
+              </w:rPr>
+            </w:pPr>
+            <w:r>
+              <w:rPr>
+                <w:lang w:val="tr-TR"/>
+              </w:rPr>
+              <w:t>Standart tepkime entalpisini hesaplama</w:t>
+            </w:r>
+          </w:p>
+        </w:tc>
+        <w:tc>
+          <w:tcPr>
+            <w:tcW w:w="1717" w:type="dxa"/>
+          </w:tcPr>
+          <w:p>
+            <w:pPr>
+              <w:rPr>
+                <w:lang w:val="tr-TR"/>
+              </w:rPr>
+            </w:pPr>
+            <w:r>
+              <w:rPr>
+                <w:lang w:val="tr-TR"/>
+              </w:rPr>
+              <w:t>Tüm hesaplamalar doğru, işlem basamakları açık ve düzenlidir.</w:t>
+            </w:r>
+          </w:p>
+        </w:tc>
+        <w:tc>
+          <w:tcPr>
+            <w:tcW w:w="1794" w:type="dxa"/>
+          </w:tcPr>
+          <w:p>
+            <w:pPr>
+              <w:rPr>
+                <w:lang w:val="tr-TR"/>
+              </w:rPr>
+            </w:pPr>
+            <w:r>
+              <w:rPr>
+                <w:lang w:val="tr-TR"/>
+              </w:rPr>
+              <w:t>Hesaplamalar büyük ölçüde doğrudur ancak küçük işlem hataları vardır.</w:t>
+            </w:r>
+          </w:p>
+        </w:tc>
+        <w:tc>
+          <w:tcPr>
+            <w:tcW w:w="1754" w:type="dxa"/>
+          </w:tcPr>
+          <w:p>
+            <w:pPr>
+              <w:rPr>
+                <w:lang w:val="tr-TR"/>
+              </w:rPr>
+            </w:pPr>
+            <w:r>
+              <w:rPr>
+                <w:lang w:val="tr-TR"/>
+              </w:rPr>
+              <w:t>Hesaplamalar kısmen doğrudur, önemli işlem hataları bulunmaktadır.</w:t>
+            </w:r>
+          </w:p>
+        </w:tc>
+        <w:tc>
+          <w:tcPr>
+            <w:tcW w:w="1803" w:type="dxa"/>
+          </w:tcPr>
+          <w:p>
+            <w:pPr>
+              <w:rPr>
+                <w:lang w:val="tr-TR"/>
+              </w:rPr>
+            </w:pPr>
+            <w:r>
+              <w:rPr>
+                <w:lang w:val="tr-TR"/>
+              </w:rPr>
+              <w:t>Hesaplama yapılmamış veya tamamen yanlıştır.</w:t>
+            </w:r>
+          </w:p>
+        </w:tc>
+        <w:tc>
+          <w:tcPr>
+            <w:tcW w:w="750" w:type="dxa"/>
+          </w:tcPr>
+          <w:p>
+            <w:pPr>
+              <w:rPr>
+                <w:lang w:val="tr-TR"/>
+              </w:rPr>
+            </w:pPr>
+          </w:p>
+        </w:tc>
+      </w:tr>
+      <w:tr>
+        <w:tc>
+          <w:tcPr>
+            <w:tcW w:w="1532" w:type="dxa"/>
+          </w:tcPr>
+          <w:p>
+            <w:pPr>
+              <w:rPr>
+                <w:lang w:val="tr-TR"/>
+              </w:rPr>
+            </w:pPr>
+            <w:r>
+              <w:rPr>
+                <w:lang w:val="tr-TR"/>
+              </w:rPr>
+              <w:t>Veriye dayalı ve sezgisel önermeleri karşılaştırma</w:t>
+            </w:r>
+          </w:p>
+        </w:tc>
+        <w:tc>
+          <w:tcPr>
+            <w:tcW w:w="1717" w:type="dxa"/>
+          </w:tcPr>
+          <w:p>
+            <w:pPr>
+              <w:rPr>
+                <w:lang w:val="tr-TR"/>
+              </w:rPr>
+            </w:pPr>
+            <w:r>
+              <w:rPr>
+                <w:lang w:val="tr-TR"/>
+              </w:rPr>
+              <w:t>Veriye dayalı ve ön bilgiye dayalı önermeler doğru, açık ve gerekçeli şekilde karşılaştırılmıştır.</w:t>
+            </w:r>
+          </w:p>
+        </w:tc>
+        <w:tc>
+          <w:tcPr>
+            <w:tcW w:w="1794" w:type="dxa"/>
+          </w:tcPr>
+          <w:p>
+            <w:pPr>
+              <w:rPr>
+                <w:lang w:val="tr-TR"/>
+              </w:rPr>
+            </w:pPr>
+            <w:r>
+              <w:rPr>
+                <w:lang w:val="tr-TR"/>
+              </w:rPr>
+              <w:t xml:space="preserve">Karşılaştırma yapılmıştır ancak açıklamalar kısmen eksiktir.    </w:t>
+            </w:r>
+          </w:p>
+        </w:tc>
+        <w:tc>
+          <w:tcPr>
+            <w:tcW w:w="1754" w:type="dxa"/>
+          </w:tcPr>
+          <w:p>
+            <w:pPr>
+              <w:rPr>
+                <w:lang w:val="tr-TR"/>
+              </w:rPr>
+            </w:pPr>
+            <w:r>
+              <w:rPr>
+                <w:lang w:val="tr-TR"/>
+              </w:rPr>
+              <w:t xml:space="preserve">Karşılaştırma yüzeysel yapılmıştır, gerekçeler zayıftır.  </w:t>
+            </w:r>
+          </w:p>
+        </w:tc>
+        <w:tc>
+          <w:tcPr>
+            <w:tcW w:w="1803" w:type="dxa"/>
+          </w:tcPr>
+          <w:p>
+            <w:pPr>
+              <w:rPr>
+                <w:lang w:val="tr-TR"/>
+              </w:rPr>
+            </w:pPr>
+            <w:r>
+              <w:rPr>
+                <w:lang w:val="tr-TR"/>
+              </w:rPr>
+              <w:t>Karşılaştırma yapılmamıştır veya yanlış yapılmıştır.</w:t>
+            </w:r>
+          </w:p>
+        </w:tc>
+        <w:tc>
+          <w:tcPr>
+            <w:tcW w:w="750" w:type="dxa"/>
+          </w:tcPr>
+          <w:p>
+            <w:pPr>
+              <w:rPr>
+                <w:lang w:val="tr-TR"/>
+              </w:rPr>
+            </w:pPr>
+          </w:p>
+        </w:tc>
+      </w:tr>
+      <w:tr>
+        <w:tc>
+          <w:tcPr>
+            <w:tcW w:w="1532" w:type="dxa"/>
+          </w:tcPr>
+          <w:p>
+            <w:pPr>
+              <w:rPr>
+                <w:lang w:val="tr-TR"/>
+              </w:rPr>
+            </w:pPr>
+            <w:r>
+              <w:rPr>
+                <w:lang w:val="tr-TR"/>
+              </w:rPr>
+              <w:t>Bilimsel yorumlama ve sonuç çıkarma</w:t>
+            </w:r>
+          </w:p>
+        </w:tc>
+        <w:tc>
+          <w:tcPr>
+            <w:tcW w:w="1717" w:type="dxa"/>
+          </w:tcPr>
+          <w:p>
+            <w:pPr>
+              <w:rPr>
+                <w:lang w:val="tr-TR"/>
+              </w:rPr>
+            </w:pPr>
+            <w:r>
+              <w:rPr>
+                <w:lang w:val="tr-TR"/>
+              </w:rPr>
+              <w:t>Sonuçlar bilimsel olarak doğru yorumlanmış ve enerji değişimi ile ilişkilendirilmiştir.</w:t>
+            </w:r>
+          </w:p>
+        </w:tc>
+        <w:tc>
+          <w:tcPr>
+            <w:tcW w:w="1794" w:type="dxa"/>
+          </w:tcPr>
+          <w:p>
+            <w:pPr>
+              <w:rPr>
+                <w:lang w:val="tr-TR"/>
+              </w:rPr>
+            </w:pPr>
+            <w:r>
+              <w:rPr>
+                <w:lang w:val="tr-TR"/>
+              </w:rPr>
+              <w:t>Yorumlar genel olarak doğru ancak sınırlı açıklamalar içerir.</w:t>
+            </w:r>
+          </w:p>
+        </w:tc>
+        <w:tc>
+          <w:tcPr>
+            <w:tcW w:w="1754" w:type="dxa"/>
+          </w:tcPr>
+          <w:p>
+            <w:pPr>
+              <w:rPr>
+                <w:lang w:val="tr-TR"/>
+              </w:rPr>
+            </w:pPr>
+            <w:r>
+              <w:rPr>
+                <w:lang w:val="tr-TR"/>
+              </w:rPr>
+              <w:t>Yorumlar yüzeysel veya kısmen hatalıdır.</w:t>
+            </w:r>
+          </w:p>
+        </w:tc>
+        <w:tc>
+          <w:tcPr>
+            <w:tcW w:w="1803" w:type="dxa"/>
+          </w:tcPr>
+          <w:p>
+            <w:pPr>
+              <w:rPr>
+                <w:lang w:val="tr-TR"/>
+              </w:rPr>
+            </w:pPr>
+            <w:r>
+              <w:rPr>
+                <w:lang w:val="tr-TR"/>
+              </w:rPr>
+              <w:t>Yorum yapılmamış veya bilimsel olarak yanlıştır.</w:t>
+            </w:r>
+          </w:p>
+        </w:tc>
+        <w:tc>
+          <w:tcPr>
+            <w:tcW w:w="750" w:type="dxa"/>
+          </w:tcPr>
+          <w:p>
+            <w:pPr>
+              <w:rPr>
+                <w:lang w:val="tr-TR"/>
+              </w:rPr>
+            </w:pPr>
+          </w:p>
+        </w:tc>
+      </w:tr>
+    </w:tbl>
+    <w:p>
+      <w:pPr>
+        <w:rPr>
+          <w:b/>
+          <w:bCs/>
+          <w:lang w:val="tr-TR"/>
+        </w:rPr>
+      </w:pPr>
+    </w:p>
+    <w:p>
+      <w:pPr>
+        <w:rPr>
+          <w:b/>
+          <w:bCs/>
+          <w:lang w:val="tr-TR"/>
+        </w:rPr>
+      </w:pPr>
+      <w:r>
+        <w:rPr>
+          <w:b/>
+          <w:bCs/>
+          <w:lang w:val="tr-TR"/>
+        </w:rPr>
+        <w:t xml:space="preserve">Toplam Puan: 20 üzerinden değerlendirilir.  </w:t>
+      </w:r>
+    </w:p>
+    <w:p>
+      <w:pPr>
+        <w:rPr>
+          <w:lang w:val="tr-TR"/>
+        </w:rPr>
+      </w:pPr>
+      <w:r>
+        <w:rPr>
+          <w:lang w:val="tr-TR"/>
+        </w:rPr>
+        <w:t xml:space="preserve">- 16-20: Çok iyi  </w:t>
+      </w:r>
+    </w:p>
+    <w:p>
+      <w:pPr>
+        <w:rPr>
+          <w:lang w:val="tr-TR"/>
+        </w:rPr>
+      </w:pPr>
+      <w:r>
+        <w:rPr>
+          <w:lang w:val="tr-TR"/>
+        </w:rPr>
+        <w:t xml:space="preserve">- 11-15: İyi  </w:t>
+      </w:r>
+    </w:p>
+    <w:p>
+      <w:pPr>
+        <w:rPr>
+          <w:lang w:val="tr-TR"/>
+        </w:rPr>
+      </w:pPr>
+      <w:r>
+        <w:rPr>
+          <w:lang w:val="tr-TR"/>
+        </w:rPr>
+        <w:t xml:space="preserve">- 6-10: Geliştirilmeli  </w:t>
+      </w:r>
+    </w:p>
+    <w:p>
+      <w:pPr>
+        <w:rPr>
+          <w:lang w:val="tr-TR"/>
+        </w:rPr>
+      </w:pPr>
+      <w:r>
+        <w:rPr>
+          <w:lang w:val="tr-TR"/>
+        </w:rPr>
+        <w:t xml:space="preserve">- 5 ve daha düşük: Yetersiz  </w:t>
+      </w:r>
+    </w:p>
+    <w:p>
+      <w:pPr>
+        <w:rPr>
+          <w:lang w:val="tr-TR"/>
+        </w:rPr>
+      </w:pPr>
     </w:p>
     <w:p>
       <w:pPr>

--- a/Formlar/TEMA-1-olcme-degerlendirme-Formlari.docx
+++ b/Formlar/TEMA-1-olcme-degerlendirme-Formlari.docx
@@ -8,13 +8,15 @@
         <w:rPr>
           <w:b/>
           <w:bCs/>
-          <w:lang w:val="tr-TR"/>
-        </w:rPr>
-      </w:pPr>
-      <w:r>
-        <w:rPr>
-          <w:b/>
-          <w:bCs/>
+          <w:color w:val="000000" w:themeColor="text1"/>
+          <w:lang w:val="tr-TR"/>
+        </w:rPr>
+      </w:pPr>
+      <w:r>
+        <w:rPr>
+          <w:b/>
+          <w:bCs/>
+          <w:color w:val="000000" w:themeColor="text1"/>
           <w:shd w:val="clear" w:color="auto" w:fill="FFC000"/>
           <w:lang w:val="tr-TR"/>
         </w:rPr>
@@ -22,6 +24,7 @@
       </w:r>
       <w:r>
         <w:rPr>
+          <w:color w:val="000000" w:themeColor="text1"/>
           <w:lang w:val="tr-TR"/>
         </w:rPr>
         <w:t xml:space="preserve"> </w:t>
@@ -30,6 +33,7 @@
         <w:rPr>
           <w:b/>
           <w:bCs/>
+          <w:color w:val="000000" w:themeColor="text1"/>
           <w:shd w:val="clear" w:color="auto" w:fill="FFC000"/>
           <w:lang w:val="tr-TR"/>
         </w:rPr>
@@ -39,26 +43,30 @@
     <w:p>
       <w:pPr>
         <w:rPr>
-          <w:lang w:val="tr-TR"/>
-        </w:rPr>
-      </w:pPr>
-    </w:p>
-    <w:p>
-      <w:pPr>
-        <w:rPr>
-          <w:lang w:val="tr-TR"/>
-        </w:rPr>
-      </w:pPr>
-      <w:r>
-        <w:rPr>
-          <w:b/>
-          <w:bCs/>
+          <w:color w:val="000000" w:themeColor="text1"/>
+          <w:lang w:val="tr-TR"/>
+        </w:rPr>
+      </w:pPr>
+    </w:p>
+    <w:p>
+      <w:pPr>
+        <w:rPr>
+          <w:color w:val="000000" w:themeColor="text1"/>
+          <w:lang w:val="tr-TR"/>
+        </w:rPr>
+      </w:pPr>
+      <w:r>
+        <w:rPr>
+          <w:b/>
+          <w:bCs/>
+          <w:color w:val="000000" w:themeColor="text1"/>
           <w:lang w:val="tr-TR"/>
         </w:rPr>
         <w:t>Adınız Soyadınız:</w:t>
       </w:r>
       <w:r>
         <w:rPr>
+          <w:color w:val="000000" w:themeColor="text1"/>
           <w:lang w:val="tr-TR"/>
         </w:rPr>
         <w:t xml:space="preserve"> ………………………………………………………………………</w:t>
@@ -66,6 +74,7 @@
       <w:proofErr w:type="gramStart"/>
       <w:r>
         <w:rPr>
+          <w:color w:val="000000" w:themeColor="text1"/>
           <w:lang w:val="tr-TR"/>
         </w:rPr>
         <w:t>…….</w:t>
@@ -73,6 +82,7 @@
       <w:proofErr w:type="gramEnd"/>
       <w:r>
         <w:rPr>
+          <w:color w:val="000000" w:themeColor="text1"/>
           <w:lang w:val="tr-TR"/>
         </w:rPr>
         <w:t xml:space="preserve">.  </w:t>
@@ -81,19 +91,22 @@
     <w:p>
       <w:pPr>
         <w:rPr>
-          <w:lang w:val="tr-TR"/>
-        </w:rPr>
-      </w:pPr>
-      <w:r>
-        <w:rPr>
-          <w:b/>
-          <w:bCs/>
+          <w:color w:val="000000" w:themeColor="text1"/>
+          <w:lang w:val="tr-TR"/>
+        </w:rPr>
+      </w:pPr>
+      <w:r>
+        <w:rPr>
+          <w:b/>
+          <w:bCs/>
+          <w:color w:val="000000" w:themeColor="text1"/>
           <w:lang w:val="tr-TR"/>
         </w:rPr>
         <w:t>Değerlendirdiğiniz Grup Arkadaşınızın Adı Soyadı:</w:t>
       </w:r>
       <w:r>
         <w:rPr>
+          <w:color w:val="000000" w:themeColor="text1"/>
           <w:lang w:val="tr-TR"/>
         </w:rPr>
         <w:t xml:space="preserve"> ……………………………………….</w:t>
@@ -102,11 +115,13 @@
     <w:p>
       <w:pPr>
         <w:rPr>
-          <w:lang w:val="tr-TR"/>
-        </w:rPr>
-      </w:pPr>
-      <w:r>
-        <w:rPr>
+          <w:color w:val="000000" w:themeColor="text1"/>
+          <w:lang w:val="tr-TR"/>
+        </w:rPr>
+      </w:pPr>
+      <w:r>
+        <w:rPr>
+          <w:color w:val="000000" w:themeColor="text1"/>
           <w:lang w:val="tr-TR"/>
         </w:rPr>
         <w:t>Aşağıdaki ölçütleri dikkatlice okuyunuz ve arkadaşınızın grup çalışmasındaki katkılarını değerlendiriniz. Uygun gördüğünüz kutucuğu işaretleyiniz.</w:t>
@@ -115,13 +130,15 @@
     <w:p>
       <w:pPr>
         <w:rPr>
-          <w:lang w:val="tr-TR"/>
-        </w:rPr>
-      </w:pPr>
-    </w:p>
-    <w:p>
-      <w:pPr>
-        <w:rPr>
+          <w:color w:val="000000" w:themeColor="text1"/>
+          <w:lang w:val="tr-TR"/>
+        </w:rPr>
+      </w:pPr>
+    </w:p>
+    <w:p>
+      <w:pPr>
+        <w:rPr>
+          <w:color w:val="000000" w:themeColor="text1"/>
           <w:lang w:val="tr-TR"/>
         </w:rPr>
       </w:pPr>
@@ -134,13 +151,15 @@
         <w:rPr>
           <w:b/>
           <w:bCs/>
-          <w:lang w:val="tr-TR"/>
-        </w:rPr>
-      </w:pPr>
-      <w:r>
-        <w:rPr>
-          <w:b/>
-          <w:bCs/>
+          <w:color w:val="000000" w:themeColor="text1"/>
+          <w:lang w:val="tr-TR"/>
+        </w:rPr>
+      </w:pPr>
+      <w:r>
+        <w:rPr>
+          <w:b/>
+          <w:bCs/>
+          <w:color w:val="000000" w:themeColor="text1"/>
           <w:lang w:val="tr-TR"/>
         </w:rPr>
         <w:t xml:space="preserve">Değerlendirme Ölçütü                                              Her zaman   </w:t>
@@ -150,6 +169,7 @@
         <w:rPr>
           <w:b/>
           <w:bCs/>
+          <w:color w:val="000000" w:themeColor="text1"/>
           <w:lang w:val="tr-TR"/>
         </w:rPr>
         <w:t>Genellikle  Nadiren</w:t>
@@ -159,6 +179,7 @@
         <w:rPr>
           <w:b/>
           <w:bCs/>
+          <w:color w:val="000000" w:themeColor="text1"/>
           <w:lang w:val="tr-TR"/>
         </w:rPr>
         <w:t xml:space="preserve">  </w:t>
@@ -167,18 +188,21 @@
     <w:p>
       <w:pPr>
         <w:rPr>
-          <w:lang w:val="tr-TR"/>
-        </w:rPr>
-      </w:pPr>
-    </w:p>
-    <w:p>
-      <w:pPr>
-        <w:rPr>
-          <w:lang w:val="tr-TR"/>
-        </w:rPr>
-      </w:pPr>
-      <w:r>
-        <w:rPr>
+          <w:color w:val="000000" w:themeColor="text1"/>
+          <w:lang w:val="tr-TR"/>
+        </w:rPr>
+      </w:pPr>
+    </w:p>
+    <w:p>
+      <w:pPr>
+        <w:rPr>
+          <w:color w:val="000000" w:themeColor="text1"/>
+          <w:lang w:val="tr-TR"/>
+        </w:rPr>
+      </w:pPr>
+      <w:r>
+        <w:rPr>
+          <w:color w:val="000000" w:themeColor="text1"/>
           <w:lang w:val="tr-TR"/>
         </w:rPr>
         <w:t xml:space="preserve">Grup çalışmalarına zamanında ve istekli olarak katıldı.             </w:t>
@@ -186,12 +210,14 @@
       <w:r>
         <w:rPr>
           <w:rFonts w:ascii="Segoe UI Symbol" w:hAnsi="Segoe UI Symbol" w:cs="Segoe UI Symbol"/>
+          <w:color w:val="000000" w:themeColor="text1"/>
           <w:lang w:val="tr-TR"/>
         </w:rPr>
         <w:t>☐</w:t>
       </w:r>
       <w:r>
         <w:rPr>
+          <w:color w:val="000000" w:themeColor="text1"/>
           <w:lang w:val="tr-TR"/>
         </w:rPr>
         <w:t xml:space="preserve">              </w:t>
@@ -199,12 +225,14 @@
       <w:r>
         <w:rPr>
           <w:rFonts w:ascii="Segoe UI Symbol" w:hAnsi="Segoe UI Symbol" w:cs="Segoe UI Symbol"/>
+          <w:color w:val="000000" w:themeColor="text1"/>
           <w:lang w:val="tr-TR"/>
         </w:rPr>
         <w:t>☐</w:t>
       </w:r>
       <w:r>
         <w:rPr>
+          <w:color w:val="000000" w:themeColor="text1"/>
           <w:lang w:val="tr-TR"/>
         </w:rPr>
         <w:t xml:space="preserve">               </w:t>
@@ -212,12 +240,14 @@
       <w:r>
         <w:rPr>
           <w:rFonts w:ascii="Segoe UI Symbol" w:hAnsi="Segoe UI Symbol" w:cs="Segoe UI Symbol"/>
+          <w:color w:val="000000" w:themeColor="text1"/>
           <w:lang w:val="tr-TR"/>
         </w:rPr>
         <w:t>☐</w:t>
       </w:r>
       <w:r>
         <w:rPr>
+          <w:color w:val="000000" w:themeColor="text1"/>
           <w:lang w:val="tr-TR"/>
         </w:rPr>
         <w:t xml:space="preserve">           </w:t>
@@ -226,11 +256,13 @@
     <w:p>
       <w:pPr>
         <w:rPr>
-          <w:lang w:val="tr-TR"/>
-        </w:rPr>
-      </w:pPr>
-      <w:r>
-        <w:rPr>
+          <w:color w:val="000000" w:themeColor="text1"/>
+          <w:lang w:val="tr-TR"/>
+        </w:rPr>
+      </w:pPr>
+      <w:r>
+        <w:rPr>
+          <w:color w:val="000000" w:themeColor="text1"/>
           <w:lang w:val="tr-TR"/>
         </w:rPr>
         <w:t xml:space="preserve">Grup içinde fikirlerini açıkça ve saygılı biçimde paylaştı.         </w:t>
@@ -238,12 +270,14 @@
       <w:r>
         <w:rPr>
           <w:rFonts w:ascii="Segoe UI Symbol" w:hAnsi="Segoe UI Symbol" w:cs="Segoe UI Symbol"/>
+          <w:color w:val="000000" w:themeColor="text1"/>
           <w:lang w:val="tr-TR"/>
         </w:rPr>
         <w:t>☐</w:t>
       </w:r>
       <w:r>
         <w:rPr>
+          <w:color w:val="000000" w:themeColor="text1"/>
           <w:lang w:val="tr-TR"/>
         </w:rPr>
         <w:t xml:space="preserve">              </w:t>
@@ -251,12 +285,14 @@
       <w:r>
         <w:rPr>
           <w:rFonts w:ascii="Segoe UI Symbol" w:hAnsi="Segoe UI Symbol" w:cs="Segoe UI Symbol"/>
+          <w:color w:val="000000" w:themeColor="text1"/>
           <w:lang w:val="tr-TR"/>
         </w:rPr>
         <w:t>☐</w:t>
       </w:r>
       <w:r>
         <w:rPr>
+          <w:color w:val="000000" w:themeColor="text1"/>
           <w:lang w:val="tr-TR"/>
         </w:rPr>
         <w:t xml:space="preserve">               </w:t>
@@ -264,12 +300,14 @@
       <w:r>
         <w:rPr>
           <w:rFonts w:ascii="Segoe UI Symbol" w:hAnsi="Segoe UI Symbol" w:cs="Segoe UI Symbol"/>
+          <w:color w:val="000000" w:themeColor="text1"/>
           <w:lang w:val="tr-TR"/>
         </w:rPr>
         <w:t>☐</w:t>
       </w:r>
       <w:r>
         <w:rPr>
+          <w:color w:val="000000" w:themeColor="text1"/>
           <w:lang w:val="tr-TR"/>
         </w:rPr>
         <w:t xml:space="preserve">           </w:t>
@@ -278,11 +316,13 @@
     <w:p>
       <w:pPr>
         <w:rPr>
-          <w:lang w:val="tr-TR"/>
-        </w:rPr>
-      </w:pPr>
-      <w:r>
-        <w:rPr>
+          <w:color w:val="000000" w:themeColor="text1"/>
+          <w:lang w:val="tr-TR"/>
+        </w:rPr>
+      </w:pPr>
+      <w:r>
+        <w:rPr>
+          <w:color w:val="000000" w:themeColor="text1"/>
           <w:lang w:val="tr-TR"/>
         </w:rPr>
         <w:t xml:space="preserve">Diğer grup üyelerini dinledi ve katkılarını dikkate aldı.            </w:t>
@@ -290,12 +330,14 @@
       <w:r>
         <w:rPr>
           <w:rFonts w:ascii="Segoe UI Symbol" w:hAnsi="Segoe UI Symbol" w:cs="Segoe UI Symbol"/>
+          <w:color w:val="000000" w:themeColor="text1"/>
           <w:lang w:val="tr-TR"/>
         </w:rPr>
         <w:t>☐</w:t>
       </w:r>
       <w:r>
         <w:rPr>
+          <w:color w:val="000000" w:themeColor="text1"/>
           <w:lang w:val="tr-TR"/>
         </w:rPr>
         <w:t xml:space="preserve">               </w:t>
@@ -303,12 +345,14 @@
       <w:r>
         <w:rPr>
           <w:rFonts w:ascii="Segoe UI Symbol" w:hAnsi="Segoe UI Symbol" w:cs="Segoe UI Symbol"/>
+          <w:color w:val="000000" w:themeColor="text1"/>
           <w:lang w:val="tr-TR"/>
         </w:rPr>
         <w:t>☐</w:t>
       </w:r>
       <w:r>
         <w:rPr>
+          <w:color w:val="000000" w:themeColor="text1"/>
           <w:lang w:val="tr-TR"/>
         </w:rPr>
         <w:t xml:space="preserve">               </w:t>
@@ -316,12 +360,14 @@
       <w:r>
         <w:rPr>
           <w:rFonts w:ascii="Segoe UI Symbol" w:hAnsi="Segoe UI Symbol" w:cs="Segoe UI Symbol"/>
+          <w:color w:val="000000" w:themeColor="text1"/>
           <w:lang w:val="tr-TR"/>
         </w:rPr>
         <w:t>☐</w:t>
       </w:r>
       <w:r>
         <w:rPr>
+          <w:color w:val="000000" w:themeColor="text1"/>
           <w:lang w:val="tr-TR"/>
         </w:rPr>
         <w:t xml:space="preserve">           </w:t>
@@ -330,11 +376,13 @@
     <w:p>
       <w:pPr>
         <w:rPr>
-          <w:lang w:val="tr-TR"/>
-        </w:rPr>
-      </w:pPr>
-      <w:r>
-        <w:rPr>
+          <w:color w:val="000000" w:themeColor="text1"/>
+          <w:lang w:val="tr-TR"/>
+        </w:rPr>
+      </w:pPr>
+      <w:r>
+        <w:rPr>
+          <w:color w:val="000000" w:themeColor="text1"/>
           <w:lang w:val="tr-TR"/>
         </w:rPr>
         <w:t xml:space="preserve">Görev ve sorumluluklarını eksiksiz yerine getirdi.                    </w:t>
@@ -342,12 +390,14 @@
       <w:r>
         <w:rPr>
           <w:rFonts w:ascii="Segoe UI Symbol" w:hAnsi="Segoe UI Symbol" w:cs="Segoe UI Symbol"/>
+          <w:color w:val="000000" w:themeColor="text1"/>
           <w:lang w:val="tr-TR"/>
         </w:rPr>
         <w:t>☐</w:t>
       </w:r>
       <w:r>
         <w:rPr>
+          <w:color w:val="000000" w:themeColor="text1"/>
           <w:lang w:val="tr-TR"/>
         </w:rPr>
         <w:t xml:space="preserve">               </w:t>
@@ -355,12 +405,14 @@
       <w:r>
         <w:rPr>
           <w:rFonts w:ascii="Segoe UI Symbol" w:hAnsi="Segoe UI Symbol" w:cs="Segoe UI Symbol"/>
+          <w:color w:val="000000" w:themeColor="text1"/>
           <w:lang w:val="tr-TR"/>
         </w:rPr>
         <w:t>☐</w:t>
       </w:r>
       <w:r>
         <w:rPr>
+          <w:color w:val="000000" w:themeColor="text1"/>
           <w:lang w:val="tr-TR"/>
         </w:rPr>
         <w:t xml:space="preserve">              </w:t>
@@ -368,12 +420,14 @@
       <w:r>
         <w:rPr>
           <w:rFonts w:ascii="Segoe UI Symbol" w:hAnsi="Segoe UI Symbol" w:cs="Segoe UI Symbol"/>
+          <w:color w:val="000000" w:themeColor="text1"/>
           <w:lang w:val="tr-TR"/>
         </w:rPr>
         <w:t>☐</w:t>
       </w:r>
       <w:r>
         <w:rPr>
+          <w:color w:val="000000" w:themeColor="text1"/>
           <w:lang w:val="tr-TR"/>
         </w:rPr>
         <w:t xml:space="preserve">           </w:t>
@@ -382,11 +436,13 @@
     <w:p>
       <w:pPr>
         <w:rPr>
-          <w:lang w:val="tr-TR"/>
-        </w:rPr>
-      </w:pPr>
-      <w:r>
-        <w:rPr>
+          <w:color w:val="000000" w:themeColor="text1"/>
+          <w:lang w:val="tr-TR"/>
+        </w:rPr>
+      </w:pPr>
+      <w:r>
+        <w:rPr>
+          <w:color w:val="000000" w:themeColor="text1"/>
           <w:lang w:val="tr-TR"/>
         </w:rPr>
         <w:t xml:space="preserve">Problem çözme ve karar alma süreçlerine etkin katılım gösterdi.     </w:t>
@@ -394,12 +450,14 @@
       <w:r>
         <w:rPr>
           <w:rFonts w:ascii="Segoe UI Symbol" w:hAnsi="Segoe UI Symbol" w:cs="Segoe UI Symbol"/>
+          <w:color w:val="000000" w:themeColor="text1"/>
           <w:lang w:val="tr-TR"/>
         </w:rPr>
         <w:t>☐</w:t>
       </w:r>
       <w:r>
         <w:rPr>
+          <w:color w:val="000000" w:themeColor="text1"/>
           <w:lang w:val="tr-TR"/>
         </w:rPr>
         <w:t xml:space="preserve">             </w:t>
@@ -407,12 +465,14 @@
       <w:r>
         <w:rPr>
           <w:rFonts w:ascii="Segoe UI Symbol" w:hAnsi="Segoe UI Symbol" w:cs="Segoe UI Symbol"/>
+          <w:color w:val="000000" w:themeColor="text1"/>
           <w:lang w:val="tr-TR"/>
         </w:rPr>
         <w:t>☐</w:t>
       </w:r>
       <w:r>
         <w:rPr>
+          <w:color w:val="000000" w:themeColor="text1"/>
           <w:lang w:val="tr-TR"/>
         </w:rPr>
         <w:t xml:space="preserve">              </w:t>
@@ -420,12 +480,14 @@
       <w:r>
         <w:rPr>
           <w:rFonts w:ascii="Segoe UI Symbol" w:hAnsi="Segoe UI Symbol" w:cs="Segoe UI Symbol"/>
+          <w:color w:val="000000" w:themeColor="text1"/>
           <w:lang w:val="tr-TR"/>
         </w:rPr>
         <w:t>☐</w:t>
       </w:r>
       <w:r>
         <w:rPr>
+          <w:color w:val="000000" w:themeColor="text1"/>
           <w:lang w:val="tr-TR"/>
         </w:rPr>
         <w:t xml:space="preserve">      </w:t>
@@ -434,11 +496,13 @@
     <w:p>
       <w:pPr>
         <w:rPr>
-          <w:lang w:val="tr-TR"/>
-        </w:rPr>
-      </w:pPr>
-      <w:r>
-        <w:rPr>
+          <w:color w:val="000000" w:themeColor="text1"/>
+          <w:lang w:val="tr-TR"/>
+        </w:rPr>
+      </w:pPr>
+      <w:r>
+        <w:rPr>
+          <w:color w:val="000000" w:themeColor="text1"/>
           <w:lang w:val="tr-TR"/>
         </w:rPr>
         <w:t xml:space="preserve">Grupta olumlu bir iletişim ve iş birliği ortamı oluşmasına katkı sağladı.   </w:t>
@@ -446,12 +510,14 @@
       <w:r>
         <w:rPr>
           <w:rFonts w:ascii="Segoe UI Symbol" w:hAnsi="Segoe UI Symbol" w:cs="Segoe UI Symbol"/>
+          <w:color w:val="000000" w:themeColor="text1"/>
           <w:lang w:val="tr-TR"/>
         </w:rPr>
         <w:t>☐</w:t>
       </w:r>
       <w:r>
         <w:rPr>
+          <w:color w:val="000000" w:themeColor="text1"/>
           <w:lang w:val="tr-TR"/>
         </w:rPr>
         <w:t xml:space="preserve">              </w:t>
@@ -459,12 +525,14 @@
       <w:r>
         <w:rPr>
           <w:rFonts w:ascii="Segoe UI Symbol" w:hAnsi="Segoe UI Symbol" w:cs="Segoe UI Symbol"/>
+          <w:color w:val="000000" w:themeColor="text1"/>
           <w:lang w:val="tr-TR"/>
         </w:rPr>
         <w:t>☐</w:t>
       </w:r>
       <w:r>
         <w:rPr>
+          <w:color w:val="000000" w:themeColor="text1"/>
           <w:lang w:val="tr-TR"/>
         </w:rPr>
         <w:t xml:space="preserve">             </w:t>
@@ -472,12 +540,14 @@
       <w:r>
         <w:rPr>
           <w:rFonts w:ascii="Segoe UI Symbol" w:hAnsi="Segoe UI Symbol" w:cs="Segoe UI Symbol"/>
+          <w:color w:val="000000" w:themeColor="text1"/>
           <w:lang w:val="tr-TR"/>
         </w:rPr>
         <w:t>☐</w:t>
       </w:r>
       <w:r>
         <w:rPr>
+          <w:color w:val="000000" w:themeColor="text1"/>
           <w:lang w:val="tr-TR"/>
         </w:rPr>
         <w:t xml:space="preserve">     </w:t>
@@ -486,6 +556,7 @@
     <w:p>
       <w:pPr>
         <w:rPr>
+          <w:color w:val="000000" w:themeColor="text1"/>
           <w:lang w:val="tr-TR"/>
         </w:rPr>
       </w:pPr>
@@ -499,12 +570,14 @@
         </w:numPr>
         <w:rPr>
           <w:rFonts w:ascii="Times New Roman" w:hAnsi="Times New Roman" w:cs="Times New Roman"/>
+          <w:color w:val="000000" w:themeColor="text1"/>
           <w:lang w:val="tr-TR"/>
         </w:rPr>
       </w:pPr>
       <w:r>
         <w:rPr>
           <w:rFonts w:ascii="Times New Roman" w:hAnsi="Times New Roman" w:cs="Times New Roman"/>
+          <w:color w:val="000000" w:themeColor="text1"/>
           <w:lang w:val="tr-TR"/>
         </w:rPr>
         <w:t>Arkadaşınızın grup çalışmasına yaptığı olumlu katkılar veya geliştirebileceği yönler nelerdir?</w:t>
@@ -516,12 +589,14 @@
         <w:jc w:val="both"/>
         <w:rPr>
           <w:rFonts w:ascii="Times New Roman" w:hAnsi="Times New Roman" w:cs="Times New Roman"/>
+          <w:color w:val="000000" w:themeColor="text1"/>
           <w:lang w:val="tr-TR"/>
         </w:rPr>
       </w:pPr>
       <w:r>
         <w:rPr>
           <w:rFonts w:ascii="Times New Roman" w:hAnsi="Times New Roman" w:cs="Times New Roman"/>
+          <w:color w:val="000000" w:themeColor="text1"/>
           <w:lang w:val="tr-TR"/>
         </w:rPr>
         <w:t>………………………………………………………………………………………………………………………………………………………………………………………………………………………………………………………………………………………………</w:t>
@@ -530,211 +605,235 @@
     <w:p>
       <w:pPr>
         <w:rPr>
-          <w:lang w:val="tr-TR"/>
-        </w:rPr>
-      </w:pPr>
-    </w:p>
-    <w:p>
-      <w:pPr>
-        <w:rPr>
-          <w:b/>
-          <w:bCs/>
-          <w:lang w:val="tr-TR"/>
-        </w:rPr>
-      </w:pPr>
-    </w:p>
-    <w:p>
-      <w:pPr>
-        <w:rPr>
-          <w:b/>
-          <w:bCs/>
-          <w:lang w:val="tr-TR"/>
-        </w:rPr>
-      </w:pPr>
-    </w:p>
-    <w:p>
-      <w:pPr>
-        <w:rPr>
-          <w:b/>
-          <w:bCs/>
-          <w:lang w:val="tr-TR"/>
-        </w:rPr>
-      </w:pPr>
-    </w:p>
-    <w:p>
-      <w:pPr>
-        <w:rPr>
-          <w:b/>
-          <w:bCs/>
-          <w:lang w:val="tr-TR"/>
-        </w:rPr>
-      </w:pPr>
-    </w:p>
-    <w:p>
-      <w:pPr>
-        <w:rPr>
-          <w:b/>
-          <w:bCs/>
-          <w:lang w:val="tr-TR"/>
-        </w:rPr>
-      </w:pPr>
-    </w:p>
-    <w:p>
-      <w:pPr>
-        <w:rPr>
-          <w:b/>
-          <w:bCs/>
-          <w:lang w:val="tr-TR"/>
-        </w:rPr>
-      </w:pPr>
-    </w:p>
-    <w:p>
-      <w:pPr>
-        <w:rPr>
-          <w:b/>
-          <w:bCs/>
-          <w:lang w:val="tr-TR"/>
-        </w:rPr>
-      </w:pPr>
-    </w:p>
-    <w:p>
-      <w:pPr>
-        <w:rPr>
-          <w:b/>
-          <w:bCs/>
-          <w:lang w:val="tr-TR"/>
-        </w:rPr>
-      </w:pPr>
-    </w:p>
-    <w:p>
-      <w:pPr>
-        <w:rPr>
-          <w:b/>
-          <w:bCs/>
-          <w:lang w:val="tr-TR"/>
-        </w:rPr>
-      </w:pPr>
-    </w:p>
-    <w:p>
-      <w:pPr>
-        <w:rPr>
-          <w:b/>
-          <w:bCs/>
-          <w:lang w:val="tr-TR"/>
-        </w:rPr>
-      </w:pPr>
-    </w:p>
-    <w:p>
-      <w:pPr>
-        <w:rPr>
-          <w:b/>
-          <w:bCs/>
-          <w:lang w:val="tr-TR"/>
-        </w:rPr>
-      </w:pPr>
-    </w:p>
-    <w:p>
-      <w:pPr>
-        <w:rPr>
-          <w:b/>
-          <w:bCs/>
-          <w:lang w:val="tr-TR"/>
-        </w:rPr>
-      </w:pPr>
-    </w:p>
-    <w:p>
-      <w:pPr>
-        <w:rPr>
-          <w:b/>
-          <w:bCs/>
-          <w:lang w:val="tr-TR"/>
-        </w:rPr>
-      </w:pPr>
-    </w:p>
-    <w:p>
-      <w:pPr>
-        <w:rPr>
-          <w:b/>
-          <w:bCs/>
-          <w:lang w:val="tr-TR"/>
-        </w:rPr>
-      </w:pPr>
-    </w:p>
-    <w:p>
-      <w:pPr>
-        <w:rPr>
-          <w:b/>
-          <w:bCs/>
-          <w:lang w:val="tr-TR"/>
-        </w:rPr>
-      </w:pPr>
-    </w:p>
-    <w:p>
-      <w:pPr>
-        <w:rPr>
-          <w:b/>
-          <w:bCs/>
-          <w:lang w:val="tr-TR"/>
-        </w:rPr>
-      </w:pPr>
-    </w:p>
-    <w:p>
-      <w:pPr>
-        <w:rPr>
-          <w:b/>
-          <w:bCs/>
-          <w:lang w:val="tr-TR"/>
-        </w:rPr>
-      </w:pPr>
-    </w:p>
-    <w:p>
-      <w:pPr>
-        <w:rPr>
-          <w:b/>
-          <w:bCs/>
-          <w:lang w:val="tr-TR"/>
-        </w:rPr>
-      </w:pPr>
-    </w:p>
-    <w:p>
-      <w:pPr>
-        <w:rPr>
-          <w:b/>
-          <w:bCs/>
-          <w:lang w:val="tr-TR"/>
-        </w:rPr>
-      </w:pPr>
-    </w:p>
-    <w:p>
-      <w:pPr>
-        <w:rPr>
-          <w:b/>
-          <w:bCs/>
-          <w:lang w:val="tr-TR"/>
-        </w:rPr>
-      </w:pPr>
-    </w:p>
-    <w:p>
-      <w:pPr>
-        <w:rPr>
-          <w:b/>
-          <w:bCs/>
-          <w:lang w:val="tr-TR"/>
-        </w:rPr>
-      </w:pPr>
-    </w:p>
-    <w:p>
-      <w:pPr>
-        <w:rPr>
-          <w:b/>
-          <w:bCs/>
-          <w:lang w:val="tr-TR"/>
-        </w:rPr>
-      </w:pPr>
-      <w:r>
-        <w:rPr>
-          <w:b/>
-          <w:bCs/>
+          <w:color w:val="000000" w:themeColor="text1"/>
+          <w:lang w:val="tr-TR"/>
+        </w:rPr>
+      </w:pPr>
+    </w:p>
+    <w:p>
+      <w:pPr>
+        <w:rPr>
+          <w:b/>
+          <w:bCs/>
+          <w:color w:val="000000" w:themeColor="text1"/>
+          <w:lang w:val="tr-TR"/>
+        </w:rPr>
+      </w:pPr>
+    </w:p>
+    <w:p>
+      <w:pPr>
+        <w:rPr>
+          <w:b/>
+          <w:bCs/>
+          <w:color w:val="000000" w:themeColor="text1"/>
+          <w:lang w:val="tr-TR"/>
+        </w:rPr>
+      </w:pPr>
+    </w:p>
+    <w:p>
+      <w:pPr>
+        <w:rPr>
+          <w:b/>
+          <w:bCs/>
+          <w:color w:val="000000" w:themeColor="text1"/>
+          <w:lang w:val="tr-TR"/>
+        </w:rPr>
+      </w:pPr>
+    </w:p>
+    <w:p>
+      <w:pPr>
+        <w:rPr>
+          <w:b/>
+          <w:bCs/>
+          <w:color w:val="000000" w:themeColor="text1"/>
+          <w:lang w:val="tr-TR"/>
+        </w:rPr>
+      </w:pPr>
+    </w:p>
+    <w:p>
+      <w:pPr>
+        <w:rPr>
+          <w:b/>
+          <w:bCs/>
+          <w:color w:val="000000" w:themeColor="text1"/>
+          <w:lang w:val="tr-TR"/>
+        </w:rPr>
+      </w:pPr>
+    </w:p>
+    <w:p>
+      <w:pPr>
+        <w:rPr>
+          <w:b/>
+          <w:bCs/>
+          <w:color w:val="000000" w:themeColor="text1"/>
+          <w:lang w:val="tr-TR"/>
+        </w:rPr>
+      </w:pPr>
+    </w:p>
+    <w:p>
+      <w:pPr>
+        <w:rPr>
+          <w:b/>
+          <w:bCs/>
+          <w:color w:val="000000" w:themeColor="text1"/>
+          <w:lang w:val="tr-TR"/>
+        </w:rPr>
+      </w:pPr>
+    </w:p>
+    <w:p>
+      <w:pPr>
+        <w:rPr>
+          <w:b/>
+          <w:bCs/>
+          <w:color w:val="000000" w:themeColor="text1"/>
+          <w:lang w:val="tr-TR"/>
+        </w:rPr>
+      </w:pPr>
+    </w:p>
+    <w:p>
+      <w:pPr>
+        <w:rPr>
+          <w:b/>
+          <w:bCs/>
+          <w:color w:val="000000" w:themeColor="text1"/>
+          <w:lang w:val="tr-TR"/>
+        </w:rPr>
+      </w:pPr>
+    </w:p>
+    <w:p>
+      <w:pPr>
+        <w:rPr>
+          <w:b/>
+          <w:bCs/>
+          <w:color w:val="000000" w:themeColor="text1"/>
+          <w:lang w:val="tr-TR"/>
+        </w:rPr>
+      </w:pPr>
+    </w:p>
+    <w:p>
+      <w:pPr>
+        <w:rPr>
+          <w:b/>
+          <w:bCs/>
+          <w:color w:val="000000" w:themeColor="text1"/>
+          <w:lang w:val="tr-TR"/>
+        </w:rPr>
+      </w:pPr>
+    </w:p>
+    <w:p>
+      <w:pPr>
+        <w:rPr>
+          <w:b/>
+          <w:bCs/>
+          <w:color w:val="000000" w:themeColor="text1"/>
+          <w:lang w:val="tr-TR"/>
+        </w:rPr>
+      </w:pPr>
+    </w:p>
+    <w:p>
+      <w:pPr>
+        <w:rPr>
+          <w:b/>
+          <w:bCs/>
+          <w:color w:val="000000" w:themeColor="text1"/>
+          <w:lang w:val="tr-TR"/>
+        </w:rPr>
+      </w:pPr>
+    </w:p>
+    <w:p>
+      <w:pPr>
+        <w:rPr>
+          <w:b/>
+          <w:bCs/>
+          <w:color w:val="000000" w:themeColor="text1"/>
+          <w:lang w:val="tr-TR"/>
+        </w:rPr>
+      </w:pPr>
+    </w:p>
+    <w:p>
+      <w:pPr>
+        <w:rPr>
+          <w:b/>
+          <w:bCs/>
+          <w:color w:val="000000" w:themeColor="text1"/>
+          <w:lang w:val="tr-TR"/>
+        </w:rPr>
+      </w:pPr>
+    </w:p>
+    <w:p>
+      <w:pPr>
+        <w:rPr>
+          <w:b/>
+          <w:bCs/>
+          <w:color w:val="000000" w:themeColor="text1"/>
+          <w:lang w:val="tr-TR"/>
+        </w:rPr>
+      </w:pPr>
+    </w:p>
+    <w:p>
+      <w:pPr>
+        <w:rPr>
+          <w:b/>
+          <w:bCs/>
+          <w:color w:val="000000" w:themeColor="text1"/>
+          <w:lang w:val="tr-TR"/>
+        </w:rPr>
+      </w:pPr>
+    </w:p>
+    <w:p>
+      <w:pPr>
+        <w:rPr>
+          <w:b/>
+          <w:bCs/>
+          <w:color w:val="000000" w:themeColor="text1"/>
+          <w:lang w:val="tr-TR"/>
+        </w:rPr>
+      </w:pPr>
+    </w:p>
+    <w:p>
+      <w:pPr>
+        <w:rPr>
+          <w:b/>
+          <w:bCs/>
+          <w:color w:val="000000" w:themeColor="text1"/>
+          <w:lang w:val="tr-TR"/>
+        </w:rPr>
+      </w:pPr>
+    </w:p>
+    <w:p>
+      <w:pPr>
+        <w:rPr>
+          <w:b/>
+          <w:bCs/>
+          <w:color w:val="000000" w:themeColor="text1"/>
+          <w:lang w:val="tr-TR"/>
+        </w:rPr>
+      </w:pPr>
+    </w:p>
+    <w:p>
+      <w:pPr>
+        <w:rPr>
+          <w:b/>
+          <w:bCs/>
+          <w:color w:val="000000" w:themeColor="text1"/>
+          <w:lang w:val="tr-TR"/>
+        </w:rPr>
+      </w:pPr>
+    </w:p>
+    <w:p>
+      <w:pPr>
+        <w:rPr>
+          <w:b/>
+          <w:bCs/>
+          <w:color w:val="000000" w:themeColor="text1"/>
+          <w:lang w:val="tr-TR"/>
+        </w:rPr>
+      </w:pPr>
+      <w:r>
+        <w:rPr>
+          <w:b/>
+          <w:bCs/>
+          <w:color w:val="000000" w:themeColor="text1"/>
           <w:shd w:val="clear" w:color="auto" w:fill="FFC000"/>
           <w:lang w:val="tr-TR"/>
         </w:rPr>
@@ -745,6 +844,7 @@
         <w:rPr>
           <w:b/>
           <w:bCs/>
+          <w:color w:val="000000" w:themeColor="text1"/>
           <w:shd w:val="clear" w:color="auto" w:fill="FFC000"/>
           <w:lang w:val="tr-TR"/>
         </w:rPr>
@@ -754,6 +854,7 @@
         <w:rPr>
           <w:b/>
           <w:bCs/>
+          <w:color w:val="000000" w:themeColor="text1"/>
           <w:shd w:val="clear" w:color="auto" w:fill="FFC000"/>
           <w:lang w:val="tr-TR"/>
         </w:rPr>
@@ -763,6 +864,7 @@
         <w:rPr>
           <w:b/>
           <w:bCs/>
+          <w:color w:val="000000" w:themeColor="text1"/>
           <w:shd w:val="clear" w:color="auto" w:fill="FFC000"/>
           <w:lang w:val="tr-TR"/>
         </w:rPr>
@@ -772,6 +874,7 @@
         <w:rPr>
           <w:b/>
           <w:bCs/>
+          <w:color w:val="000000" w:themeColor="text1"/>
           <w:lang w:val="tr-TR"/>
         </w:rPr>
         <w:t xml:space="preserve"> </w:t>
@@ -782,13 +885,15 @@
         <w:rPr>
           <w:b/>
           <w:bCs/>
-          <w:lang w:val="tr-TR"/>
-        </w:rPr>
-      </w:pPr>
-      <w:r>
-        <w:rPr>
-          <w:b/>
-          <w:bCs/>
+          <w:color w:val="000000" w:themeColor="text1"/>
+          <w:lang w:val="tr-TR"/>
+        </w:rPr>
+      </w:pPr>
+      <w:r>
+        <w:rPr>
+          <w:b/>
+          <w:bCs/>
+          <w:color w:val="000000" w:themeColor="text1"/>
           <w:lang w:val="tr-TR"/>
         </w:rPr>
         <w:t xml:space="preserve">Öğrencinin Adı Soyadı: </w:t>
@@ -797,6 +902,7 @@
         <w:rPr>
           <w:b/>
           <w:bCs/>
+          <w:color w:val="000000" w:themeColor="text1"/>
           <w:lang w:val="tr-TR"/>
         </w:rPr>
         <w:tab/>
@@ -805,6 +911,7 @@
         <w:rPr>
           <w:b/>
           <w:bCs/>
+          <w:color w:val="000000" w:themeColor="text1"/>
           <w:lang w:val="tr-TR"/>
         </w:rPr>
         <w:tab/>
@@ -813,6 +920,7 @@
         <w:rPr>
           <w:b/>
           <w:bCs/>
+          <w:color w:val="000000" w:themeColor="text1"/>
           <w:lang w:val="tr-TR"/>
         </w:rPr>
         <w:tab/>
@@ -822,6 +930,7 @@
         <w:rPr>
           <w:b/>
           <w:bCs/>
+          <w:color w:val="000000" w:themeColor="text1"/>
           <w:lang w:val="tr-TR"/>
         </w:rPr>
         <w:tab/>
@@ -830,6 +939,7 @@
         <w:rPr>
           <w:b/>
           <w:bCs/>
+          <w:color w:val="000000" w:themeColor="text1"/>
           <w:lang w:val="tr-TR"/>
         </w:rPr>
         <w:tab/>
@@ -860,6 +970,7 @@
               <w:rPr>
                 <w:b/>
                 <w:bCs/>
+                <w:color w:val="000000" w:themeColor="text1"/>
                 <w:lang w:val="tr-TR"/>
               </w:rPr>
             </w:pPr>
@@ -867,6 +978,7 @@
               <w:rPr>
                 <w:b/>
                 <w:bCs/>
+                <w:color w:val="000000" w:themeColor="text1"/>
                 <w:lang w:val="tr-TR"/>
               </w:rPr>
               <w:t>Ölçütler</w:t>
@@ -880,6 +992,7 @@
           <w:p>
             <w:pPr>
               <w:rPr>
+                <w:color w:val="000000" w:themeColor="text1"/>
                 <w:lang w:val="tr-TR"/>
               </w:rPr>
             </w:pPr>
@@ -887,6 +1000,7 @@
               <w:rPr>
                 <w:b/>
                 <w:bCs/>
+                <w:color w:val="000000" w:themeColor="text1"/>
                 <w:lang w:val="tr-TR"/>
               </w:rPr>
               <w:t>4 (Çok İyi)</w:t>
@@ -900,6 +1014,7 @@
           <w:p>
             <w:pPr>
               <w:rPr>
+                <w:color w:val="000000" w:themeColor="text1"/>
                 <w:lang w:val="tr-TR"/>
               </w:rPr>
             </w:pPr>
@@ -907,6 +1022,7 @@
               <w:rPr>
                 <w:b/>
                 <w:bCs/>
+                <w:color w:val="000000" w:themeColor="text1"/>
                 <w:lang w:val="tr-TR"/>
               </w:rPr>
               <w:t>3 (İyi)</w:t>
@@ -920,6 +1036,7 @@
           <w:p>
             <w:pPr>
               <w:rPr>
+                <w:color w:val="000000" w:themeColor="text1"/>
                 <w:lang w:val="tr-TR"/>
               </w:rPr>
             </w:pPr>
@@ -927,6 +1044,7 @@
               <w:rPr>
                 <w:b/>
                 <w:bCs/>
+                <w:color w:val="000000" w:themeColor="text1"/>
                 <w:lang w:val="tr-TR"/>
               </w:rPr>
               <w:t>2 (Geliştirilmeli)</w:t>
@@ -940,6 +1058,7 @@
           <w:p>
             <w:pPr>
               <w:rPr>
+                <w:color w:val="000000" w:themeColor="text1"/>
                 <w:lang w:val="tr-TR"/>
               </w:rPr>
             </w:pPr>
@@ -947,6 +1066,7 @@
               <w:rPr>
                 <w:b/>
                 <w:bCs/>
+                <w:color w:val="000000" w:themeColor="text1"/>
                 <w:lang w:val="tr-TR"/>
               </w:rPr>
               <w:t>1 (Yetersiz)</w:t>
@@ -962,6 +1082,7 @@
               <w:rPr>
                 <w:b/>
                 <w:bCs/>
+                <w:color w:val="000000" w:themeColor="text1"/>
                 <w:lang w:val="tr-TR"/>
               </w:rPr>
             </w:pPr>
@@ -969,6 +1090,7 @@
               <w:rPr>
                 <w:b/>
                 <w:bCs/>
+                <w:color w:val="000000" w:themeColor="text1"/>
                 <w:lang w:val="tr-TR"/>
               </w:rPr>
               <w:t>Puan</w:t>
@@ -986,11 +1108,13 @@
               <w:rPr>
                 <w:b/>
                 <w:bCs/>
-                <w:lang w:val="tr-TR"/>
-              </w:rPr>
-            </w:pPr>
-            <w:r>
-              <w:rPr>
+                <w:color w:val="000000" w:themeColor="text1"/>
+                <w:lang w:val="tr-TR"/>
+              </w:rPr>
+            </w:pPr>
+            <w:r>
+              <w:rPr>
+                <w:color w:val="000000" w:themeColor="text1"/>
                 <w:lang w:val="tr-TR"/>
               </w:rPr>
               <w:t>Deney adımlarını takip etme</w:t>
@@ -1004,11 +1128,13 @@
           <w:p>
             <w:pPr>
               <w:rPr>
-                <w:lang w:val="tr-TR"/>
-              </w:rPr>
-            </w:pPr>
-            <w:r>
-              <w:rPr>
+                <w:color w:val="000000" w:themeColor="text1"/>
+                <w:lang w:val="tr-TR"/>
+              </w:rPr>
+            </w:pPr>
+            <w:r>
+              <w:rPr>
+                <w:color w:val="000000" w:themeColor="text1"/>
                 <w:lang w:val="tr-TR"/>
               </w:rPr>
               <w:t>Deney adımlarını eksiksiz ve doğru bir şekilde uygulanmış ve süreç planlı yürütülmüştür.</w:t>
@@ -1022,11 +1148,13 @@
           <w:p>
             <w:pPr>
               <w:rPr>
-                <w:lang w:val="tr-TR"/>
-              </w:rPr>
-            </w:pPr>
-            <w:r>
-              <w:rPr>
+                <w:color w:val="000000" w:themeColor="text1"/>
+                <w:lang w:val="tr-TR"/>
+              </w:rPr>
+            </w:pPr>
+            <w:r>
+              <w:rPr>
+                <w:color w:val="000000" w:themeColor="text1"/>
                 <w:lang w:val="tr-TR"/>
               </w:rPr>
               <w:t>Deney adımları genel olarak doğru uygulanmıştır ancak deney adımları küçük hatalar içermektedir.</w:t>
@@ -1040,11 +1168,13 @@
           <w:p>
             <w:pPr>
               <w:rPr>
-                <w:lang w:val="tr-TR"/>
-              </w:rPr>
-            </w:pPr>
-            <w:r>
-              <w:rPr>
+                <w:color w:val="000000" w:themeColor="text1"/>
+                <w:lang w:val="tr-TR"/>
+              </w:rPr>
+            </w:pPr>
+            <w:r>
+              <w:rPr>
+                <w:color w:val="000000" w:themeColor="text1"/>
                 <w:lang w:val="tr-TR"/>
               </w:rPr>
               <w:t>Deney adımları kısmen takip edilmiştir. Deney adımlarının bazı önemli aşamaları eksiktir.</w:t>
@@ -1058,11 +1188,13 @@
           <w:p>
             <w:pPr>
               <w:rPr>
-                <w:lang w:val="tr-TR"/>
-              </w:rPr>
-            </w:pPr>
-            <w:r>
-              <w:rPr>
+                <w:color w:val="000000" w:themeColor="text1"/>
+                <w:lang w:val="tr-TR"/>
+              </w:rPr>
+            </w:pPr>
+            <w:r>
+              <w:rPr>
+                <w:color w:val="000000" w:themeColor="text1"/>
                 <w:lang w:val="tr-TR"/>
               </w:rPr>
               <w:t xml:space="preserve">Deney adımları yanlış veya büyük oranda eksik takip edilmiştir. </w:t>
@@ -1076,6 +1208,7 @@
           <w:p>
             <w:pPr>
               <w:rPr>
+                <w:color w:val="000000" w:themeColor="text1"/>
                 <w:lang w:val="tr-TR"/>
               </w:rPr>
             </w:pPr>
@@ -1092,11 +1225,13 @@
               <w:rPr>
                 <w:b/>
                 <w:bCs/>
-                <w:lang w:val="tr-TR"/>
-              </w:rPr>
-            </w:pPr>
-            <w:r>
-              <w:rPr>
+                <w:color w:val="000000" w:themeColor="text1"/>
+                <w:lang w:val="tr-TR"/>
+              </w:rPr>
+            </w:pPr>
+            <w:r>
+              <w:rPr>
+                <w:color w:val="000000" w:themeColor="text1"/>
                 <w:lang w:val="tr-TR"/>
               </w:rPr>
               <w:t>Fiziksel ve kimyasal değişimleri belirleme</w:t>
@@ -1110,41 +1245,48 @@
           <w:p>
             <w:pPr>
               <w:rPr>
-                <w:lang w:val="tr-TR"/>
-              </w:rPr>
-            </w:pPr>
-            <w:r>
-              <w:rPr>
+                <w:color w:val="000000" w:themeColor="text1"/>
+                <w:lang w:val="tr-TR"/>
+              </w:rPr>
+            </w:pPr>
+            <w:r>
+              <w:rPr>
+                <w:color w:val="000000" w:themeColor="text1"/>
                 <w:lang w:val="tr-TR"/>
               </w:rPr>
               <w:t>Değişimler</w:t>
             </w:r>
             <w:r>
               <w:rPr>
+                <w:color w:val="000000" w:themeColor="text1"/>
                 <w:lang w:val="tr-TR"/>
               </w:rPr>
               <w:t xml:space="preserve"> </w:t>
             </w:r>
             <w:r>
               <w:rPr>
+                <w:color w:val="000000" w:themeColor="text1"/>
                 <w:lang w:val="tr-TR"/>
               </w:rPr>
               <w:t>doğru şekilde ayırt ed</w:t>
             </w:r>
             <w:r>
               <w:rPr>
+                <w:color w:val="000000" w:themeColor="text1"/>
                 <w:lang w:val="tr-TR"/>
               </w:rPr>
               <w:t>ilmiş</w:t>
             </w:r>
             <w:r>
               <w:rPr>
+                <w:color w:val="000000" w:themeColor="text1"/>
                 <w:lang w:val="tr-TR"/>
               </w:rPr>
               <w:t xml:space="preserve"> ve kapsamlı örneklerle açıkla</w:t>
             </w:r>
             <w:r>
               <w:rPr>
+                <w:color w:val="000000" w:themeColor="text1"/>
                 <w:lang w:val="tr-TR"/>
               </w:rPr>
               <w:t>nmıştır.</w:t>
@@ -1158,11 +1300,13 @@
           <w:p>
             <w:pPr>
               <w:rPr>
-                <w:lang w:val="tr-TR"/>
-              </w:rPr>
-            </w:pPr>
-            <w:r>
-              <w:rPr>
+                <w:color w:val="000000" w:themeColor="text1"/>
+                <w:lang w:val="tr-TR"/>
+              </w:rPr>
+            </w:pPr>
+            <w:r>
+              <w:rPr>
+                <w:color w:val="000000" w:themeColor="text1"/>
                 <w:lang w:val="tr-TR"/>
               </w:rPr>
               <w:t xml:space="preserve">Değişimler genel olarak doğru belirlenmiştir ancak ilgili açıklamalar sınırlıdır.      </w:t>
@@ -1176,11 +1320,13 @@
           <w:p>
             <w:pPr>
               <w:rPr>
-                <w:lang w:val="tr-TR"/>
-              </w:rPr>
-            </w:pPr>
-            <w:r>
-              <w:rPr>
+                <w:color w:val="000000" w:themeColor="text1"/>
+                <w:lang w:val="tr-TR"/>
+              </w:rPr>
+            </w:pPr>
+            <w:r>
+              <w:rPr>
+                <w:color w:val="000000" w:themeColor="text1"/>
                 <w:lang w:val="tr-TR"/>
               </w:rPr>
               <w:t xml:space="preserve">Değişimler kısmen doğru belirlenmiştir. </w:t>
@@ -1194,11 +1340,13 @@
           <w:p>
             <w:pPr>
               <w:rPr>
-                <w:lang w:val="tr-TR"/>
-              </w:rPr>
-            </w:pPr>
-            <w:r>
-              <w:rPr>
+                <w:color w:val="000000" w:themeColor="text1"/>
+                <w:lang w:val="tr-TR"/>
+              </w:rPr>
+            </w:pPr>
+            <w:r>
+              <w:rPr>
+                <w:color w:val="000000" w:themeColor="text1"/>
                 <w:lang w:val="tr-TR"/>
               </w:rPr>
               <w:t>Değişimleri doğru belirlenmemiştir. Kavramlar arasındaki ayrım doğru yapılmamıştır.</w:t>
@@ -1212,6 +1360,7 @@
           <w:p>
             <w:pPr>
               <w:rPr>
+                <w:color w:val="000000" w:themeColor="text1"/>
                 <w:lang w:val="tr-TR"/>
               </w:rPr>
             </w:pPr>
@@ -1228,11 +1377,13 @@
               <w:rPr>
                 <w:b/>
                 <w:bCs/>
-                <w:lang w:val="tr-TR"/>
-              </w:rPr>
-            </w:pPr>
-            <w:r>
-              <w:rPr>
+                <w:color w:val="000000" w:themeColor="text1"/>
+                <w:lang w:val="tr-TR"/>
+              </w:rPr>
+            </w:pPr>
+            <w:r>
+              <w:rPr>
+                <w:color w:val="000000" w:themeColor="text1"/>
                 <w:lang w:val="tr-TR"/>
               </w:rPr>
               <w:t>Ekzotermik ve endotermik sınıflandırma</w:t>
@@ -1246,11 +1397,13 @@
           <w:p>
             <w:pPr>
               <w:rPr>
-                <w:lang w:val="tr-TR"/>
-              </w:rPr>
-            </w:pPr>
-            <w:r>
-              <w:rPr>
+                <w:color w:val="000000" w:themeColor="text1"/>
+                <w:lang w:val="tr-TR"/>
+              </w:rPr>
+            </w:pPr>
+            <w:r>
+              <w:rPr>
+                <w:color w:val="000000" w:themeColor="text1"/>
                 <w:lang w:val="tr-TR"/>
               </w:rPr>
               <w:t>Tüm gözlemler doğru şekilde ekzotermik/endotermik olarak sınıflandırılmıştır ve gerekçelendirilmiştir.</w:t>
@@ -1264,11 +1417,13 @@
           <w:p>
             <w:pPr>
               <w:rPr>
-                <w:lang w:val="tr-TR"/>
-              </w:rPr>
-            </w:pPr>
-            <w:r>
-              <w:rPr>
+                <w:color w:val="000000" w:themeColor="text1"/>
+                <w:lang w:val="tr-TR"/>
+              </w:rPr>
+            </w:pPr>
+            <w:r>
+              <w:rPr>
+                <w:color w:val="000000" w:themeColor="text1"/>
                 <w:lang w:val="tr-TR"/>
               </w:rPr>
               <w:t>Sınıflandırma büyük ölçüde doğru yapılmıştır ancak gerekçelendirmede eksikler vardır.</w:t>
@@ -1282,11 +1437,13 @@
           <w:p>
             <w:pPr>
               <w:rPr>
-                <w:lang w:val="tr-TR"/>
-              </w:rPr>
-            </w:pPr>
-            <w:r>
-              <w:rPr>
+                <w:color w:val="000000" w:themeColor="text1"/>
+                <w:lang w:val="tr-TR"/>
+              </w:rPr>
+            </w:pPr>
+            <w:r>
+              <w:rPr>
+                <w:color w:val="000000" w:themeColor="text1"/>
                 <w:lang w:val="tr-TR"/>
               </w:rPr>
               <w:t>Sınıflandırmada yanlışlar vardır. Kavramlar karıştırılmıştır.</w:t>
@@ -1300,11 +1457,13 @@
           <w:p>
             <w:pPr>
               <w:rPr>
-                <w:lang w:val="tr-TR"/>
-              </w:rPr>
-            </w:pPr>
-            <w:r>
-              <w:rPr>
+                <w:color w:val="000000" w:themeColor="text1"/>
+                <w:lang w:val="tr-TR"/>
+              </w:rPr>
+            </w:pPr>
+            <w:r>
+              <w:rPr>
+                <w:color w:val="000000" w:themeColor="text1"/>
                 <w:lang w:val="tr-TR"/>
               </w:rPr>
               <w:t>Ekzotermik ve endotermik kavramları doğru ayırt edilememiştir.</w:t>
@@ -1318,6 +1477,7 @@
           <w:p>
             <w:pPr>
               <w:rPr>
+                <w:color w:val="000000" w:themeColor="text1"/>
                 <w:lang w:val="tr-TR"/>
               </w:rPr>
             </w:pPr>
@@ -1332,11 +1492,13 @@
           <w:p>
             <w:pPr>
               <w:rPr>
-                <w:lang w:val="tr-TR"/>
-              </w:rPr>
-            </w:pPr>
-            <w:r>
-              <w:rPr>
+                <w:color w:val="000000" w:themeColor="text1"/>
+                <w:lang w:val="tr-TR"/>
+              </w:rPr>
+            </w:pPr>
+            <w:r>
+              <w:rPr>
+                <w:color w:val="000000" w:themeColor="text1"/>
                 <w:lang w:val="tr-TR"/>
               </w:rPr>
               <w:t>Bilimsel bilgilerle karşılaştırma</w:t>
@@ -1350,11 +1512,13 @@
           <w:p>
             <w:pPr>
               <w:rPr>
-                <w:lang w:val="tr-TR"/>
-              </w:rPr>
-            </w:pPr>
-            <w:r>
-              <w:rPr>
+                <w:color w:val="000000" w:themeColor="text1"/>
+                <w:lang w:val="tr-TR"/>
+              </w:rPr>
+            </w:pPr>
+            <w:r>
+              <w:rPr>
+                <w:color w:val="000000" w:themeColor="text1"/>
                 <w:lang w:val="tr-TR"/>
               </w:rPr>
               <w:t>Deney sonuçları bilimsel bilgilerle doğru ve tutarlı şekilde karşılaştırılmıştır.</w:t>
@@ -1368,11 +1532,13 @@
           <w:p>
             <w:pPr>
               <w:rPr>
-                <w:lang w:val="tr-TR"/>
-              </w:rPr>
-            </w:pPr>
-            <w:r>
-              <w:rPr>
+                <w:color w:val="000000" w:themeColor="text1"/>
+                <w:lang w:val="tr-TR"/>
+              </w:rPr>
+            </w:pPr>
+            <w:r>
+              <w:rPr>
+                <w:color w:val="000000" w:themeColor="text1"/>
                 <w:lang w:val="tr-TR"/>
               </w:rPr>
               <w:t>Bilimsel bilgilerle karşılaştırma yapılmıştır ancak sınırlı açıklamalar sınırlıdır.</w:t>
@@ -1386,11 +1552,13 @@
           <w:p>
             <w:pPr>
               <w:rPr>
-                <w:lang w:val="tr-TR"/>
-              </w:rPr>
-            </w:pPr>
-            <w:r>
-              <w:rPr>
+                <w:color w:val="000000" w:themeColor="text1"/>
+                <w:lang w:val="tr-TR"/>
+              </w:rPr>
+            </w:pPr>
+            <w:r>
+              <w:rPr>
+                <w:color w:val="000000" w:themeColor="text1"/>
                 <w:lang w:val="tr-TR"/>
               </w:rPr>
               <w:t>Karşılaştırma yapılmıştır ancak eksik veya hatalıdır.</w:t>
@@ -1404,11 +1572,13 @@
           <w:p>
             <w:pPr>
               <w:rPr>
-                <w:lang w:val="tr-TR"/>
-              </w:rPr>
-            </w:pPr>
-            <w:r>
-              <w:rPr>
+                <w:color w:val="000000" w:themeColor="text1"/>
+                <w:lang w:val="tr-TR"/>
+              </w:rPr>
+            </w:pPr>
+            <w:r>
+              <w:rPr>
+                <w:color w:val="000000" w:themeColor="text1"/>
                 <w:lang w:val="tr-TR"/>
               </w:rPr>
               <w:t>Bilimsel bilgilerle karşılaştırma yapılmamıştır.</w:t>
@@ -1422,6 +1592,7 @@
           <w:p>
             <w:pPr>
               <w:rPr>
+                <w:color w:val="000000" w:themeColor="text1"/>
                 <w:lang w:val="tr-TR"/>
               </w:rPr>
             </w:pPr>
@@ -1436,11 +1607,13 @@
           <w:p>
             <w:pPr>
               <w:rPr>
-                <w:lang w:val="tr-TR"/>
-              </w:rPr>
-            </w:pPr>
-            <w:r>
-              <w:rPr>
+                <w:color w:val="000000" w:themeColor="text1"/>
+                <w:lang w:val="tr-TR"/>
+              </w:rPr>
+            </w:pPr>
+            <w:r>
+              <w:rPr>
+                <w:color w:val="000000" w:themeColor="text1"/>
                 <w:lang w:val="tr-TR"/>
               </w:rPr>
               <w:t>Günlük hayatla ilişkilendirme</w:t>
@@ -1454,11 +1627,13 @@
           <w:p>
             <w:pPr>
               <w:rPr>
-                <w:lang w:val="tr-TR"/>
-              </w:rPr>
-            </w:pPr>
-            <w:r>
-              <w:rPr>
+                <w:color w:val="000000" w:themeColor="text1"/>
+                <w:lang w:val="tr-TR"/>
+              </w:rPr>
+            </w:pPr>
+            <w:r>
+              <w:rPr>
+                <w:color w:val="000000" w:themeColor="text1"/>
                 <w:lang w:val="tr-TR"/>
               </w:rPr>
               <w:t>Deney sonuçları günlük yaşamdan örneklerle anlamlı ve doğru şekilde ilişkilendirilmiştir.</w:t>
@@ -1472,11 +1647,13 @@
           <w:p>
             <w:pPr>
               <w:rPr>
-                <w:lang w:val="tr-TR"/>
-              </w:rPr>
-            </w:pPr>
-            <w:r>
-              <w:rPr>
+                <w:color w:val="000000" w:themeColor="text1"/>
+                <w:lang w:val="tr-TR"/>
+              </w:rPr>
+            </w:pPr>
+            <w:r>
+              <w:rPr>
+                <w:color w:val="000000" w:themeColor="text1"/>
                 <w:lang w:val="tr-TR"/>
               </w:rPr>
               <w:t>Günlük hayatla ilişkilendirme yapılmıştır ancak örnekler sınırlıdır.</w:t>
@@ -1490,11 +1667,13 @@
           <w:p>
             <w:pPr>
               <w:rPr>
-                <w:lang w:val="tr-TR"/>
-              </w:rPr>
-            </w:pPr>
-            <w:r>
-              <w:rPr>
+                <w:color w:val="000000" w:themeColor="text1"/>
+                <w:lang w:val="tr-TR"/>
+              </w:rPr>
+            </w:pPr>
+            <w:r>
+              <w:rPr>
+                <w:color w:val="000000" w:themeColor="text1"/>
                 <w:lang w:val="tr-TR"/>
               </w:rPr>
               <w:t>İlişkilendirme yapılmıştır ancak ilişkilendirme yüzeyseldir.</w:t>
@@ -1508,11 +1687,13 @@
           <w:p>
             <w:pPr>
               <w:rPr>
-                <w:lang w:val="tr-TR"/>
-              </w:rPr>
-            </w:pPr>
-            <w:r>
-              <w:rPr>
+                <w:color w:val="000000" w:themeColor="text1"/>
+                <w:lang w:val="tr-TR"/>
+              </w:rPr>
+            </w:pPr>
+            <w:r>
+              <w:rPr>
+                <w:color w:val="000000" w:themeColor="text1"/>
                 <w:lang w:val="tr-TR"/>
               </w:rPr>
               <w:t>Günlük yaşamla ilişkilendirme yapılmamıştır.</w:t>
@@ -1526,6 +1707,7 @@
           <w:p>
             <w:pPr>
               <w:rPr>
+                <w:color w:val="000000" w:themeColor="text1"/>
                 <w:lang w:val="tr-TR"/>
               </w:rPr>
             </w:pPr>
@@ -1538,13 +1720,15 @@
         <w:rPr>
           <w:b/>
           <w:bCs/>
-          <w:lang w:val="tr-TR"/>
-        </w:rPr>
-      </w:pPr>
-      <w:r>
-        <w:rPr>
-          <w:b/>
-          <w:bCs/>
+          <w:color w:val="000000" w:themeColor="text1"/>
+          <w:lang w:val="tr-TR"/>
+        </w:rPr>
+      </w:pPr>
+      <w:r>
+        <w:rPr>
+          <w:b/>
+          <w:bCs/>
+          <w:color w:val="000000" w:themeColor="text1"/>
           <w:lang w:val="tr-TR"/>
         </w:rPr>
         <w:t xml:space="preserve">Toplam Puan: 20 üzerinden değerlendirilir.  </w:t>
@@ -1553,11 +1737,13 @@
     <w:p>
       <w:pPr>
         <w:rPr>
-          <w:lang w:val="tr-TR"/>
-        </w:rPr>
-      </w:pPr>
-      <w:r>
-        <w:rPr>
+          <w:color w:val="000000" w:themeColor="text1"/>
+          <w:lang w:val="tr-TR"/>
+        </w:rPr>
+      </w:pPr>
+      <w:r>
+        <w:rPr>
+          <w:color w:val="000000" w:themeColor="text1"/>
           <w:lang w:val="tr-TR"/>
         </w:rPr>
         <w:t xml:space="preserve">- 16-20: Çok iyi  </w:t>
@@ -1566,11 +1752,13 @@
     <w:p>
       <w:pPr>
         <w:rPr>
-          <w:lang w:val="tr-TR"/>
-        </w:rPr>
-      </w:pPr>
-      <w:r>
-        <w:rPr>
+          <w:color w:val="000000" w:themeColor="text1"/>
+          <w:lang w:val="tr-TR"/>
+        </w:rPr>
+      </w:pPr>
+      <w:r>
+        <w:rPr>
+          <w:color w:val="000000" w:themeColor="text1"/>
           <w:lang w:val="tr-TR"/>
         </w:rPr>
         <w:t xml:space="preserve">- 11-15: İyi  </w:t>
@@ -1579,11 +1767,13 @@
     <w:p>
       <w:pPr>
         <w:rPr>
-          <w:lang w:val="tr-TR"/>
-        </w:rPr>
-      </w:pPr>
-      <w:r>
-        <w:rPr>
+          <w:color w:val="000000" w:themeColor="text1"/>
+          <w:lang w:val="tr-TR"/>
+        </w:rPr>
+      </w:pPr>
+      <w:r>
+        <w:rPr>
+          <w:color w:val="000000" w:themeColor="text1"/>
           <w:lang w:val="tr-TR"/>
         </w:rPr>
         <w:t xml:space="preserve">- 6-10: Geliştirilmeli  </w:t>
@@ -1592,14 +1782,16 @@
     <w:p>
       <w:pPr>
         <w:rPr>
-          <w:lang w:val="tr-TR"/>
-        </w:rPr>
-      </w:pPr>
-      <w:r>
-        <w:rPr>
-          <w:lang w:val="tr-TR"/>
-        </w:rPr>
-        <w:t xml:space="preserve">- 5 ve daha düşük: Yetersiz  </w:t>
+          <w:color w:val="000000" w:themeColor="text1"/>
+          <w:lang w:val="tr-TR"/>
+        </w:rPr>
+      </w:pPr>
+      <w:r>
+        <w:rPr>
+          <w:color w:val="000000" w:themeColor="text1"/>
+          <w:lang w:val="tr-TR"/>
+        </w:rPr>
+        <w:t xml:space="preserve">- 5: Yetersiz  </w:t>
       </w:r>
     </w:p>
     <w:p>
@@ -1608,13 +1800,15 @@
         <w:rPr>
           <w:b/>
           <w:bCs/>
-          <w:lang w:val="tr-TR"/>
-        </w:rPr>
-      </w:pPr>
-      <w:r>
-        <w:rPr>
-          <w:b/>
-          <w:bCs/>
+          <w:color w:val="000000" w:themeColor="text1"/>
+          <w:lang w:val="tr-TR"/>
+        </w:rPr>
+      </w:pPr>
+      <w:r>
+        <w:rPr>
+          <w:b/>
+          <w:bCs/>
+          <w:color w:val="000000" w:themeColor="text1"/>
           <w:lang w:val="tr-TR"/>
         </w:rPr>
         <w:lastRenderedPageBreak/>
@@ -1624,6 +1818,7 @@
         <w:rPr>
           <w:b/>
           <w:bCs/>
+          <w:color w:val="000000" w:themeColor="text1"/>
           <w:lang w:val="tr-TR"/>
         </w:rPr>
         <w:t>1</w:t>
@@ -1632,6 +1827,7 @@
         <w:rPr>
           <w:b/>
           <w:bCs/>
+          <w:color w:val="000000" w:themeColor="text1"/>
           <w:lang w:val="tr-TR"/>
         </w:rPr>
         <w:t>.1.-</w:t>
@@ -1640,6 +1836,7 @@
         <w:rPr>
           <w:b/>
           <w:bCs/>
+          <w:color w:val="000000" w:themeColor="text1"/>
           <w:lang w:val="tr-TR"/>
         </w:rPr>
         <w:t xml:space="preserve">Öz Değerlendirme Formu </w:t>
@@ -1650,13 +1847,15 @@
         <w:rPr>
           <w:b/>
           <w:bCs/>
-          <w:lang w:val="tr-TR"/>
-        </w:rPr>
-      </w:pPr>
-      <w:r>
-        <w:rPr>
-          <w:b/>
-          <w:bCs/>
+          <w:color w:val="000000" w:themeColor="text1"/>
+          <w:lang w:val="tr-TR"/>
+        </w:rPr>
+      </w:pPr>
+      <w:r>
+        <w:rPr>
+          <w:b/>
+          <w:bCs/>
+          <w:color w:val="000000" w:themeColor="text1"/>
           <w:lang w:val="tr-TR"/>
         </w:rPr>
         <w:t xml:space="preserve">Öğrencinin Adı Soyadı: </w:t>
@@ -1665,6 +1864,7 @@
         <w:rPr>
           <w:b/>
           <w:bCs/>
+          <w:color w:val="000000" w:themeColor="text1"/>
           <w:lang w:val="tr-TR"/>
         </w:rPr>
         <w:tab/>
@@ -1673,6 +1873,7 @@
         <w:rPr>
           <w:b/>
           <w:bCs/>
+          <w:color w:val="000000" w:themeColor="text1"/>
           <w:lang w:val="tr-TR"/>
         </w:rPr>
         <w:tab/>
@@ -1681,6 +1882,7 @@
         <w:rPr>
           <w:b/>
           <w:bCs/>
+          <w:color w:val="000000" w:themeColor="text1"/>
           <w:lang w:val="tr-TR"/>
         </w:rPr>
         <w:tab/>
@@ -1690,6 +1892,7 @@
         <w:rPr>
           <w:b/>
           <w:bCs/>
+          <w:color w:val="000000" w:themeColor="text1"/>
           <w:lang w:val="tr-TR"/>
         </w:rPr>
         <w:tab/>
@@ -1698,6 +1901,7 @@
         <w:rPr>
           <w:b/>
           <w:bCs/>
+          <w:color w:val="000000" w:themeColor="text1"/>
           <w:lang w:val="tr-TR"/>
         </w:rPr>
         <w:tab/>
@@ -1710,12 +1914,14 @@
         <w:rPr>
           <w:b/>
           <w:bCs/>
-        </w:rPr>
-      </w:pPr>
-      <w:r>
-        <w:rPr>
-          <w:b/>
-          <w:bCs/>
+          <w:color w:val="000000" w:themeColor="text1"/>
+        </w:rPr>
+      </w:pPr>
+      <w:r>
+        <w:rPr>
+          <w:b/>
+          <w:bCs/>
+          <w:color w:val="000000" w:themeColor="text1"/>
         </w:rPr>
         <w:t>Aşağıdaki ifadeleri dikkatlice okuyunuz ve her bir ifade için size en uygun olan seçeneği işaretleyiniz:</w:t>
       </w:r>
@@ -1723,56 +1929,82 @@
     <w:p>
       <w:pPr>
         <w:spacing w:before="100" w:beforeAutospacing="1" w:after="100" w:afterAutospacing="1"/>
-      </w:pPr>
-      <w:r>
-        <w:rPr>
-          <w:b/>
-          <w:bCs/>
+        <w:rPr>
+          <w:color w:val="000000" w:themeColor="text1"/>
+        </w:rPr>
+      </w:pPr>
+      <w:r>
+        <w:rPr>
+          <w:b/>
+          <w:bCs/>
+          <w:color w:val="000000" w:themeColor="text1"/>
         </w:rPr>
         <w:t>5 → Tamamen Katılıyorum</w:t>
       </w:r>
       <w:r>
+        <w:rPr>
+          <w:color w:val="000000" w:themeColor="text1"/>
+        </w:rPr>
         <w:br/>
       </w:r>
       <w:r>
         <w:rPr>
           <w:b/>
           <w:bCs/>
+          <w:color w:val="000000" w:themeColor="text1"/>
         </w:rPr>
         <w:t>4 → Katılıyorum</w:t>
       </w:r>
       <w:r>
+        <w:rPr>
+          <w:color w:val="000000" w:themeColor="text1"/>
+        </w:rPr>
         <w:br/>
       </w:r>
       <w:r>
         <w:rPr>
           <w:b/>
           <w:bCs/>
+          <w:color w:val="000000" w:themeColor="text1"/>
         </w:rPr>
         <w:t>3 → Kararsızım</w:t>
       </w:r>
       <w:r>
+        <w:rPr>
+          <w:color w:val="000000" w:themeColor="text1"/>
+        </w:rPr>
         <w:br/>
       </w:r>
       <w:r>
         <w:rPr>
           <w:b/>
           <w:bCs/>
+          <w:color w:val="000000" w:themeColor="text1"/>
         </w:rPr>
         <w:t>2 → Katılmıyorum</w:t>
       </w:r>
       <w:r>
+        <w:rPr>
+          <w:color w:val="000000" w:themeColor="text1"/>
+        </w:rPr>
         <w:br/>
       </w:r>
       <w:r>
         <w:rPr>
           <w:b/>
           <w:bCs/>
+          <w:color w:val="000000" w:themeColor="text1"/>
         </w:rPr>
         <w:t>1 → Hiç Katılmıyorum</w:t>
       </w:r>
     </w:p>
-    <w:p/>
+    <w:p>
+      <w:pPr>
+        <w:rPr>
+          <w:color w:val="000000" w:themeColor="text1"/>
+        </w:rPr>
+      </w:pPr>
+    </w:p>
     <w:p>
       <w:pPr>
         <w:spacing w:before="100" w:beforeAutospacing="1" w:after="100" w:afterAutospacing="1"/>
@@ -1780,12 +2012,14 @@
         <w:rPr>
           <w:b/>
           <w:bCs/>
-        </w:rPr>
-      </w:pPr>
-      <w:r>
-        <w:rPr>
-          <w:b/>
-          <w:bCs/>
+          <w:color w:val="000000" w:themeColor="text1"/>
+        </w:rPr>
+      </w:pPr>
+      <w:r>
+        <w:rPr>
+          <w:b/>
+          <w:bCs/>
+          <w:color w:val="000000" w:themeColor="text1"/>
         </w:rPr>
         <w:t>A. Deney Tasarlama ve Uygulama</w:t>
       </w:r>
@@ -1827,12 +2061,14 @@
               <w:rPr>
                 <w:b/>
                 <w:bCs/>
+                <w:color w:val="000000" w:themeColor="text1"/>
               </w:rPr>
             </w:pPr>
             <w:r>
               <w:rPr>
                 <w:b/>
                 <w:bCs/>
+                <w:color w:val="000000" w:themeColor="text1"/>
               </w:rPr>
               <w:t>İfade</w:t>
             </w:r>
@@ -1850,12 +2086,14 @@
               <w:rPr>
                 <w:b/>
                 <w:bCs/>
+                <w:color w:val="000000" w:themeColor="text1"/>
               </w:rPr>
             </w:pPr>
             <w:r>
               <w:rPr>
                 <w:b/>
                 <w:bCs/>
+                <w:color w:val="000000" w:themeColor="text1"/>
               </w:rPr>
               <w:t>5</w:t>
             </w:r>
@@ -1873,12 +2111,14 @@
               <w:rPr>
                 <w:b/>
                 <w:bCs/>
+                <w:color w:val="000000" w:themeColor="text1"/>
               </w:rPr>
             </w:pPr>
             <w:r>
               <w:rPr>
                 <w:b/>
                 <w:bCs/>
+                <w:color w:val="000000" w:themeColor="text1"/>
               </w:rPr>
               <w:t>4</w:t>
             </w:r>
@@ -1896,12 +2136,14 @@
               <w:rPr>
                 <w:b/>
                 <w:bCs/>
+                <w:color w:val="000000" w:themeColor="text1"/>
               </w:rPr>
             </w:pPr>
             <w:r>
               <w:rPr>
                 <w:b/>
                 <w:bCs/>
+                <w:color w:val="000000" w:themeColor="text1"/>
               </w:rPr>
               <w:t>3</w:t>
             </w:r>
@@ -1919,12 +2161,14 @@
               <w:rPr>
                 <w:b/>
                 <w:bCs/>
+                <w:color w:val="000000" w:themeColor="text1"/>
               </w:rPr>
             </w:pPr>
             <w:r>
               <w:rPr>
                 <w:b/>
                 <w:bCs/>
+                <w:color w:val="000000" w:themeColor="text1"/>
               </w:rPr>
               <w:t>2</w:t>
             </w:r>
@@ -1942,12 +2186,14 @@
               <w:rPr>
                 <w:b/>
                 <w:bCs/>
+                <w:color w:val="000000" w:themeColor="text1"/>
               </w:rPr>
             </w:pPr>
             <w:r>
               <w:rPr>
                 <w:b/>
                 <w:bCs/>
+                <w:color w:val="000000" w:themeColor="text1"/>
               </w:rPr>
               <w:t>1</w:t>
             </w:r>
@@ -1965,7 +2211,15 @@
             <w:hideMark/>
           </w:tcPr>
           <w:p>
-            <w:r>
+            <w:pPr>
+              <w:rPr>
+                <w:color w:val="000000" w:themeColor="text1"/>
+              </w:rPr>
+            </w:pPr>
+            <w:r>
+              <w:rPr>
+                <w:color w:val="000000" w:themeColor="text1"/>
+              </w:rPr>
               <w:t>Deney düzeneklerini grup olarak planlayabildik.</w:t>
             </w:r>
           </w:p>
@@ -1977,9 +2231,15 @@
             <w:hideMark/>
           </w:tcPr>
           <w:p>
+            <w:pPr>
+              <w:rPr>
+                <w:color w:val="000000" w:themeColor="text1"/>
+              </w:rPr>
+            </w:pPr>
             <w:r>
               <w:rPr>
                 <w:rFonts w:ascii="Segoe UI Symbol" w:hAnsi="Segoe UI Symbol" w:cs="Segoe UI Symbol"/>
+                <w:color w:val="000000" w:themeColor="text1"/>
               </w:rPr>
               <w:t>☐</w:t>
             </w:r>
@@ -1992,9 +2252,15 @@
             <w:hideMark/>
           </w:tcPr>
           <w:p>
+            <w:pPr>
+              <w:rPr>
+                <w:color w:val="000000" w:themeColor="text1"/>
+              </w:rPr>
+            </w:pPr>
             <w:r>
               <w:rPr>
                 <w:rFonts w:ascii="Segoe UI Symbol" w:hAnsi="Segoe UI Symbol" w:cs="Segoe UI Symbol"/>
+                <w:color w:val="000000" w:themeColor="text1"/>
               </w:rPr>
               <w:t>☐</w:t>
             </w:r>
@@ -2007,9 +2273,15 @@
             <w:hideMark/>
           </w:tcPr>
           <w:p>
+            <w:pPr>
+              <w:rPr>
+                <w:color w:val="000000" w:themeColor="text1"/>
+              </w:rPr>
+            </w:pPr>
             <w:r>
               <w:rPr>
                 <w:rFonts w:ascii="Segoe UI Symbol" w:hAnsi="Segoe UI Symbol" w:cs="Segoe UI Symbol"/>
+                <w:color w:val="000000" w:themeColor="text1"/>
               </w:rPr>
               <w:t>☐</w:t>
             </w:r>
@@ -2022,9 +2294,15 @@
             <w:hideMark/>
           </w:tcPr>
           <w:p>
+            <w:pPr>
+              <w:rPr>
+                <w:color w:val="000000" w:themeColor="text1"/>
+              </w:rPr>
+            </w:pPr>
             <w:r>
               <w:rPr>
                 <w:rFonts w:ascii="Segoe UI Symbol" w:hAnsi="Segoe UI Symbol" w:cs="Segoe UI Symbol"/>
+                <w:color w:val="000000" w:themeColor="text1"/>
               </w:rPr>
               <w:t>☐</w:t>
             </w:r>
@@ -2037,9 +2315,15 @@
             <w:hideMark/>
           </w:tcPr>
           <w:p>
+            <w:pPr>
+              <w:rPr>
+                <w:color w:val="000000" w:themeColor="text1"/>
+              </w:rPr>
+            </w:pPr>
             <w:r>
               <w:rPr>
                 <w:rFonts w:ascii="Segoe UI Symbol" w:hAnsi="Segoe UI Symbol" w:cs="Segoe UI Symbol"/>
+                <w:color w:val="000000" w:themeColor="text1"/>
               </w:rPr>
               <w:t>☐</w:t>
             </w:r>
@@ -2057,7 +2341,15 @@
             <w:hideMark/>
           </w:tcPr>
           <w:p>
-            <w:r>
+            <w:pPr>
+              <w:rPr>
+                <w:color w:val="000000" w:themeColor="text1"/>
+              </w:rPr>
+            </w:pPr>
+            <w:r>
+              <w:rPr>
+                <w:color w:val="000000" w:themeColor="text1"/>
+              </w:rPr>
               <w:t>Deney tasarımında fiziksel ve kimyasal değişimleri dikkate aldık.</w:t>
             </w:r>
           </w:p>
@@ -2069,9 +2361,15 @@
             <w:hideMark/>
           </w:tcPr>
           <w:p>
+            <w:pPr>
+              <w:rPr>
+                <w:color w:val="000000" w:themeColor="text1"/>
+              </w:rPr>
+            </w:pPr>
             <w:r>
               <w:rPr>
                 <w:rFonts w:ascii="Segoe UI Symbol" w:hAnsi="Segoe UI Symbol" w:cs="Segoe UI Symbol"/>
+                <w:color w:val="000000" w:themeColor="text1"/>
               </w:rPr>
               <w:t>☐</w:t>
             </w:r>
@@ -2084,9 +2382,15 @@
             <w:hideMark/>
           </w:tcPr>
           <w:p>
+            <w:pPr>
+              <w:rPr>
+                <w:color w:val="000000" w:themeColor="text1"/>
+              </w:rPr>
+            </w:pPr>
             <w:r>
               <w:rPr>
                 <w:rFonts w:ascii="Segoe UI Symbol" w:hAnsi="Segoe UI Symbol" w:cs="Segoe UI Symbol"/>
+                <w:color w:val="000000" w:themeColor="text1"/>
               </w:rPr>
               <w:t>☐</w:t>
             </w:r>
@@ -2099,9 +2403,15 @@
             <w:hideMark/>
           </w:tcPr>
           <w:p>
+            <w:pPr>
+              <w:rPr>
+                <w:color w:val="000000" w:themeColor="text1"/>
+              </w:rPr>
+            </w:pPr>
             <w:r>
               <w:rPr>
                 <w:rFonts w:ascii="Segoe UI Symbol" w:hAnsi="Segoe UI Symbol" w:cs="Segoe UI Symbol"/>
+                <w:color w:val="000000" w:themeColor="text1"/>
               </w:rPr>
               <w:t>☐</w:t>
             </w:r>
@@ -2114,9 +2424,15 @@
             <w:hideMark/>
           </w:tcPr>
           <w:p>
+            <w:pPr>
+              <w:rPr>
+                <w:color w:val="000000" w:themeColor="text1"/>
+              </w:rPr>
+            </w:pPr>
             <w:r>
               <w:rPr>
                 <w:rFonts w:ascii="Segoe UI Symbol" w:hAnsi="Segoe UI Symbol" w:cs="Segoe UI Symbol"/>
+                <w:color w:val="000000" w:themeColor="text1"/>
               </w:rPr>
               <w:t>☐</w:t>
             </w:r>
@@ -2129,9 +2445,15 @@
             <w:hideMark/>
           </w:tcPr>
           <w:p>
+            <w:pPr>
+              <w:rPr>
+                <w:color w:val="000000" w:themeColor="text1"/>
+              </w:rPr>
+            </w:pPr>
             <w:r>
               <w:rPr>
                 <w:rFonts w:ascii="Segoe UI Symbol" w:hAnsi="Segoe UI Symbol" w:cs="Segoe UI Symbol"/>
+                <w:color w:val="000000" w:themeColor="text1"/>
               </w:rPr>
               <w:t>☐</w:t>
             </w:r>
@@ -2149,7 +2471,15 @@
             <w:hideMark/>
           </w:tcPr>
           <w:p>
-            <w:r>
+            <w:pPr>
+              <w:rPr>
+                <w:color w:val="000000" w:themeColor="text1"/>
+              </w:rPr>
+            </w:pPr>
+            <w:r>
+              <w:rPr>
+                <w:color w:val="000000" w:themeColor="text1"/>
+              </w:rPr>
               <w:t>Deney sırasında görev paylaşımını etkili şekilde yaptık.</w:t>
             </w:r>
           </w:p>
@@ -2161,9 +2491,15 @@
             <w:hideMark/>
           </w:tcPr>
           <w:p>
+            <w:pPr>
+              <w:rPr>
+                <w:color w:val="000000" w:themeColor="text1"/>
+              </w:rPr>
+            </w:pPr>
             <w:r>
               <w:rPr>
                 <w:rFonts w:ascii="Segoe UI Symbol" w:hAnsi="Segoe UI Symbol" w:cs="Segoe UI Symbol"/>
+                <w:color w:val="000000" w:themeColor="text1"/>
               </w:rPr>
               <w:t>☐</w:t>
             </w:r>
@@ -2176,9 +2512,15 @@
             <w:hideMark/>
           </w:tcPr>
           <w:p>
+            <w:pPr>
+              <w:rPr>
+                <w:color w:val="000000" w:themeColor="text1"/>
+              </w:rPr>
+            </w:pPr>
             <w:r>
               <w:rPr>
                 <w:rFonts w:ascii="Segoe UI Symbol" w:hAnsi="Segoe UI Symbol" w:cs="Segoe UI Symbol"/>
+                <w:color w:val="000000" w:themeColor="text1"/>
               </w:rPr>
               <w:t>☐</w:t>
             </w:r>
@@ -2191,9 +2533,15 @@
             <w:hideMark/>
           </w:tcPr>
           <w:p>
+            <w:pPr>
+              <w:rPr>
+                <w:color w:val="000000" w:themeColor="text1"/>
+              </w:rPr>
+            </w:pPr>
             <w:r>
               <w:rPr>
                 <w:rFonts w:ascii="Segoe UI Symbol" w:hAnsi="Segoe UI Symbol" w:cs="Segoe UI Symbol"/>
+                <w:color w:val="000000" w:themeColor="text1"/>
               </w:rPr>
               <w:t>☐</w:t>
             </w:r>
@@ -2206,9 +2554,15 @@
             <w:hideMark/>
           </w:tcPr>
           <w:p>
+            <w:pPr>
+              <w:rPr>
+                <w:color w:val="000000" w:themeColor="text1"/>
+              </w:rPr>
+            </w:pPr>
             <w:r>
               <w:rPr>
                 <w:rFonts w:ascii="Segoe UI Symbol" w:hAnsi="Segoe UI Symbol" w:cs="Segoe UI Symbol"/>
+                <w:color w:val="000000" w:themeColor="text1"/>
               </w:rPr>
               <w:t>☐</w:t>
             </w:r>
@@ -2221,9 +2575,15 @@
             <w:hideMark/>
           </w:tcPr>
           <w:p>
+            <w:pPr>
+              <w:rPr>
+                <w:color w:val="000000" w:themeColor="text1"/>
+              </w:rPr>
+            </w:pPr>
             <w:r>
               <w:rPr>
                 <w:rFonts w:ascii="Segoe UI Symbol" w:hAnsi="Segoe UI Symbol" w:cs="Segoe UI Symbol"/>
+                <w:color w:val="000000" w:themeColor="text1"/>
               </w:rPr>
               <w:t>☐</w:t>
             </w:r>
@@ -2241,7 +2601,15 @@
             <w:hideMark/>
           </w:tcPr>
           <w:p>
-            <w:r>
+            <w:pPr>
+              <w:rPr>
+                <w:color w:val="000000" w:themeColor="text1"/>
+              </w:rPr>
+            </w:pPr>
+            <w:r>
+              <w:rPr>
+                <w:color w:val="000000" w:themeColor="text1"/>
+              </w:rPr>
               <w:t>Deneyleri güvenlik kurallarına uygun şekilde gerçekleştirdim.</w:t>
             </w:r>
           </w:p>
@@ -2253,9 +2621,15 @@
             <w:hideMark/>
           </w:tcPr>
           <w:p>
+            <w:pPr>
+              <w:rPr>
+                <w:color w:val="000000" w:themeColor="text1"/>
+              </w:rPr>
+            </w:pPr>
             <w:r>
               <w:rPr>
                 <w:rFonts w:ascii="Segoe UI Symbol" w:hAnsi="Segoe UI Symbol" w:cs="Segoe UI Symbol"/>
+                <w:color w:val="000000" w:themeColor="text1"/>
               </w:rPr>
               <w:t>☐</w:t>
             </w:r>
@@ -2268,9 +2642,15 @@
             <w:hideMark/>
           </w:tcPr>
           <w:p>
+            <w:pPr>
+              <w:rPr>
+                <w:color w:val="000000" w:themeColor="text1"/>
+              </w:rPr>
+            </w:pPr>
             <w:r>
               <w:rPr>
                 <w:rFonts w:ascii="Segoe UI Symbol" w:hAnsi="Segoe UI Symbol" w:cs="Segoe UI Symbol"/>
+                <w:color w:val="000000" w:themeColor="text1"/>
               </w:rPr>
               <w:t>☐</w:t>
             </w:r>
@@ -2283,9 +2663,15 @@
             <w:hideMark/>
           </w:tcPr>
           <w:p>
+            <w:pPr>
+              <w:rPr>
+                <w:color w:val="000000" w:themeColor="text1"/>
+              </w:rPr>
+            </w:pPr>
             <w:r>
               <w:rPr>
                 <w:rFonts w:ascii="Segoe UI Symbol" w:hAnsi="Segoe UI Symbol" w:cs="Segoe UI Symbol"/>
+                <w:color w:val="000000" w:themeColor="text1"/>
               </w:rPr>
               <w:t>☐</w:t>
             </w:r>
@@ -2298,9 +2684,15 @@
             <w:hideMark/>
           </w:tcPr>
           <w:p>
+            <w:pPr>
+              <w:rPr>
+                <w:color w:val="000000" w:themeColor="text1"/>
+              </w:rPr>
+            </w:pPr>
             <w:r>
               <w:rPr>
                 <w:rFonts w:ascii="Segoe UI Symbol" w:hAnsi="Segoe UI Symbol" w:cs="Segoe UI Symbol"/>
+                <w:color w:val="000000" w:themeColor="text1"/>
               </w:rPr>
               <w:t>☐</w:t>
             </w:r>
@@ -2313,9 +2705,15 @@
             <w:hideMark/>
           </w:tcPr>
           <w:p>
+            <w:pPr>
+              <w:rPr>
+                <w:color w:val="000000" w:themeColor="text1"/>
+              </w:rPr>
+            </w:pPr>
             <w:r>
               <w:rPr>
                 <w:rFonts w:ascii="Segoe UI Symbol" w:hAnsi="Segoe UI Symbol" w:cs="Segoe UI Symbol"/>
+                <w:color w:val="000000" w:themeColor="text1"/>
               </w:rPr>
               <w:t>☐</w:t>
             </w:r>
@@ -2323,7 +2721,13 @@
         </w:tc>
       </w:tr>
     </w:tbl>
-    <w:p/>
+    <w:p>
+      <w:pPr>
+        <w:rPr>
+          <w:color w:val="000000" w:themeColor="text1"/>
+        </w:rPr>
+      </w:pPr>
+    </w:p>
     <w:p>
       <w:pPr>
         <w:spacing w:before="100" w:beforeAutospacing="1" w:after="100" w:afterAutospacing="1"/>
@@ -2331,12 +2735,14 @@
         <w:rPr>
           <w:b/>
           <w:bCs/>
-        </w:rPr>
-      </w:pPr>
-      <w:r>
-        <w:rPr>
-          <w:b/>
-          <w:bCs/>
+          <w:color w:val="000000" w:themeColor="text1"/>
+        </w:rPr>
+      </w:pPr>
+      <w:r>
+        <w:rPr>
+          <w:b/>
+          <w:bCs/>
+          <w:color w:val="000000" w:themeColor="text1"/>
         </w:rPr>
         <w:t>B. Gözlem ve Veri Toplama</w:t>
       </w:r>
@@ -2378,12 +2784,14 @@
               <w:rPr>
                 <w:b/>
                 <w:bCs/>
+                <w:color w:val="000000" w:themeColor="text1"/>
               </w:rPr>
             </w:pPr>
             <w:r>
               <w:rPr>
                 <w:b/>
                 <w:bCs/>
+                <w:color w:val="000000" w:themeColor="text1"/>
               </w:rPr>
               <w:t>İfade</w:t>
             </w:r>
@@ -2401,12 +2809,14 @@
               <w:rPr>
                 <w:b/>
                 <w:bCs/>
+                <w:color w:val="000000" w:themeColor="text1"/>
               </w:rPr>
             </w:pPr>
             <w:r>
               <w:rPr>
                 <w:b/>
                 <w:bCs/>
+                <w:color w:val="000000" w:themeColor="text1"/>
               </w:rPr>
               <w:t>5</w:t>
             </w:r>
@@ -2424,12 +2834,14 @@
               <w:rPr>
                 <w:b/>
                 <w:bCs/>
+                <w:color w:val="000000" w:themeColor="text1"/>
               </w:rPr>
             </w:pPr>
             <w:r>
               <w:rPr>
                 <w:b/>
                 <w:bCs/>
+                <w:color w:val="000000" w:themeColor="text1"/>
               </w:rPr>
               <w:t>4</w:t>
             </w:r>
@@ -2447,12 +2859,14 @@
               <w:rPr>
                 <w:b/>
                 <w:bCs/>
+                <w:color w:val="000000" w:themeColor="text1"/>
               </w:rPr>
             </w:pPr>
             <w:r>
               <w:rPr>
                 <w:b/>
                 <w:bCs/>
+                <w:color w:val="000000" w:themeColor="text1"/>
               </w:rPr>
               <w:t>3</w:t>
             </w:r>
@@ -2470,12 +2884,14 @@
               <w:rPr>
                 <w:b/>
                 <w:bCs/>
+                <w:color w:val="000000" w:themeColor="text1"/>
               </w:rPr>
             </w:pPr>
             <w:r>
               <w:rPr>
                 <w:b/>
                 <w:bCs/>
+                <w:color w:val="000000" w:themeColor="text1"/>
               </w:rPr>
               <w:t>2</w:t>
             </w:r>
@@ -2493,12 +2909,14 @@
               <w:rPr>
                 <w:b/>
                 <w:bCs/>
+                <w:color w:val="000000" w:themeColor="text1"/>
               </w:rPr>
             </w:pPr>
             <w:r>
               <w:rPr>
                 <w:b/>
                 <w:bCs/>
+                <w:color w:val="000000" w:themeColor="text1"/>
               </w:rPr>
               <w:t>1</w:t>
             </w:r>
@@ -2516,7 +2934,15 @@
             <w:hideMark/>
           </w:tcPr>
           <w:p>
-            <w:r>
+            <w:pPr>
+              <w:rPr>
+                <w:color w:val="000000" w:themeColor="text1"/>
+              </w:rPr>
+            </w:pPr>
+            <w:r>
+              <w:rPr>
+                <w:color w:val="000000" w:themeColor="text1"/>
+              </w:rPr>
               <w:t>Deney sırasında gözlemlerimi dikkatli bir şekilde kaydettim.</w:t>
             </w:r>
           </w:p>
@@ -2528,9 +2954,15 @@
             <w:hideMark/>
           </w:tcPr>
           <w:p>
+            <w:pPr>
+              <w:rPr>
+                <w:color w:val="000000" w:themeColor="text1"/>
+              </w:rPr>
+            </w:pPr>
             <w:r>
               <w:rPr>
                 <w:rFonts w:ascii="Segoe UI Symbol" w:hAnsi="Segoe UI Symbol" w:cs="Segoe UI Symbol"/>
+                <w:color w:val="000000" w:themeColor="text1"/>
               </w:rPr>
               <w:t>☐</w:t>
             </w:r>
@@ -2543,9 +2975,15 @@
             <w:hideMark/>
           </w:tcPr>
           <w:p>
+            <w:pPr>
+              <w:rPr>
+                <w:color w:val="000000" w:themeColor="text1"/>
+              </w:rPr>
+            </w:pPr>
             <w:r>
               <w:rPr>
                 <w:rFonts w:ascii="Segoe UI Symbol" w:hAnsi="Segoe UI Symbol" w:cs="Segoe UI Symbol"/>
+                <w:color w:val="000000" w:themeColor="text1"/>
               </w:rPr>
               <w:t>☐</w:t>
             </w:r>
@@ -2558,9 +2996,15 @@
             <w:hideMark/>
           </w:tcPr>
           <w:p>
+            <w:pPr>
+              <w:rPr>
+                <w:color w:val="000000" w:themeColor="text1"/>
+              </w:rPr>
+            </w:pPr>
             <w:r>
               <w:rPr>
                 <w:rFonts w:ascii="Segoe UI Symbol" w:hAnsi="Segoe UI Symbol" w:cs="Segoe UI Symbol"/>
+                <w:color w:val="000000" w:themeColor="text1"/>
               </w:rPr>
               <w:t>☐</w:t>
             </w:r>
@@ -2573,9 +3017,15 @@
             <w:hideMark/>
           </w:tcPr>
           <w:p>
+            <w:pPr>
+              <w:rPr>
+                <w:color w:val="000000" w:themeColor="text1"/>
+              </w:rPr>
+            </w:pPr>
             <w:r>
               <w:rPr>
                 <w:rFonts w:ascii="Segoe UI Symbol" w:hAnsi="Segoe UI Symbol" w:cs="Segoe UI Symbol"/>
+                <w:color w:val="000000" w:themeColor="text1"/>
               </w:rPr>
               <w:t>☐</w:t>
             </w:r>
@@ -2588,9 +3038,15 @@
             <w:hideMark/>
           </w:tcPr>
           <w:p>
+            <w:pPr>
+              <w:rPr>
+                <w:color w:val="000000" w:themeColor="text1"/>
+              </w:rPr>
+            </w:pPr>
             <w:r>
               <w:rPr>
                 <w:rFonts w:ascii="Segoe UI Symbol" w:hAnsi="Segoe UI Symbol" w:cs="Segoe UI Symbol"/>
+                <w:color w:val="000000" w:themeColor="text1"/>
               </w:rPr>
               <w:t>☐</w:t>
             </w:r>
@@ -2608,7 +3064,15 @@
             <w:hideMark/>
           </w:tcPr>
           <w:p>
-            <w:r>
+            <w:pPr>
+              <w:rPr>
+                <w:color w:val="000000" w:themeColor="text1"/>
+              </w:rPr>
+            </w:pPr>
+            <w:r>
+              <w:rPr>
+                <w:color w:val="000000" w:themeColor="text1"/>
+              </w:rPr>
               <w:t>Gözlemlerimde enerji değişimlerini fark edebildim.</w:t>
             </w:r>
           </w:p>
@@ -2620,9 +3084,15 @@
             <w:hideMark/>
           </w:tcPr>
           <w:p>
+            <w:pPr>
+              <w:rPr>
+                <w:color w:val="000000" w:themeColor="text1"/>
+              </w:rPr>
+            </w:pPr>
             <w:r>
               <w:rPr>
                 <w:rFonts w:ascii="Segoe UI Symbol" w:hAnsi="Segoe UI Symbol" w:cs="Segoe UI Symbol"/>
+                <w:color w:val="000000" w:themeColor="text1"/>
               </w:rPr>
               <w:t>☐</w:t>
             </w:r>
@@ -2635,9 +3105,15 @@
             <w:hideMark/>
           </w:tcPr>
           <w:p>
+            <w:pPr>
+              <w:rPr>
+                <w:color w:val="000000" w:themeColor="text1"/>
+              </w:rPr>
+            </w:pPr>
             <w:r>
               <w:rPr>
                 <w:rFonts w:ascii="Segoe UI Symbol" w:hAnsi="Segoe UI Symbol" w:cs="Segoe UI Symbol"/>
+                <w:color w:val="000000" w:themeColor="text1"/>
               </w:rPr>
               <w:t>☐</w:t>
             </w:r>
@@ -2650,9 +3126,15 @@
             <w:hideMark/>
           </w:tcPr>
           <w:p>
+            <w:pPr>
+              <w:rPr>
+                <w:color w:val="000000" w:themeColor="text1"/>
+              </w:rPr>
+            </w:pPr>
             <w:r>
               <w:rPr>
                 <w:rFonts w:ascii="Segoe UI Symbol" w:hAnsi="Segoe UI Symbol" w:cs="Segoe UI Symbol"/>
+                <w:color w:val="000000" w:themeColor="text1"/>
               </w:rPr>
               <w:t>☐</w:t>
             </w:r>
@@ -2665,9 +3147,15 @@
             <w:hideMark/>
           </w:tcPr>
           <w:p>
+            <w:pPr>
+              <w:rPr>
+                <w:color w:val="000000" w:themeColor="text1"/>
+              </w:rPr>
+            </w:pPr>
             <w:r>
               <w:rPr>
                 <w:rFonts w:ascii="Segoe UI Symbol" w:hAnsi="Segoe UI Symbol" w:cs="Segoe UI Symbol"/>
+                <w:color w:val="000000" w:themeColor="text1"/>
               </w:rPr>
               <w:t>☐</w:t>
             </w:r>
@@ -2680,9 +3168,15 @@
             <w:hideMark/>
           </w:tcPr>
           <w:p>
+            <w:pPr>
+              <w:rPr>
+                <w:color w:val="000000" w:themeColor="text1"/>
+              </w:rPr>
+            </w:pPr>
             <w:r>
               <w:rPr>
                 <w:rFonts w:ascii="Segoe UI Symbol" w:hAnsi="Segoe UI Symbol" w:cs="Segoe UI Symbol"/>
+                <w:color w:val="000000" w:themeColor="text1"/>
               </w:rPr>
               <w:t>☐</w:t>
             </w:r>
@@ -2700,7 +3194,15 @@
             <w:hideMark/>
           </w:tcPr>
           <w:p>
-            <w:r>
+            <w:pPr>
+              <w:rPr>
+                <w:color w:val="000000" w:themeColor="text1"/>
+              </w:rPr>
+            </w:pPr>
+            <w:r>
+              <w:rPr>
+                <w:color w:val="000000" w:themeColor="text1"/>
+              </w:rPr>
               <w:t>Deney sonuçlarını düzenli ve anlaşılır şekilde not aldım.</w:t>
             </w:r>
           </w:p>
@@ -2712,9 +3214,15 @@
             <w:hideMark/>
           </w:tcPr>
           <w:p>
+            <w:pPr>
+              <w:rPr>
+                <w:color w:val="000000" w:themeColor="text1"/>
+              </w:rPr>
+            </w:pPr>
             <w:r>
               <w:rPr>
                 <w:rFonts w:ascii="Segoe UI Symbol" w:hAnsi="Segoe UI Symbol" w:cs="Segoe UI Symbol"/>
+                <w:color w:val="000000" w:themeColor="text1"/>
               </w:rPr>
               <w:t>☐</w:t>
             </w:r>
@@ -2727,9 +3235,15 @@
             <w:hideMark/>
           </w:tcPr>
           <w:p>
+            <w:pPr>
+              <w:rPr>
+                <w:color w:val="000000" w:themeColor="text1"/>
+              </w:rPr>
+            </w:pPr>
             <w:r>
               <w:rPr>
                 <w:rFonts w:ascii="Segoe UI Symbol" w:hAnsi="Segoe UI Symbol" w:cs="Segoe UI Symbol"/>
+                <w:color w:val="000000" w:themeColor="text1"/>
               </w:rPr>
               <w:t>☐</w:t>
             </w:r>
@@ -2742,9 +3256,15 @@
             <w:hideMark/>
           </w:tcPr>
           <w:p>
+            <w:pPr>
+              <w:rPr>
+                <w:color w:val="000000" w:themeColor="text1"/>
+              </w:rPr>
+            </w:pPr>
             <w:r>
               <w:rPr>
                 <w:rFonts w:ascii="Segoe UI Symbol" w:hAnsi="Segoe UI Symbol" w:cs="Segoe UI Symbol"/>
+                <w:color w:val="000000" w:themeColor="text1"/>
               </w:rPr>
               <w:t>☐</w:t>
             </w:r>
@@ -2757,9 +3277,15 @@
             <w:hideMark/>
           </w:tcPr>
           <w:p>
+            <w:pPr>
+              <w:rPr>
+                <w:color w:val="000000" w:themeColor="text1"/>
+              </w:rPr>
+            </w:pPr>
             <w:r>
               <w:rPr>
                 <w:rFonts w:ascii="Segoe UI Symbol" w:hAnsi="Segoe UI Symbol" w:cs="Segoe UI Symbol"/>
+                <w:color w:val="000000" w:themeColor="text1"/>
               </w:rPr>
               <w:t>☐</w:t>
             </w:r>
@@ -2772,9 +3298,15 @@
             <w:hideMark/>
           </w:tcPr>
           <w:p>
+            <w:pPr>
+              <w:rPr>
+                <w:color w:val="000000" w:themeColor="text1"/>
+              </w:rPr>
+            </w:pPr>
             <w:r>
               <w:rPr>
                 <w:rFonts w:ascii="Segoe UI Symbol" w:hAnsi="Segoe UI Symbol" w:cs="Segoe UI Symbol"/>
+                <w:color w:val="000000" w:themeColor="text1"/>
               </w:rPr>
               <w:t>☐</w:t>
             </w:r>
@@ -2782,7 +3314,13 @@
         </w:tc>
       </w:tr>
     </w:tbl>
-    <w:p/>
+    <w:p>
+      <w:pPr>
+        <w:rPr>
+          <w:color w:val="000000" w:themeColor="text1"/>
+        </w:rPr>
+      </w:pPr>
+    </w:p>
     <w:p>
       <w:pPr>
         <w:spacing w:before="100" w:beforeAutospacing="1" w:after="100" w:afterAutospacing="1"/>
@@ -2790,12 +3328,14 @@
         <w:rPr>
           <w:b/>
           <w:bCs/>
-        </w:rPr>
-      </w:pPr>
-      <w:r>
-        <w:rPr>
-          <w:b/>
-          <w:bCs/>
+          <w:color w:val="000000" w:themeColor="text1"/>
+        </w:rPr>
+      </w:pPr>
+      <w:r>
+        <w:rPr>
+          <w:b/>
+          <w:bCs/>
+          <w:color w:val="000000" w:themeColor="text1"/>
         </w:rPr>
         <w:t>C. Bilimsel Yorumlama</w:t>
       </w:r>
@@ -2837,12 +3377,14 @@
               <w:rPr>
                 <w:b/>
                 <w:bCs/>
+                <w:color w:val="000000" w:themeColor="text1"/>
               </w:rPr>
             </w:pPr>
             <w:r>
               <w:rPr>
                 <w:b/>
                 <w:bCs/>
+                <w:color w:val="000000" w:themeColor="text1"/>
               </w:rPr>
               <w:t>İfade</w:t>
             </w:r>
@@ -2860,12 +3402,14 @@
               <w:rPr>
                 <w:b/>
                 <w:bCs/>
+                <w:color w:val="000000" w:themeColor="text1"/>
               </w:rPr>
             </w:pPr>
             <w:r>
               <w:rPr>
                 <w:b/>
                 <w:bCs/>
+                <w:color w:val="000000" w:themeColor="text1"/>
               </w:rPr>
               <w:t>5</w:t>
             </w:r>
@@ -2883,12 +3427,14 @@
               <w:rPr>
                 <w:b/>
                 <w:bCs/>
+                <w:color w:val="000000" w:themeColor="text1"/>
               </w:rPr>
             </w:pPr>
             <w:r>
               <w:rPr>
                 <w:b/>
                 <w:bCs/>
+                <w:color w:val="000000" w:themeColor="text1"/>
               </w:rPr>
               <w:t>4</w:t>
             </w:r>
@@ -2906,12 +3452,14 @@
               <w:rPr>
                 <w:b/>
                 <w:bCs/>
+                <w:color w:val="000000" w:themeColor="text1"/>
               </w:rPr>
             </w:pPr>
             <w:r>
               <w:rPr>
                 <w:b/>
                 <w:bCs/>
+                <w:color w:val="000000" w:themeColor="text1"/>
               </w:rPr>
               <w:t>3</w:t>
             </w:r>
@@ -2929,12 +3477,14 @@
               <w:rPr>
                 <w:b/>
                 <w:bCs/>
+                <w:color w:val="000000" w:themeColor="text1"/>
               </w:rPr>
             </w:pPr>
             <w:r>
               <w:rPr>
                 <w:b/>
                 <w:bCs/>
+                <w:color w:val="000000" w:themeColor="text1"/>
               </w:rPr>
               <w:t>2</w:t>
             </w:r>
@@ -2952,12 +3502,14 @@
               <w:rPr>
                 <w:b/>
                 <w:bCs/>
+                <w:color w:val="000000" w:themeColor="text1"/>
               </w:rPr>
             </w:pPr>
             <w:r>
               <w:rPr>
                 <w:b/>
                 <w:bCs/>
+                <w:color w:val="000000" w:themeColor="text1"/>
               </w:rPr>
               <w:t>1</w:t>
             </w:r>
@@ -2975,7 +3527,15 @@
             <w:hideMark/>
           </w:tcPr>
           <w:p>
-            <w:r>
+            <w:pPr>
+              <w:rPr>
+                <w:color w:val="000000" w:themeColor="text1"/>
+              </w:rPr>
+            </w:pPr>
+            <w:r>
+              <w:rPr>
+                <w:color w:val="000000" w:themeColor="text1"/>
+              </w:rPr>
               <w:t>Gözlemlerimi fiziksel ve kimyasal değişimlerle ilişkilendirebildim.</w:t>
             </w:r>
           </w:p>
@@ -2987,9 +3547,15 @@
             <w:hideMark/>
           </w:tcPr>
           <w:p>
+            <w:pPr>
+              <w:rPr>
+                <w:color w:val="000000" w:themeColor="text1"/>
+              </w:rPr>
+            </w:pPr>
             <w:r>
               <w:rPr>
                 <w:rFonts w:ascii="Segoe UI Symbol" w:hAnsi="Segoe UI Symbol" w:cs="Segoe UI Symbol"/>
+                <w:color w:val="000000" w:themeColor="text1"/>
               </w:rPr>
               <w:t>☐</w:t>
             </w:r>
@@ -3002,9 +3568,15 @@
             <w:hideMark/>
           </w:tcPr>
           <w:p>
+            <w:pPr>
+              <w:rPr>
+                <w:color w:val="000000" w:themeColor="text1"/>
+              </w:rPr>
+            </w:pPr>
             <w:r>
               <w:rPr>
                 <w:rFonts w:ascii="Segoe UI Symbol" w:hAnsi="Segoe UI Symbol" w:cs="Segoe UI Symbol"/>
+                <w:color w:val="000000" w:themeColor="text1"/>
               </w:rPr>
               <w:t>☐</w:t>
             </w:r>
@@ -3017,9 +3589,15 @@
             <w:hideMark/>
           </w:tcPr>
           <w:p>
+            <w:pPr>
+              <w:rPr>
+                <w:color w:val="000000" w:themeColor="text1"/>
+              </w:rPr>
+            </w:pPr>
             <w:r>
               <w:rPr>
                 <w:rFonts w:ascii="Segoe UI Symbol" w:hAnsi="Segoe UI Symbol" w:cs="Segoe UI Symbol"/>
+                <w:color w:val="000000" w:themeColor="text1"/>
               </w:rPr>
               <w:t>☐</w:t>
             </w:r>
@@ -3032,9 +3610,15 @@
             <w:hideMark/>
           </w:tcPr>
           <w:p>
+            <w:pPr>
+              <w:rPr>
+                <w:color w:val="000000" w:themeColor="text1"/>
+              </w:rPr>
+            </w:pPr>
             <w:r>
               <w:rPr>
                 <w:rFonts w:ascii="Segoe UI Symbol" w:hAnsi="Segoe UI Symbol" w:cs="Segoe UI Symbol"/>
+                <w:color w:val="000000" w:themeColor="text1"/>
               </w:rPr>
               <w:t>☐</w:t>
             </w:r>
@@ -3047,9 +3631,15 @@
             <w:hideMark/>
           </w:tcPr>
           <w:p>
+            <w:pPr>
+              <w:rPr>
+                <w:color w:val="000000" w:themeColor="text1"/>
+              </w:rPr>
+            </w:pPr>
             <w:r>
               <w:rPr>
                 <w:rFonts w:ascii="Segoe UI Symbol" w:hAnsi="Segoe UI Symbol" w:cs="Segoe UI Symbol"/>
+                <w:color w:val="000000" w:themeColor="text1"/>
               </w:rPr>
               <w:t>☐</w:t>
             </w:r>
@@ -3067,7 +3657,15 @@
             <w:hideMark/>
           </w:tcPr>
           <w:p>
-            <w:r>
+            <w:pPr>
+              <w:rPr>
+                <w:color w:val="000000" w:themeColor="text1"/>
+              </w:rPr>
+            </w:pPr>
+            <w:r>
+              <w:rPr>
+                <w:color w:val="000000" w:themeColor="text1"/>
+              </w:rPr>
               <w:t>Olayların ekzotermik mi yoksa endotermik mi olduğunu belirleyebildim.</w:t>
             </w:r>
           </w:p>
@@ -3079,9 +3677,15 @@
             <w:hideMark/>
           </w:tcPr>
           <w:p>
+            <w:pPr>
+              <w:rPr>
+                <w:color w:val="000000" w:themeColor="text1"/>
+              </w:rPr>
+            </w:pPr>
             <w:r>
               <w:rPr>
                 <w:rFonts w:ascii="Segoe UI Symbol" w:hAnsi="Segoe UI Symbol" w:cs="Segoe UI Symbol"/>
+                <w:color w:val="000000" w:themeColor="text1"/>
               </w:rPr>
               <w:t>☐</w:t>
             </w:r>
@@ -3094,9 +3698,15 @@
             <w:hideMark/>
           </w:tcPr>
           <w:p>
+            <w:pPr>
+              <w:rPr>
+                <w:color w:val="000000" w:themeColor="text1"/>
+              </w:rPr>
+            </w:pPr>
             <w:r>
               <w:rPr>
                 <w:rFonts w:ascii="Segoe UI Symbol" w:hAnsi="Segoe UI Symbol" w:cs="Segoe UI Symbol"/>
+                <w:color w:val="000000" w:themeColor="text1"/>
               </w:rPr>
               <w:t>☐</w:t>
             </w:r>
@@ -3109,9 +3719,15 @@
             <w:hideMark/>
           </w:tcPr>
           <w:p>
+            <w:pPr>
+              <w:rPr>
+                <w:color w:val="000000" w:themeColor="text1"/>
+              </w:rPr>
+            </w:pPr>
             <w:r>
               <w:rPr>
                 <w:rFonts w:ascii="Segoe UI Symbol" w:hAnsi="Segoe UI Symbol" w:cs="Segoe UI Symbol"/>
+                <w:color w:val="000000" w:themeColor="text1"/>
               </w:rPr>
               <w:t>☐</w:t>
             </w:r>
@@ -3124,9 +3740,15 @@
             <w:hideMark/>
           </w:tcPr>
           <w:p>
+            <w:pPr>
+              <w:rPr>
+                <w:color w:val="000000" w:themeColor="text1"/>
+              </w:rPr>
+            </w:pPr>
             <w:r>
               <w:rPr>
                 <w:rFonts w:ascii="Segoe UI Symbol" w:hAnsi="Segoe UI Symbol" w:cs="Segoe UI Symbol"/>
+                <w:color w:val="000000" w:themeColor="text1"/>
               </w:rPr>
               <w:t>☐</w:t>
             </w:r>
@@ -3139,9 +3761,15 @@
             <w:hideMark/>
           </w:tcPr>
           <w:p>
+            <w:pPr>
+              <w:rPr>
+                <w:color w:val="000000" w:themeColor="text1"/>
+              </w:rPr>
+            </w:pPr>
             <w:r>
               <w:rPr>
                 <w:rFonts w:ascii="Segoe UI Symbol" w:hAnsi="Segoe UI Symbol" w:cs="Segoe UI Symbol"/>
+                <w:color w:val="000000" w:themeColor="text1"/>
               </w:rPr>
               <w:t>☐</w:t>
             </w:r>
@@ -3159,7 +3787,15 @@
             <w:hideMark/>
           </w:tcPr>
           <w:p>
-            <w:r>
+            <w:pPr>
+              <w:rPr>
+                <w:color w:val="000000" w:themeColor="text1"/>
+              </w:rPr>
+            </w:pPr>
+            <w:r>
+              <w:rPr>
+                <w:color w:val="000000" w:themeColor="text1"/>
+              </w:rPr>
               <w:t>Deney sonuçlarını bilimsel bilgilerle karşılaştırabildim.</w:t>
             </w:r>
           </w:p>
@@ -3171,9 +3807,15 @@
             <w:hideMark/>
           </w:tcPr>
           <w:p>
+            <w:pPr>
+              <w:rPr>
+                <w:color w:val="000000" w:themeColor="text1"/>
+              </w:rPr>
+            </w:pPr>
             <w:r>
               <w:rPr>
                 <w:rFonts w:ascii="Segoe UI Symbol" w:hAnsi="Segoe UI Symbol" w:cs="Segoe UI Symbol"/>
+                <w:color w:val="000000" w:themeColor="text1"/>
               </w:rPr>
               <w:t>☐</w:t>
             </w:r>
@@ -3186,9 +3828,15 @@
             <w:hideMark/>
           </w:tcPr>
           <w:p>
+            <w:pPr>
+              <w:rPr>
+                <w:color w:val="000000" w:themeColor="text1"/>
+              </w:rPr>
+            </w:pPr>
             <w:r>
               <w:rPr>
                 <w:rFonts w:ascii="Segoe UI Symbol" w:hAnsi="Segoe UI Symbol" w:cs="Segoe UI Symbol"/>
+                <w:color w:val="000000" w:themeColor="text1"/>
               </w:rPr>
               <w:t>☐</w:t>
             </w:r>
@@ -3201,9 +3849,15 @@
             <w:hideMark/>
           </w:tcPr>
           <w:p>
+            <w:pPr>
+              <w:rPr>
+                <w:color w:val="000000" w:themeColor="text1"/>
+              </w:rPr>
+            </w:pPr>
             <w:r>
               <w:rPr>
                 <w:rFonts w:ascii="Segoe UI Symbol" w:hAnsi="Segoe UI Symbol" w:cs="Segoe UI Symbol"/>
+                <w:color w:val="000000" w:themeColor="text1"/>
               </w:rPr>
               <w:t>☐</w:t>
             </w:r>
@@ -3216,9 +3870,15 @@
             <w:hideMark/>
           </w:tcPr>
           <w:p>
+            <w:pPr>
+              <w:rPr>
+                <w:color w:val="000000" w:themeColor="text1"/>
+              </w:rPr>
+            </w:pPr>
             <w:r>
               <w:rPr>
                 <w:rFonts w:ascii="Segoe UI Symbol" w:hAnsi="Segoe UI Symbol" w:cs="Segoe UI Symbol"/>
+                <w:color w:val="000000" w:themeColor="text1"/>
               </w:rPr>
               <w:t>☐</w:t>
             </w:r>
@@ -3231,9 +3891,15 @@
             <w:hideMark/>
           </w:tcPr>
           <w:p>
+            <w:pPr>
+              <w:rPr>
+                <w:color w:val="000000" w:themeColor="text1"/>
+              </w:rPr>
+            </w:pPr>
             <w:r>
               <w:rPr>
                 <w:rFonts w:ascii="Segoe UI Symbol" w:hAnsi="Segoe UI Symbol" w:cs="Segoe UI Symbol"/>
+                <w:color w:val="000000" w:themeColor="text1"/>
               </w:rPr>
               <w:t>☐</w:t>
             </w:r>
@@ -3241,10 +3907,34 @@
         </w:tc>
       </w:tr>
     </w:tbl>
-    <w:p/>
-    <w:p/>
-    <w:p/>
-    <w:p/>
+    <w:p>
+      <w:pPr>
+        <w:rPr>
+          <w:color w:val="000000" w:themeColor="text1"/>
+        </w:rPr>
+      </w:pPr>
+    </w:p>
+    <w:p>
+      <w:pPr>
+        <w:rPr>
+          <w:color w:val="000000" w:themeColor="text1"/>
+        </w:rPr>
+      </w:pPr>
+    </w:p>
+    <w:p>
+      <w:pPr>
+        <w:rPr>
+          <w:color w:val="000000" w:themeColor="text1"/>
+        </w:rPr>
+      </w:pPr>
+    </w:p>
+    <w:p>
+      <w:pPr>
+        <w:rPr>
+          <w:color w:val="000000" w:themeColor="text1"/>
+        </w:rPr>
+      </w:pPr>
+    </w:p>
     <w:p>
       <w:pPr>
         <w:spacing w:before="100" w:beforeAutospacing="1" w:after="100" w:afterAutospacing="1"/>
@@ -3252,12 +3942,14 @@
         <w:rPr>
           <w:b/>
           <w:bCs/>
-        </w:rPr>
-      </w:pPr>
-      <w:r>
-        <w:rPr>
-          <w:b/>
-          <w:bCs/>
+          <w:color w:val="000000" w:themeColor="text1"/>
+        </w:rPr>
+      </w:pPr>
+      <w:r>
+        <w:rPr>
+          <w:b/>
+          <w:bCs/>
+          <w:color w:val="000000" w:themeColor="text1"/>
         </w:rPr>
         <w:lastRenderedPageBreak/>
         <w:t>D. Günlük Hayatla İlişkilendirme</w:t>
@@ -3300,12 +3992,14 @@
               <w:rPr>
                 <w:b/>
                 <w:bCs/>
+                <w:color w:val="000000" w:themeColor="text1"/>
               </w:rPr>
             </w:pPr>
             <w:r>
               <w:rPr>
                 <w:b/>
                 <w:bCs/>
+                <w:color w:val="000000" w:themeColor="text1"/>
               </w:rPr>
               <w:t>İfade</w:t>
             </w:r>
@@ -3323,12 +4017,14 @@
               <w:rPr>
                 <w:b/>
                 <w:bCs/>
+                <w:color w:val="000000" w:themeColor="text1"/>
               </w:rPr>
             </w:pPr>
             <w:r>
               <w:rPr>
                 <w:b/>
                 <w:bCs/>
+                <w:color w:val="000000" w:themeColor="text1"/>
               </w:rPr>
               <w:t>5</w:t>
             </w:r>
@@ -3346,12 +4042,14 @@
               <w:rPr>
                 <w:b/>
                 <w:bCs/>
+                <w:color w:val="000000" w:themeColor="text1"/>
               </w:rPr>
             </w:pPr>
             <w:r>
               <w:rPr>
                 <w:b/>
                 <w:bCs/>
+                <w:color w:val="000000" w:themeColor="text1"/>
               </w:rPr>
               <w:t>4</w:t>
             </w:r>
@@ -3369,12 +4067,14 @@
               <w:rPr>
                 <w:b/>
                 <w:bCs/>
+                <w:color w:val="000000" w:themeColor="text1"/>
               </w:rPr>
             </w:pPr>
             <w:r>
               <w:rPr>
                 <w:b/>
                 <w:bCs/>
+                <w:color w:val="000000" w:themeColor="text1"/>
               </w:rPr>
               <w:t>3</w:t>
             </w:r>
@@ -3392,12 +4092,14 @@
               <w:rPr>
                 <w:b/>
                 <w:bCs/>
+                <w:color w:val="000000" w:themeColor="text1"/>
               </w:rPr>
             </w:pPr>
             <w:r>
               <w:rPr>
                 <w:b/>
                 <w:bCs/>
+                <w:color w:val="000000" w:themeColor="text1"/>
               </w:rPr>
               <w:t>2</w:t>
             </w:r>
@@ -3415,12 +4117,14 @@
               <w:rPr>
                 <w:b/>
                 <w:bCs/>
+                <w:color w:val="000000" w:themeColor="text1"/>
               </w:rPr>
             </w:pPr>
             <w:r>
               <w:rPr>
                 <w:b/>
                 <w:bCs/>
+                <w:color w:val="000000" w:themeColor="text1"/>
               </w:rPr>
               <w:t>1</w:t>
             </w:r>
@@ -3438,7 +4142,15 @@
             <w:hideMark/>
           </w:tcPr>
           <w:p>
-            <w:r>
+            <w:pPr>
+              <w:rPr>
+                <w:color w:val="000000" w:themeColor="text1"/>
+              </w:rPr>
+            </w:pPr>
+            <w:r>
+              <w:rPr>
+                <w:color w:val="000000" w:themeColor="text1"/>
+              </w:rPr>
               <w:t>Deneyde öğrendiklerimi günlük yaşam olaylarıyla ilişkilendirebildim.</w:t>
             </w:r>
           </w:p>
@@ -3450,9 +4162,15 @@
             <w:hideMark/>
           </w:tcPr>
           <w:p>
+            <w:pPr>
+              <w:rPr>
+                <w:color w:val="000000" w:themeColor="text1"/>
+              </w:rPr>
+            </w:pPr>
             <w:r>
               <w:rPr>
                 <w:rFonts w:ascii="Segoe UI Symbol" w:hAnsi="Segoe UI Symbol" w:cs="Segoe UI Symbol"/>
+                <w:color w:val="000000" w:themeColor="text1"/>
               </w:rPr>
               <w:t>☐</w:t>
             </w:r>
@@ -3465,9 +4183,15 @@
             <w:hideMark/>
           </w:tcPr>
           <w:p>
+            <w:pPr>
+              <w:rPr>
+                <w:color w:val="000000" w:themeColor="text1"/>
+              </w:rPr>
+            </w:pPr>
             <w:r>
               <w:rPr>
                 <w:rFonts w:ascii="Segoe UI Symbol" w:hAnsi="Segoe UI Symbol" w:cs="Segoe UI Symbol"/>
+                <w:color w:val="000000" w:themeColor="text1"/>
               </w:rPr>
               <w:t>☐</w:t>
             </w:r>
@@ -3480,9 +4204,15 @@
             <w:hideMark/>
           </w:tcPr>
           <w:p>
+            <w:pPr>
+              <w:rPr>
+                <w:color w:val="000000" w:themeColor="text1"/>
+              </w:rPr>
+            </w:pPr>
             <w:r>
               <w:rPr>
                 <w:rFonts w:ascii="Segoe UI Symbol" w:hAnsi="Segoe UI Symbol" w:cs="Segoe UI Symbol"/>
+                <w:color w:val="000000" w:themeColor="text1"/>
               </w:rPr>
               <w:t>☐</w:t>
             </w:r>
@@ -3495,9 +4225,15 @@
             <w:hideMark/>
           </w:tcPr>
           <w:p>
+            <w:pPr>
+              <w:rPr>
+                <w:color w:val="000000" w:themeColor="text1"/>
+              </w:rPr>
+            </w:pPr>
             <w:r>
               <w:rPr>
                 <w:rFonts w:ascii="Segoe UI Symbol" w:hAnsi="Segoe UI Symbol" w:cs="Segoe UI Symbol"/>
+                <w:color w:val="000000" w:themeColor="text1"/>
               </w:rPr>
               <w:t>☐</w:t>
             </w:r>
@@ -3510,9 +4246,15 @@
             <w:hideMark/>
           </w:tcPr>
           <w:p>
+            <w:pPr>
+              <w:rPr>
+                <w:color w:val="000000" w:themeColor="text1"/>
+              </w:rPr>
+            </w:pPr>
             <w:r>
               <w:rPr>
                 <w:rFonts w:ascii="Segoe UI Symbol" w:hAnsi="Segoe UI Symbol" w:cs="Segoe UI Symbol"/>
+                <w:color w:val="000000" w:themeColor="text1"/>
               </w:rPr>
               <w:t>☐</w:t>
             </w:r>
@@ -3530,7 +4272,15 @@
             <w:hideMark/>
           </w:tcPr>
           <w:p>
-            <w:r>
+            <w:pPr>
+              <w:rPr>
+                <w:color w:val="000000" w:themeColor="text1"/>
+              </w:rPr>
+            </w:pPr>
+            <w:r>
+              <w:rPr>
+                <w:color w:val="000000" w:themeColor="text1"/>
+              </w:rPr>
               <w:t>Günlük hayattan örnekleri kullanarak enerji değişimlerini açıklayabilirim.</w:t>
             </w:r>
           </w:p>
@@ -3542,9 +4292,15 @@
             <w:hideMark/>
           </w:tcPr>
           <w:p>
+            <w:pPr>
+              <w:rPr>
+                <w:color w:val="000000" w:themeColor="text1"/>
+              </w:rPr>
+            </w:pPr>
             <w:r>
               <w:rPr>
                 <w:rFonts w:ascii="Segoe UI Symbol" w:hAnsi="Segoe UI Symbol" w:cs="Segoe UI Symbol"/>
+                <w:color w:val="000000" w:themeColor="text1"/>
               </w:rPr>
               <w:t>☐</w:t>
             </w:r>
@@ -3557,9 +4313,15 @@
             <w:hideMark/>
           </w:tcPr>
           <w:p>
+            <w:pPr>
+              <w:rPr>
+                <w:color w:val="000000" w:themeColor="text1"/>
+              </w:rPr>
+            </w:pPr>
             <w:r>
               <w:rPr>
                 <w:rFonts w:ascii="Segoe UI Symbol" w:hAnsi="Segoe UI Symbol" w:cs="Segoe UI Symbol"/>
+                <w:color w:val="000000" w:themeColor="text1"/>
               </w:rPr>
               <w:t>☐</w:t>
             </w:r>
@@ -3572,9 +4334,15 @@
             <w:hideMark/>
           </w:tcPr>
           <w:p>
+            <w:pPr>
+              <w:rPr>
+                <w:color w:val="000000" w:themeColor="text1"/>
+              </w:rPr>
+            </w:pPr>
             <w:r>
               <w:rPr>
                 <w:rFonts w:ascii="Segoe UI Symbol" w:hAnsi="Segoe UI Symbol" w:cs="Segoe UI Symbol"/>
+                <w:color w:val="000000" w:themeColor="text1"/>
               </w:rPr>
               <w:t>☐</w:t>
             </w:r>
@@ -3587,9 +4355,15 @@
             <w:hideMark/>
           </w:tcPr>
           <w:p>
+            <w:pPr>
+              <w:rPr>
+                <w:color w:val="000000" w:themeColor="text1"/>
+              </w:rPr>
+            </w:pPr>
             <w:r>
               <w:rPr>
                 <w:rFonts w:ascii="Segoe UI Symbol" w:hAnsi="Segoe UI Symbol" w:cs="Segoe UI Symbol"/>
+                <w:color w:val="000000" w:themeColor="text1"/>
               </w:rPr>
               <w:t>☐</w:t>
             </w:r>
@@ -3602,9 +4376,15 @@
             <w:hideMark/>
           </w:tcPr>
           <w:p>
+            <w:pPr>
+              <w:rPr>
+                <w:color w:val="000000" w:themeColor="text1"/>
+              </w:rPr>
+            </w:pPr>
             <w:r>
               <w:rPr>
                 <w:rFonts w:ascii="Segoe UI Symbol" w:hAnsi="Segoe UI Symbol" w:cs="Segoe UI Symbol"/>
+                <w:color w:val="000000" w:themeColor="text1"/>
               </w:rPr>
               <w:t>☐</w:t>
             </w:r>
@@ -3612,7 +4392,13 @@
         </w:tc>
       </w:tr>
     </w:tbl>
-    <w:p/>
+    <w:p>
+      <w:pPr>
+        <w:rPr>
+          <w:color w:val="000000" w:themeColor="text1"/>
+        </w:rPr>
+      </w:pPr>
+    </w:p>
     <w:p>
       <w:pPr>
         <w:spacing w:before="100" w:beforeAutospacing="1" w:after="100" w:afterAutospacing="1"/>
@@ -3620,12 +4406,14 @@
         <w:rPr>
           <w:b/>
           <w:bCs/>
-        </w:rPr>
-      </w:pPr>
-      <w:r>
-        <w:rPr>
-          <w:b/>
-          <w:bCs/>
+          <w:color w:val="000000" w:themeColor="text1"/>
+        </w:rPr>
+      </w:pPr>
+      <w:r>
+        <w:rPr>
+          <w:b/>
+          <w:bCs/>
+          <w:color w:val="000000" w:themeColor="text1"/>
         </w:rPr>
         <w:t>E. Grup Çalışması ve İş Birliği</w:t>
       </w:r>
@@ -3667,12 +4455,14 @@
               <w:rPr>
                 <w:b/>
                 <w:bCs/>
+                <w:color w:val="000000" w:themeColor="text1"/>
               </w:rPr>
             </w:pPr>
             <w:r>
               <w:rPr>
                 <w:b/>
                 <w:bCs/>
+                <w:color w:val="000000" w:themeColor="text1"/>
               </w:rPr>
               <w:t>İfade</w:t>
             </w:r>
@@ -3690,12 +4480,14 @@
               <w:rPr>
                 <w:b/>
                 <w:bCs/>
+                <w:color w:val="000000" w:themeColor="text1"/>
               </w:rPr>
             </w:pPr>
             <w:r>
               <w:rPr>
                 <w:b/>
                 <w:bCs/>
+                <w:color w:val="000000" w:themeColor="text1"/>
               </w:rPr>
               <w:t>5</w:t>
             </w:r>
@@ -3713,12 +4505,14 @@
               <w:rPr>
                 <w:b/>
                 <w:bCs/>
+                <w:color w:val="000000" w:themeColor="text1"/>
               </w:rPr>
             </w:pPr>
             <w:r>
               <w:rPr>
                 <w:b/>
                 <w:bCs/>
+                <w:color w:val="000000" w:themeColor="text1"/>
               </w:rPr>
               <w:t>4</w:t>
             </w:r>
@@ -3736,12 +4530,14 @@
               <w:rPr>
                 <w:b/>
                 <w:bCs/>
+                <w:color w:val="000000" w:themeColor="text1"/>
               </w:rPr>
             </w:pPr>
             <w:r>
               <w:rPr>
                 <w:b/>
                 <w:bCs/>
+                <w:color w:val="000000" w:themeColor="text1"/>
               </w:rPr>
               <w:t>3</w:t>
             </w:r>
@@ -3759,12 +4555,14 @@
               <w:rPr>
                 <w:b/>
                 <w:bCs/>
+                <w:color w:val="000000" w:themeColor="text1"/>
               </w:rPr>
             </w:pPr>
             <w:r>
               <w:rPr>
                 <w:b/>
                 <w:bCs/>
+                <w:color w:val="000000" w:themeColor="text1"/>
               </w:rPr>
               <w:t>2</w:t>
             </w:r>
@@ -3782,12 +4580,14 @@
               <w:rPr>
                 <w:b/>
                 <w:bCs/>
+                <w:color w:val="000000" w:themeColor="text1"/>
               </w:rPr>
             </w:pPr>
             <w:r>
               <w:rPr>
                 <w:b/>
                 <w:bCs/>
+                <w:color w:val="000000" w:themeColor="text1"/>
               </w:rPr>
               <w:t>1</w:t>
             </w:r>
@@ -3805,7 +4605,15 @@
             <w:hideMark/>
           </w:tcPr>
           <w:p>
-            <w:r>
+            <w:pPr>
+              <w:rPr>
+                <w:color w:val="000000" w:themeColor="text1"/>
+              </w:rPr>
+            </w:pPr>
+            <w:r>
+              <w:rPr>
+                <w:color w:val="000000" w:themeColor="text1"/>
+              </w:rPr>
               <w:t>Grup arkadaşlarımla etkili bir şekilde iletişim kurdum.</w:t>
             </w:r>
           </w:p>
@@ -3817,9 +4625,15 @@
             <w:hideMark/>
           </w:tcPr>
           <w:p>
+            <w:pPr>
+              <w:rPr>
+                <w:color w:val="000000" w:themeColor="text1"/>
+              </w:rPr>
+            </w:pPr>
             <w:r>
               <w:rPr>
                 <w:rFonts w:ascii="Segoe UI Symbol" w:hAnsi="Segoe UI Symbol" w:cs="Segoe UI Symbol"/>
+                <w:color w:val="000000" w:themeColor="text1"/>
               </w:rPr>
               <w:t>☐</w:t>
             </w:r>
@@ -3832,9 +4646,15 @@
             <w:hideMark/>
           </w:tcPr>
           <w:p>
+            <w:pPr>
+              <w:rPr>
+                <w:color w:val="000000" w:themeColor="text1"/>
+              </w:rPr>
+            </w:pPr>
             <w:r>
               <w:rPr>
                 <w:rFonts w:ascii="Segoe UI Symbol" w:hAnsi="Segoe UI Symbol" w:cs="Segoe UI Symbol"/>
+                <w:color w:val="000000" w:themeColor="text1"/>
               </w:rPr>
               <w:t>☐</w:t>
             </w:r>
@@ -3847,9 +4667,15 @@
             <w:hideMark/>
           </w:tcPr>
           <w:p>
+            <w:pPr>
+              <w:rPr>
+                <w:color w:val="000000" w:themeColor="text1"/>
+              </w:rPr>
+            </w:pPr>
             <w:r>
               <w:rPr>
                 <w:rFonts w:ascii="Segoe UI Symbol" w:hAnsi="Segoe UI Symbol" w:cs="Segoe UI Symbol"/>
+                <w:color w:val="000000" w:themeColor="text1"/>
               </w:rPr>
               <w:t>☐</w:t>
             </w:r>
@@ -3862,9 +4688,15 @@
             <w:hideMark/>
           </w:tcPr>
           <w:p>
+            <w:pPr>
+              <w:rPr>
+                <w:color w:val="000000" w:themeColor="text1"/>
+              </w:rPr>
+            </w:pPr>
             <w:r>
               <w:rPr>
                 <w:rFonts w:ascii="Segoe UI Symbol" w:hAnsi="Segoe UI Symbol" w:cs="Segoe UI Symbol"/>
+                <w:color w:val="000000" w:themeColor="text1"/>
               </w:rPr>
               <w:t>☐</w:t>
             </w:r>
@@ -3877,9 +4709,15 @@
             <w:hideMark/>
           </w:tcPr>
           <w:p>
+            <w:pPr>
+              <w:rPr>
+                <w:color w:val="000000" w:themeColor="text1"/>
+              </w:rPr>
+            </w:pPr>
             <w:r>
               <w:rPr>
                 <w:rFonts w:ascii="Segoe UI Symbol" w:hAnsi="Segoe UI Symbol" w:cs="Segoe UI Symbol"/>
+                <w:color w:val="000000" w:themeColor="text1"/>
               </w:rPr>
               <w:t>☐</w:t>
             </w:r>
@@ -3897,7 +4735,15 @@
             <w:hideMark/>
           </w:tcPr>
           <w:p>
-            <w:r>
+            <w:pPr>
+              <w:rPr>
+                <w:color w:val="000000" w:themeColor="text1"/>
+              </w:rPr>
+            </w:pPr>
+            <w:r>
+              <w:rPr>
+                <w:color w:val="000000" w:themeColor="text1"/>
+              </w:rPr>
               <w:t>Grup içindeki sorumluluklarımı yerine getirdim.</w:t>
             </w:r>
           </w:p>
@@ -3909,9 +4755,15 @@
             <w:hideMark/>
           </w:tcPr>
           <w:p>
+            <w:pPr>
+              <w:rPr>
+                <w:color w:val="000000" w:themeColor="text1"/>
+              </w:rPr>
+            </w:pPr>
             <w:r>
               <w:rPr>
                 <w:rFonts w:ascii="Segoe UI Symbol" w:hAnsi="Segoe UI Symbol" w:cs="Segoe UI Symbol"/>
+                <w:color w:val="000000" w:themeColor="text1"/>
               </w:rPr>
               <w:t>☐</w:t>
             </w:r>
@@ -3924,9 +4776,15 @@
             <w:hideMark/>
           </w:tcPr>
           <w:p>
+            <w:pPr>
+              <w:rPr>
+                <w:color w:val="000000" w:themeColor="text1"/>
+              </w:rPr>
+            </w:pPr>
             <w:r>
               <w:rPr>
                 <w:rFonts w:ascii="Segoe UI Symbol" w:hAnsi="Segoe UI Symbol" w:cs="Segoe UI Symbol"/>
+                <w:color w:val="000000" w:themeColor="text1"/>
               </w:rPr>
               <w:t>☐</w:t>
             </w:r>
@@ -3939,9 +4797,15 @@
             <w:hideMark/>
           </w:tcPr>
           <w:p>
+            <w:pPr>
+              <w:rPr>
+                <w:color w:val="000000" w:themeColor="text1"/>
+              </w:rPr>
+            </w:pPr>
             <w:r>
               <w:rPr>
                 <w:rFonts w:ascii="Segoe UI Symbol" w:hAnsi="Segoe UI Symbol" w:cs="Segoe UI Symbol"/>
+                <w:color w:val="000000" w:themeColor="text1"/>
               </w:rPr>
               <w:t>☐</w:t>
             </w:r>
@@ -3954,9 +4818,15 @@
             <w:hideMark/>
           </w:tcPr>
           <w:p>
+            <w:pPr>
+              <w:rPr>
+                <w:color w:val="000000" w:themeColor="text1"/>
+              </w:rPr>
+            </w:pPr>
             <w:r>
               <w:rPr>
                 <w:rFonts w:ascii="Segoe UI Symbol" w:hAnsi="Segoe UI Symbol" w:cs="Segoe UI Symbol"/>
+                <w:color w:val="000000" w:themeColor="text1"/>
               </w:rPr>
               <w:t>☐</w:t>
             </w:r>
@@ -3969,9 +4839,15 @@
             <w:hideMark/>
           </w:tcPr>
           <w:p>
+            <w:pPr>
+              <w:rPr>
+                <w:color w:val="000000" w:themeColor="text1"/>
+              </w:rPr>
+            </w:pPr>
             <w:r>
               <w:rPr>
                 <w:rFonts w:ascii="Segoe UI Symbol" w:hAnsi="Segoe UI Symbol" w:cs="Segoe UI Symbol"/>
+                <w:color w:val="000000" w:themeColor="text1"/>
               </w:rPr>
               <w:t>☐</w:t>
             </w:r>
@@ -3989,7 +4865,15 @@
             <w:hideMark/>
           </w:tcPr>
           <w:p>
-            <w:r>
+            <w:pPr>
+              <w:rPr>
+                <w:color w:val="000000" w:themeColor="text1"/>
+              </w:rPr>
+            </w:pPr>
+            <w:r>
+              <w:rPr>
+                <w:color w:val="000000" w:themeColor="text1"/>
+              </w:rPr>
               <w:t>Grup çalışmasına aktif olarak katıldım.</w:t>
             </w:r>
           </w:p>
@@ -4001,9 +4885,15 @@
             <w:hideMark/>
           </w:tcPr>
           <w:p>
+            <w:pPr>
+              <w:rPr>
+                <w:color w:val="000000" w:themeColor="text1"/>
+              </w:rPr>
+            </w:pPr>
             <w:r>
               <w:rPr>
                 <w:rFonts w:ascii="Segoe UI Symbol" w:hAnsi="Segoe UI Symbol" w:cs="Segoe UI Symbol"/>
+                <w:color w:val="000000" w:themeColor="text1"/>
               </w:rPr>
               <w:t>☐</w:t>
             </w:r>
@@ -4016,9 +4906,15 @@
             <w:hideMark/>
           </w:tcPr>
           <w:p>
+            <w:pPr>
+              <w:rPr>
+                <w:color w:val="000000" w:themeColor="text1"/>
+              </w:rPr>
+            </w:pPr>
             <w:r>
               <w:rPr>
                 <w:rFonts w:ascii="Segoe UI Symbol" w:hAnsi="Segoe UI Symbol" w:cs="Segoe UI Symbol"/>
+                <w:color w:val="000000" w:themeColor="text1"/>
               </w:rPr>
               <w:t>☐</w:t>
             </w:r>
@@ -4031,9 +4927,15 @@
             <w:hideMark/>
           </w:tcPr>
           <w:p>
+            <w:pPr>
+              <w:rPr>
+                <w:color w:val="000000" w:themeColor="text1"/>
+              </w:rPr>
+            </w:pPr>
             <w:r>
               <w:rPr>
                 <w:rFonts w:ascii="Segoe UI Symbol" w:hAnsi="Segoe UI Symbol" w:cs="Segoe UI Symbol"/>
+                <w:color w:val="000000" w:themeColor="text1"/>
               </w:rPr>
               <w:t>☐</w:t>
             </w:r>
@@ -4046,9 +4948,15 @@
             <w:hideMark/>
           </w:tcPr>
           <w:p>
+            <w:pPr>
+              <w:rPr>
+                <w:color w:val="000000" w:themeColor="text1"/>
+              </w:rPr>
+            </w:pPr>
             <w:r>
               <w:rPr>
                 <w:rFonts w:ascii="Segoe UI Symbol" w:hAnsi="Segoe UI Symbol" w:cs="Segoe UI Symbol"/>
+                <w:color w:val="000000" w:themeColor="text1"/>
               </w:rPr>
               <w:t>☐</w:t>
             </w:r>
@@ -4061,9 +4969,15 @@
             <w:hideMark/>
           </w:tcPr>
           <w:p>
+            <w:pPr>
+              <w:rPr>
+                <w:color w:val="000000" w:themeColor="text1"/>
+              </w:rPr>
+            </w:pPr>
             <w:r>
               <w:rPr>
                 <w:rFonts w:ascii="Segoe UI Symbol" w:hAnsi="Segoe UI Symbol" w:cs="Segoe UI Symbol"/>
+                <w:color w:val="000000" w:themeColor="text1"/>
               </w:rPr>
               <w:t>☐</w:t>
             </w:r>
@@ -4071,7 +4985,13 @@
         </w:tc>
       </w:tr>
     </w:tbl>
-    <w:p/>
+    <w:p>
+      <w:pPr>
+        <w:rPr>
+          <w:color w:val="000000" w:themeColor="text1"/>
+        </w:rPr>
+      </w:pPr>
+    </w:p>
     <w:p>
       <w:pPr>
         <w:spacing w:before="100" w:beforeAutospacing="1" w:after="100" w:afterAutospacing="1"/>
@@ -4079,12 +4999,14 @@
         <w:rPr>
           <w:b/>
           <w:bCs/>
-        </w:rPr>
-      </w:pPr>
-      <w:r>
-        <w:rPr>
-          <w:b/>
-          <w:bCs/>
+          <w:color w:val="000000" w:themeColor="text1"/>
+        </w:rPr>
+      </w:pPr>
+      <w:r>
+        <w:rPr>
+          <w:b/>
+          <w:bCs/>
+          <w:color w:val="000000" w:themeColor="text1"/>
         </w:rPr>
         <w:t>F. Kendi Değerlendirmem</w:t>
       </w:r>
@@ -4096,22 +5018,31 @@
           <w:numId w:val="8"/>
         </w:numPr>
         <w:spacing w:before="100" w:beforeAutospacing="1" w:after="100" w:afterAutospacing="1"/>
-      </w:pPr>
-      <w:r>
+        <w:rPr>
+          <w:color w:val="000000" w:themeColor="text1"/>
+        </w:rPr>
+      </w:pPr>
+      <w:r>
+        <w:rPr>
+          <w:color w:val="000000" w:themeColor="text1"/>
+        </w:rPr>
         <w:t>Bu etkinlikte en başarılı olduğum yön:</w:t>
       </w:r>
       <w:r>
+        <w:rPr>
+          <w:color w:val="000000" w:themeColor="text1"/>
+        </w:rPr>
         <w:br/>
-        <w:t>.............................................................................</w:t>
-      </w:r>
-      <w:r>
-        <w:t>.....................................................</w:t>
+        <w:t>..................................................................................................................................</w:t>
       </w:r>
     </w:p>
     <w:p>
       <w:pPr>
         <w:spacing w:before="100" w:beforeAutospacing="1" w:after="100" w:afterAutospacing="1"/>
         <w:ind w:left="360"/>
+        <w:rPr>
+          <w:color w:val="000000" w:themeColor="text1"/>
+        </w:rPr>
       </w:pPr>
     </w:p>
     <w:p>
@@ -4121,21 +5052,30 @@
           <w:numId w:val="8"/>
         </w:numPr>
         <w:spacing w:before="100" w:beforeAutospacing="1" w:after="100" w:afterAutospacing="1"/>
-      </w:pPr>
-      <w:r>
+        <w:rPr>
+          <w:color w:val="000000" w:themeColor="text1"/>
+        </w:rPr>
+      </w:pPr>
+      <w:r>
+        <w:rPr>
+          <w:color w:val="000000" w:themeColor="text1"/>
+        </w:rPr>
         <w:t>Geliştirmem gereken yönler:</w:t>
       </w:r>
       <w:r>
+        <w:rPr>
+          <w:color w:val="000000" w:themeColor="text1"/>
+        </w:rPr>
         <w:br/>
-        <w:t>.............................................................................</w:t>
-      </w:r>
-      <w:r>
-        <w:t>.....................................................</w:t>
+        <w:t>..................................................................................................................................</w:t>
       </w:r>
     </w:p>
     <w:p>
       <w:pPr>
         <w:spacing w:before="100" w:beforeAutospacing="1" w:after="100" w:afterAutospacing="1"/>
+        <w:rPr>
+          <w:color w:val="000000" w:themeColor="text1"/>
+        </w:rPr>
       </w:pPr>
     </w:p>
     <w:p>
@@ -4145,162 +5085,168 @@
           <w:numId w:val="8"/>
         </w:numPr>
         <w:spacing w:before="100" w:beforeAutospacing="1" w:after="100" w:afterAutospacing="1"/>
-      </w:pPr>
-      <w:r>
+        <w:rPr>
+          <w:color w:val="000000" w:themeColor="text1"/>
+        </w:rPr>
+      </w:pPr>
+      <w:r>
+        <w:rPr>
+          <w:color w:val="000000" w:themeColor="text1"/>
+        </w:rPr>
         <w:t>Bir sonraki deneyde daha iyi olmak için yapacaklarım:</w:t>
       </w:r>
       <w:r>
+        <w:rPr>
+          <w:color w:val="000000" w:themeColor="text1"/>
+        </w:rPr>
         <w:br/>
-        <w:t>.............................................................................</w:t>
-      </w:r>
-      <w:r>
-        <w:t>.....................................................</w:t>
-      </w:r>
-    </w:p>
-    <w:p>
-      <w:pPr>
-        <w:rPr>
-          <w:lang w:val="tr-TR"/>
-        </w:rPr>
-      </w:pPr>
-    </w:p>
-    <w:p>
-      <w:pPr>
-        <w:rPr>
-          <w:lang w:val="tr-TR"/>
-        </w:rPr>
-      </w:pPr>
-    </w:p>
-    <w:p>
-      <w:pPr>
-        <w:rPr>
-          <w:lang w:val="tr-TR"/>
-        </w:rPr>
-      </w:pPr>
-    </w:p>
-    <w:p>
-      <w:pPr>
-        <w:rPr>
-          <w:lang w:val="tr-TR"/>
-        </w:rPr>
-      </w:pPr>
-    </w:p>
-    <w:p>
-      <w:pPr>
-        <w:rPr>
-          <w:lang w:val="tr-TR"/>
-        </w:rPr>
-      </w:pPr>
-    </w:p>
-    <w:p>
-      <w:pPr>
-        <w:rPr>
-          <w:lang w:val="tr-TR"/>
-        </w:rPr>
-      </w:pPr>
-    </w:p>
-    <w:p>
-      <w:pPr>
-        <w:rPr>
-          <w:lang w:val="tr-TR"/>
-        </w:rPr>
-      </w:pPr>
-    </w:p>
-    <w:p>
-      <w:pPr>
-        <w:rPr>
-          <w:lang w:val="tr-TR"/>
-        </w:rPr>
-      </w:pPr>
-    </w:p>
-    <w:p>
-      <w:pPr>
-        <w:rPr>
-          <w:lang w:val="tr-TR"/>
-        </w:rPr>
-      </w:pPr>
-    </w:p>
-    <w:p>
-      <w:pPr>
-        <w:rPr>
-          <w:lang w:val="tr-TR"/>
-        </w:rPr>
-      </w:pPr>
-    </w:p>
-    <w:p>
-      <w:pPr>
-        <w:rPr>
-          <w:lang w:val="tr-TR"/>
-        </w:rPr>
-      </w:pPr>
-    </w:p>
-    <w:p>
-      <w:pPr>
-        <w:rPr>
-          <w:lang w:val="tr-TR"/>
-        </w:rPr>
-      </w:pPr>
-    </w:p>
-    <w:p>
-      <w:pPr>
-        <w:rPr>
-          <w:lang w:val="tr-TR"/>
-        </w:rPr>
-      </w:pPr>
-    </w:p>
-    <w:p>
-      <w:pPr>
-        <w:rPr>
-          <w:lang w:val="tr-TR"/>
-        </w:rPr>
-      </w:pPr>
-    </w:p>
-    <w:p>
-      <w:pPr>
-        <w:rPr>
-          <w:lang w:val="tr-TR"/>
-        </w:rPr>
-      </w:pPr>
-    </w:p>
-    <w:p>
-      <w:pPr>
-        <w:rPr>
-          <w:b/>
-          <w:bCs/>
-          <w:lang w:val="tr-TR"/>
-        </w:rPr>
-      </w:pPr>
-      <w:r>
-        <w:rPr>
-          <w:b/>
-          <w:bCs/>
+        <w:t>..................................................................................................................................</w:t>
+      </w:r>
+    </w:p>
+    <w:p>
+      <w:pPr>
+        <w:rPr>
+          <w:color w:val="000000" w:themeColor="text1"/>
+          <w:lang w:val="tr-TR"/>
+        </w:rPr>
+      </w:pPr>
+    </w:p>
+    <w:p>
+      <w:pPr>
+        <w:rPr>
+          <w:color w:val="000000" w:themeColor="text1"/>
+          <w:lang w:val="tr-TR"/>
+        </w:rPr>
+      </w:pPr>
+    </w:p>
+    <w:p>
+      <w:pPr>
+        <w:rPr>
+          <w:color w:val="000000" w:themeColor="text1"/>
+          <w:lang w:val="tr-TR"/>
+        </w:rPr>
+      </w:pPr>
+    </w:p>
+    <w:p>
+      <w:pPr>
+        <w:rPr>
+          <w:color w:val="000000" w:themeColor="text1"/>
+          <w:lang w:val="tr-TR"/>
+        </w:rPr>
+      </w:pPr>
+    </w:p>
+    <w:p>
+      <w:pPr>
+        <w:rPr>
+          <w:color w:val="000000" w:themeColor="text1"/>
+          <w:lang w:val="tr-TR"/>
+        </w:rPr>
+      </w:pPr>
+    </w:p>
+    <w:p>
+      <w:pPr>
+        <w:rPr>
+          <w:color w:val="000000" w:themeColor="text1"/>
+          <w:lang w:val="tr-TR"/>
+        </w:rPr>
+      </w:pPr>
+    </w:p>
+    <w:p>
+      <w:pPr>
+        <w:rPr>
+          <w:color w:val="000000" w:themeColor="text1"/>
+          <w:lang w:val="tr-TR"/>
+        </w:rPr>
+      </w:pPr>
+    </w:p>
+    <w:p>
+      <w:pPr>
+        <w:rPr>
+          <w:color w:val="000000" w:themeColor="text1"/>
+          <w:lang w:val="tr-TR"/>
+        </w:rPr>
+      </w:pPr>
+    </w:p>
+    <w:p>
+      <w:pPr>
+        <w:rPr>
+          <w:color w:val="000000" w:themeColor="text1"/>
+          <w:lang w:val="tr-TR"/>
+        </w:rPr>
+      </w:pPr>
+    </w:p>
+    <w:p>
+      <w:pPr>
+        <w:rPr>
+          <w:color w:val="000000" w:themeColor="text1"/>
+          <w:lang w:val="tr-TR"/>
+        </w:rPr>
+      </w:pPr>
+    </w:p>
+    <w:p>
+      <w:pPr>
+        <w:rPr>
+          <w:color w:val="000000" w:themeColor="text1"/>
+          <w:lang w:val="tr-TR"/>
+        </w:rPr>
+      </w:pPr>
+    </w:p>
+    <w:p>
+      <w:pPr>
+        <w:rPr>
+          <w:color w:val="000000" w:themeColor="text1"/>
+          <w:lang w:val="tr-TR"/>
+        </w:rPr>
+      </w:pPr>
+    </w:p>
+    <w:p>
+      <w:pPr>
+        <w:rPr>
+          <w:color w:val="000000" w:themeColor="text1"/>
+          <w:lang w:val="tr-TR"/>
+        </w:rPr>
+      </w:pPr>
+    </w:p>
+    <w:p>
+      <w:pPr>
+        <w:rPr>
+          <w:color w:val="000000" w:themeColor="text1"/>
+          <w:lang w:val="tr-TR"/>
+        </w:rPr>
+      </w:pPr>
+    </w:p>
+    <w:p>
+      <w:pPr>
+        <w:rPr>
+          <w:color w:val="000000" w:themeColor="text1"/>
+          <w:lang w:val="tr-TR"/>
+        </w:rPr>
+      </w:pPr>
+    </w:p>
+    <w:p>
+      <w:pPr>
+        <w:rPr>
+          <w:b/>
+          <w:bCs/>
+          <w:color w:val="000000" w:themeColor="text1"/>
+          <w:lang w:val="tr-TR"/>
+        </w:rPr>
+      </w:pPr>
+      <w:r>
+        <w:rPr>
+          <w:b/>
+          <w:bCs/>
+          <w:color w:val="000000" w:themeColor="text1"/>
           <w:shd w:val="clear" w:color="auto" w:fill="FFC000"/>
           <w:lang w:val="tr-TR"/>
         </w:rPr>
-        <w:t>Analiz ve Keşif Atölyesi 1.</w:t>
-      </w:r>
-      <w:r>
-        <w:rPr>
-          <w:b/>
-          <w:bCs/>
-          <w:shd w:val="clear" w:color="auto" w:fill="FFC000"/>
-          <w:lang w:val="tr-TR"/>
-        </w:rPr>
-        <w:t>4</w:t>
-      </w:r>
-      <w:r>
-        <w:rPr>
-          <w:b/>
-          <w:bCs/>
-          <w:shd w:val="clear" w:color="auto" w:fill="FFC000"/>
-          <w:lang w:val="tr-TR"/>
-        </w:rPr>
-        <w:t>.-Dereceli Puanlama Anahtarı</w:t>
-      </w:r>
-      <w:r>
-        <w:rPr>
-          <w:b/>
-          <w:bCs/>
+        <w:t>Analiz ve Keşif Atölyesi 1.4.-Dereceli Puanlama Anahtarı</w:t>
+      </w:r>
+      <w:r>
+        <w:rPr>
+          <w:b/>
+          <w:bCs/>
+          <w:color w:val="000000" w:themeColor="text1"/>
           <w:lang w:val="tr-TR"/>
         </w:rPr>
         <w:t xml:space="preserve"> </w:t>
@@ -4311,13 +5257,15 @@
         <w:rPr>
           <w:b/>
           <w:bCs/>
-          <w:lang w:val="tr-TR"/>
-        </w:rPr>
-      </w:pPr>
-      <w:r>
-        <w:rPr>
-          <w:b/>
-          <w:bCs/>
+          <w:color w:val="000000" w:themeColor="text1"/>
+          <w:lang w:val="tr-TR"/>
+        </w:rPr>
+      </w:pPr>
+      <w:r>
+        <w:rPr>
+          <w:b/>
+          <w:bCs/>
+          <w:color w:val="000000" w:themeColor="text1"/>
           <w:lang w:val="tr-TR"/>
         </w:rPr>
         <w:t xml:space="preserve">Öğrencinin Adı Soyadı: </w:t>
@@ -4326,6 +5274,7 @@
         <w:rPr>
           <w:b/>
           <w:bCs/>
+          <w:color w:val="000000" w:themeColor="text1"/>
           <w:lang w:val="tr-TR"/>
         </w:rPr>
         <w:tab/>
@@ -4334,6 +5283,7 @@
         <w:rPr>
           <w:b/>
           <w:bCs/>
+          <w:color w:val="000000" w:themeColor="text1"/>
           <w:lang w:val="tr-TR"/>
         </w:rPr>
         <w:tab/>
@@ -4342,6 +5292,7 @@
         <w:rPr>
           <w:b/>
           <w:bCs/>
+          <w:color w:val="000000" w:themeColor="text1"/>
           <w:lang w:val="tr-TR"/>
         </w:rPr>
         <w:tab/>
@@ -4351,6 +5302,7 @@
         <w:rPr>
           <w:b/>
           <w:bCs/>
+          <w:color w:val="000000" w:themeColor="text1"/>
           <w:lang w:val="tr-TR"/>
         </w:rPr>
         <w:tab/>
@@ -4359,6 +5311,7 @@
         <w:rPr>
           <w:b/>
           <w:bCs/>
+          <w:color w:val="000000" w:themeColor="text1"/>
           <w:lang w:val="tr-TR"/>
         </w:rPr>
         <w:tab/>
@@ -4389,6 +5342,7 @@
               <w:rPr>
                 <w:b/>
                 <w:bCs/>
+                <w:color w:val="000000" w:themeColor="text1"/>
                 <w:lang w:val="tr-TR"/>
               </w:rPr>
             </w:pPr>
@@ -4396,6 +5350,7 @@
               <w:rPr>
                 <w:b/>
                 <w:bCs/>
+                <w:color w:val="000000" w:themeColor="text1"/>
                 <w:lang w:val="tr-TR"/>
               </w:rPr>
               <w:t>Ölçütler</w:t>
@@ -4409,6 +5364,7 @@
           <w:p>
             <w:pPr>
               <w:rPr>
+                <w:color w:val="000000" w:themeColor="text1"/>
                 <w:lang w:val="tr-TR"/>
               </w:rPr>
             </w:pPr>
@@ -4416,6 +5372,7 @@
               <w:rPr>
                 <w:b/>
                 <w:bCs/>
+                <w:color w:val="000000" w:themeColor="text1"/>
                 <w:lang w:val="tr-TR"/>
               </w:rPr>
               <w:t>4 (Çok İyi)</w:t>
@@ -4429,6 +5386,7 @@
           <w:p>
             <w:pPr>
               <w:rPr>
+                <w:color w:val="000000" w:themeColor="text1"/>
                 <w:lang w:val="tr-TR"/>
               </w:rPr>
             </w:pPr>
@@ -4436,6 +5394,7 @@
               <w:rPr>
                 <w:b/>
                 <w:bCs/>
+                <w:color w:val="000000" w:themeColor="text1"/>
                 <w:lang w:val="tr-TR"/>
               </w:rPr>
               <w:t>3 (İyi)</w:t>
@@ -4449,6 +5408,7 @@
           <w:p>
             <w:pPr>
               <w:rPr>
+                <w:color w:val="000000" w:themeColor="text1"/>
                 <w:lang w:val="tr-TR"/>
               </w:rPr>
             </w:pPr>
@@ -4456,6 +5416,7 @@
               <w:rPr>
                 <w:b/>
                 <w:bCs/>
+                <w:color w:val="000000" w:themeColor="text1"/>
                 <w:lang w:val="tr-TR"/>
               </w:rPr>
               <w:t>2 (Geliştirilmeli)</w:t>
@@ -4469,6 +5430,7 @@
           <w:p>
             <w:pPr>
               <w:rPr>
+                <w:color w:val="000000" w:themeColor="text1"/>
                 <w:lang w:val="tr-TR"/>
               </w:rPr>
             </w:pPr>
@@ -4476,6 +5438,7 @@
               <w:rPr>
                 <w:b/>
                 <w:bCs/>
+                <w:color w:val="000000" w:themeColor="text1"/>
                 <w:lang w:val="tr-TR"/>
               </w:rPr>
               <w:t>1 (Yetersiz)</w:t>
@@ -4491,6 +5454,7 @@
               <w:rPr>
                 <w:b/>
                 <w:bCs/>
+                <w:color w:val="000000" w:themeColor="text1"/>
                 <w:lang w:val="tr-TR"/>
               </w:rPr>
             </w:pPr>
@@ -4498,6 +5462,7 @@
               <w:rPr>
                 <w:b/>
                 <w:bCs/>
+                <w:color w:val="000000" w:themeColor="text1"/>
                 <w:lang w:val="tr-TR"/>
               </w:rPr>
               <w:t>Puan</w:t>
@@ -4515,11 +5480,13 @@
               <w:rPr>
                 <w:b/>
                 <w:bCs/>
-                <w:lang w:val="tr-TR"/>
-              </w:rPr>
-            </w:pPr>
-            <w:r>
-              <w:rPr>
+                <w:color w:val="000000" w:themeColor="text1"/>
+                <w:lang w:val="tr-TR"/>
+              </w:rPr>
+            </w:pPr>
+            <w:r>
+              <w:rPr>
+                <w:color w:val="000000" w:themeColor="text1"/>
                 <w:lang w:val="tr-TR"/>
               </w:rPr>
               <w:t>Önerme oluşturma</w:t>
@@ -4533,11 +5500,13 @@
           <w:p>
             <w:pPr>
               <w:rPr>
-                <w:lang w:val="tr-TR"/>
-              </w:rPr>
-            </w:pPr>
-            <w:r>
-              <w:rPr>
+                <w:color w:val="000000" w:themeColor="text1"/>
+                <w:lang w:val="tr-TR"/>
+              </w:rPr>
+            </w:pPr>
+            <w:r>
+              <w:rPr>
+                <w:color w:val="000000" w:themeColor="text1"/>
                 <w:lang w:val="tr-TR"/>
               </w:rPr>
               <w:t>Standart oluşum entalpisi verilerine dayalı, bilimsel olarak doğru ve açık önermeler oluşturulmuştur.</w:t>
@@ -4551,11 +5520,13 @@
           <w:p>
             <w:pPr>
               <w:rPr>
-                <w:lang w:val="tr-TR"/>
-              </w:rPr>
-            </w:pPr>
-            <w:r>
-              <w:rPr>
+                <w:color w:val="000000" w:themeColor="text1"/>
+                <w:lang w:val="tr-TR"/>
+              </w:rPr>
+            </w:pPr>
+            <w:r>
+              <w:rPr>
+                <w:color w:val="000000" w:themeColor="text1"/>
                 <w:lang w:val="tr-TR"/>
               </w:rPr>
               <w:t>Önermeler genel olarak doğru ve anlaşılırdır ancak küçük eksiklikler içerir.</w:t>
@@ -4569,11 +5540,13 @@
           <w:p>
             <w:pPr>
               <w:rPr>
-                <w:lang w:val="tr-TR"/>
-              </w:rPr>
-            </w:pPr>
-            <w:r>
-              <w:rPr>
+                <w:color w:val="000000" w:themeColor="text1"/>
+                <w:lang w:val="tr-TR"/>
+              </w:rPr>
+            </w:pPr>
+            <w:r>
+              <w:rPr>
+                <w:color w:val="000000" w:themeColor="text1"/>
                 <w:lang w:val="tr-TR"/>
               </w:rPr>
               <w:t>Önermeler kısmen doğrudur, veriye dayalı olmayan ifadeler bulunmaktadır.</w:t>
@@ -4587,11 +5560,13 @@
           <w:p>
             <w:pPr>
               <w:rPr>
-                <w:lang w:val="tr-TR"/>
-              </w:rPr>
-            </w:pPr>
-            <w:r>
-              <w:rPr>
+                <w:color w:val="000000" w:themeColor="text1"/>
+                <w:lang w:val="tr-TR"/>
+              </w:rPr>
+            </w:pPr>
+            <w:r>
+              <w:rPr>
+                <w:color w:val="000000" w:themeColor="text1"/>
                 <w:lang w:val="tr-TR"/>
               </w:rPr>
               <w:t>Önermeler yanlış, tutarsız veya yetersizdir.</w:t>
@@ -4605,6 +5580,7 @@
           <w:p>
             <w:pPr>
               <w:rPr>
+                <w:color w:val="000000" w:themeColor="text1"/>
                 <w:lang w:val="tr-TR"/>
               </w:rPr>
             </w:pPr>
@@ -4621,11 +5597,13 @@
               <w:rPr>
                 <w:b/>
                 <w:bCs/>
-                <w:lang w:val="tr-TR"/>
-              </w:rPr>
-            </w:pPr>
-            <w:r>
-              <w:rPr>
+                <w:color w:val="000000" w:themeColor="text1"/>
+                <w:lang w:val="tr-TR"/>
+              </w:rPr>
+            </w:pPr>
+            <w:r>
+              <w:rPr>
+                <w:color w:val="000000" w:themeColor="text1"/>
                 <w:lang w:val="tr-TR"/>
               </w:rPr>
               <w:t>Standart tepkime entalpisi hakkında çıkarım yapma</w:t>
@@ -4639,11 +5617,13 @@
           <w:p>
             <w:pPr>
               <w:rPr>
-                <w:lang w:val="tr-TR"/>
-              </w:rPr>
-            </w:pPr>
-            <w:r>
-              <w:rPr>
+                <w:color w:val="000000" w:themeColor="text1"/>
+                <w:lang w:val="tr-TR"/>
+              </w:rPr>
+            </w:pPr>
+            <w:r>
+              <w:rPr>
+                <w:color w:val="000000" w:themeColor="text1"/>
                 <w:lang w:val="tr-TR"/>
               </w:rPr>
               <w:t>Standart oluşum entalpisi verilerinden hareketle tepkime entalpisine ilişkin doğru ve tutarlı çıkarımlar yapılmıştır.</w:t>
@@ -4657,11 +5637,13 @@
           <w:p>
             <w:pPr>
               <w:rPr>
-                <w:lang w:val="tr-TR"/>
-              </w:rPr>
-            </w:pPr>
-            <w:r>
-              <w:rPr>
+                <w:color w:val="000000" w:themeColor="text1"/>
+                <w:lang w:val="tr-TR"/>
+              </w:rPr>
+            </w:pPr>
+            <w:r>
+              <w:rPr>
+                <w:color w:val="000000" w:themeColor="text1"/>
                 <w:lang w:val="tr-TR"/>
               </w:rPr>
               <w:t>Çıkarımlar genel olarak doğru ancak bazı kavramsal eksikler vardır.</w:t>
@@ -4675,11 +5657,13 @@
           <w:p>
             <w:pPr>
               <w:rPr>
-                <w:lang w:val="tr-TR"/>
-              </w:rPr>
-            </w:pPr>
-            <w:r>
-              <w:rPr>
+                <w:color w:val="000000" w:themeColor="text1"/>
+                <w:lang w:val="tr-TR"/>
+              </w:rPr>
+            </w:pPr>
+            <w:r>
+              <w:rPr>
+                <w:color w:val="000000" w:themeColor="text1"/>
                 <w:lang w:val="tr-TR"/>
               </w:rPr>
               <w:t xml:space="preserve">Çıkarımlar kısmen doğrudur, yorumlarda hata veya eksiklikler vardır.     </w:t>
@@ -4693,11 +5677,13 @@
           <w:p>
             <w:pPr>
               <w:rPr>
-                <w:lang w:val="tr-TR"/>
-              </w:rPr>
-            </w:pPr>
-            <w:r>
-              <w:rPr>
+                <w:color w:val="000000" w:themeColor="text1"/>
+                <w:lang w:val="tr-TR"/>
+              </w:rPr>
+            </w:pPr>
+            <w:r>
+              <w:rPr>
+                <w:color w:val="000000" w:themeColor="text1"/>
                 <w:lang w:val="tr-TR"/>
               </w:rPr>
               <w:t xml:space="preserve">Çıkarım yapılmamış veya tamamen yanlıştır.           </w:t>
@@ -4711,6 +5697,7 @@
           <w:p>
             <w:pPr>
               <w:rPr>
+                <w:color w:val="000000" w:themeColor="text1"/>
                 <w:lang w:val="tr-TR"/>
               </w:rPr>
             </w:pPr>
@@ -4727,11 +5714,13 @@
               <w:rPr>
                 <w:b/>
                 <w:bCs/>
-                <w:lang w:val="tr-TR"/>
-              </w:rPr>
-            </w:pPr>
-            <w:r>
-              <w:rPr>
+                <w:color w:val="000000" w:themeColor="text1"/>
+                <w:lang w:val="tr-TR"/>
+              </w:rPr>
+            </w:pPr>
+            <w:r>
+              <w:rPr>
+                <w:color w:val="000000" w:themeColor="text1"/>
                 <w:lang w:val="tr-TR"/>
               </w:rPr>
               <w:t>Standart tepkime entalpisini hesaplama</w:t>
@@ -4745,11 +5734,13 @@
           <w:p>
             <w:pPr>
               <w:rPr>
-                <w:lang w:val="tr-TR"/>
-              </w:rPr>
-            </w:pPr>
-            <w:r>
-              <w:rPr>
+                <w:color w:val="000000" w:themeColor="text1"/>
+                <w:lang w:val="tr-TR"/>
+              </w:rPr>
+            </w:pPr>
+            <w:r>
+              <w:rPr>
+                <w:color w:val="000000" w:themeColor="text1"/>
                 <w:lang w:val="tr-TR"/>
               </w:rPr>
               <w:t>Tüm hesaplamalar doğru, işlem basamakları açık ve düzenlidir.</w:t>
@@ -4763,11 +5754,13 @@
           <w:p>
             <w:pPr>
               <w:rPr>
-                <w:lang w:val="tr-TR"/>
-              </w:rPr>
-            </w:pPr>
-            <w:r>
-              <w:rPr>
+                <w:color w:val="000000" w:themeColor="text1"/>
+                <w:lang w:val="tr-TR"/>
+              </w:rPr>
+            </w:pPr>
+            <w:r>
+              <w:rPr>
+                <w:color w:val="000000" w:themeColor="text1"/>
                 <w:lang w:val="tr-TR"/>
               </w:rPr>
               <w:t>Hesaplamalar büyük ölçüde doğrudur ancak küçük işlem hataları vardır.</w:t>
@@ -4781,11 +5774,13 @@
           <w:p>
             <w:pPr>
               <w:rPr>
-                <w:lang w:val="tr-TR"/>
-              </w:rPr>
-            </w:pPr>
-            <w:r>
-              <w:rPr>
+                <w:color w:val="000000" w:themeColor="text1"/>
+                <w:lang w:val="tr-TR"/>
+              </w:rPr>
+            </w:pPr>
+            <w:r>
+              <w:rPr>
+                <w:color w:val="000000" w:themeColor="text1"/>
                 <w:lang w:val="tr-TR"/>
               </w:rPr>
               <w:t>Hesaplamalar kısmen doğrudur, önemli işlem hataları bulunmaktadır.</w:t>
@@ -4799,11 +5794,13 @@
           <w:p>
             <w:pPr>
               <w:rPr>
-                <w:lang w:val="tr-TR"/>
-              </w:rPr>
-            </w:pPr>
-            <w:r>
-              <w:rPr>
+                <w:color w:val="000000" w:themeColor="text1"/>
+                <w:lang w:val="tr-TR"/>
+              </w:rPr>
+            </w:pPr>
+            <w:r>
+              <w:rPr>
+                <w:color w:val="000000" w:themeColor="text1"/>
                 <w:lang w:val="tr-TR"/>
               </w:rPr>
               <w:t>Hesaplama yapılmamış veya tamamen yanlıştır.</w:t>
@@ -4817,6 +5814,7 @@
           <w:p>
             <w:pPr>
               <w:rPr>
+                <w:color w:val="000000" w:themeColor="text1"/>
                 <w:lang w:val="tr-TR"/>
               </w:rPr>
             </w:pPr>
@@ -4831,11 +5829,13 @@
           <w:p>
             <w:pPr>
               <w:rPr>
-                <w:lang w:val="tr-TR"/>
-              </w:rPr>
-            </w:pPr>
-            <w:r>
-              <w:rPr>
+                <w:color w:val="000000" w:themeColor="text1"/>
+                <w:lang w:val="tr-TR"/>
+              </w:rPr>
+            </w:pPr>
+            <w:r>
+              <w:rPr>
+                <w:color w:val="000000" w:themeColor="text1"/>
                 <w:lang w:val="tr-TR"/>
               </w:rPr>
               <w:t>Veriye dayalı ve sezgisel önermeleri karşılaştırma</w:t>
@@ -4849,11 +5849,13 @@
           <w:p>
             <w:pPr>
               <w:rPr>
-                <w:lang w:val="tr-TR"/>
-              </w:rPr>
-            </w:pPr>
-            <w:r>
-              <w:rPr>
+                <w:color w:val="000000" w:themeColor="text1"/>
+                <w:lang w:val="tr-TR"/>
+              </w:rPr>
+            </w:pPr>
+            <w:r>
+              <w:rPr>
+                <w:color w:val="000000" w:themeColor="text1"/>
                 <w:lang w:val="tr-TR"/>
               </w:rPr>
               <w:t>Veriye dayalı ve ön bilgiye dayalı önermeler doğru, açık ve gerekçeli şekilde karşılaştırılmıştır.</w:t>
@@ -4867,11 +5869,13 @@
           <w:p>
             <w:pPr>
               <w:rPr>
-                <w:lang w:val="tr-TR"/>
-              </w:rPr>
-            </w:pPr>
-            <w:r>
-              <w:rPr>
+                <w:color w:val="000000" w:themeColor="text1"/>
+                <w:lang w:val="tr-TR"/>
+              </w:rPr>
+            </w:pPr>
+            <w:r>
+              <w:rPr>
+                <w:color w:val="000000" w:themeColor="text1"/>
                 <w:lang w:val="tr-TR"/>
               </w:rPr>
               <w:t xml:space="preserve">Karşılaştırma yapılmıştır ancak açıklamalar kısmen eksiktir.    </w:t>
@@ -4885,11 +5889,13 @@
           <w:p>
             <w:pPr>
               <w:rPr>
-                <w:lang w:val="tr-TR"/>
-              </w:rPr>
-            </w:pPr>
-            <w:r>
-              <w:rPr>
+                <w:color w:val="000000" w:themeColor="text1"/>
+                <w:lang w:val="tr-TR"/>
+              </w:rPr>
+            </w:pPr>
+            <w:r>
+              <w:rPr>
+                <w:color w:val="000000" w:themeColor="text1"/>
                 <w:lang w:val="tr-TR"/>
               </w:rPr>
               <w:t xml:space="preserve">Karşılaştırma yüzeysel yapılmıştır, gerekçeler zayıftır.  </w:t>
@@ -4903,11 +5909,13 @@
           <w:p>
             <w:pPr>
               <w:rPr>
-                <w:lang w:val="tr-TR"/>
-              </w:rPr>
-            </w:pPr>
-            <w:r>
-              <w:rPr>
+                <w:color w:val="000000" w:themeColor="text1"/>
+                <w:lang w:val="tr-TR"/>
+              </w:rPr>
+            </w:pPr>
+            <w:r>
+              <w:rPr>
+                <w:color w:val="000000" w:themeColor="text1"/>
                 <w:lang w:val="tr-TR"/>
               </w:rPr>
               <w:t>Karşılaştırma yapılmamıştır veya yanlış yapılmıştır.</w:t>
@@ -4921,6 +5929,7 @@
           <w:p>
             <w:pPr>
               <w:rPr>
+                <w:color w:val="000000" w:themeColor="text1"/>
                 <w:lang w:val="tr-TR"/>
               </w:rPr>
             </w:pPr>
@@ -4935,11 +5944,13 @@
           <w:p>
             <w:pPr>
               <w:rPr>
-                <w:lang w:val="tr-TR"/>
-              </w:rPr>
-            </w:pPr>
-            <w:r>
-              <w:rPr>
+                <w:color w:val="000000" w:themeColor="text1"/>
+                <w:lang w:val="tr-TR"/>
+              </w:rPr>
+            </w:pPr>
+            <w:r>
+              <w:rPr>
+                <w:color w:val="000000" w:themeColor="text1"/>
                 <w:lang w:val="tr-TR"/>
               </w:rPr>
               <w:t>Bilimsel yorumlama ve sonuç çıkarma</w:t>
@@ -4953,11 +5964,13 @@
           <w:p>
             <w:pPr>
               <w:rPr>
-                <w:lang w:val="tr-TR"/>
-              </w:rPr>
-            </w:pPr>
-            <w:r>
-              <w:rPr>
+                <w:color w:val="000000" w:themeColor="text1"/>
+                <w:lang w:val="tr-TR"/>
+              </w:rPr>
+            </w:pPr>
+            <w:r>
+              <w:rPr>
+                <w:color w:val="000000" w:themeColor="text1"/>
                 <w:lang w:val="tr-TR"/>
               </w:rPr>
               <w:t>Sonuçlar bilimsel olarak doğru yorumlanmış ve enerji değişimi ile ilişkilendirilmiştir.</w:t>
@@ -4971,11 +5984,13 @@
           <w:p>
             <w:pPr>
               <w:rPr>
-                <w:lang w:val="tr-TR"/>
-              </w:rPr>
-            </w:pPr>
-            <w:r>
-              <w:rPr>
+                <w:color w:val="000000" w:themeColor="text1"/>
+                <w:lang w:val="tr-TR"/>
+              </w:rPr>
+            </w:pPr>
+            <w:r>
+              <w:rPr>
+                <w:color w:val="000000" w:themeColor="text1"/>
                 <w:lang w:val="tr-TR"/>
               </w:rPr>
               <w:t>Yorumlar genel olarak doğru ancak sınırlı açıklamalar içerir.</w:t>
@@ -4989,11 +6004,13 @@
           <w:p>
             <w:pPr>
               <w:rPr>
-                <w:lang w:val="tr-TR"/>
-              </w:rPr>
-            </w:pPr>
-            <w:r>
-              <w:rPr>
+                <w:color w:val="000000" w:themeColor="text1"/>
+                <w:lang w:val="tr-TR"/>
+              </w:rPr>
+            </w:pPr>
+            <w:r>
+              <w:rPr>
+                <w:color w:val="000000" w:themeColor="text1"/>
                 <w:lang w:val="tr-TR"/>
               </w:rPr>
               <w:t>Yorumlar yüzeysel veya kısmen hatalıdır.</w:t>
@@ -5007,11 +6024,13 @@
           <w:p>
             <w:pPr>
               <w:rPr>
-                <w:lang w:val="tr-TR"/>
-              </w:rPr>
-            </w:pPr>
-            <w:r>
-              <w:rPr>
+                <w:color w:val="000000" w:themeColor="text1"/>
+                <w:lang w:val="tr-TR"/>
+              </w:rPr>
+            </w:pPr>
+            <w:r>
+              <w:rPr>
+                <w:color w:val="000000" w:themeColor="text1"/>
                 <w:lang w:val="tr-TR"/>
               </w:rPr>
               <w:t>Yorum yapılmamış veya bilimsel olarak yanlıştır.</w:t>
@@ -5025,6 +6044,7 @@
           <w:p>
             <w:pPr>
               <w:rPr>
+                <w:color w:val="000000" w:themeColor="text1"/>
                 <w:lang w:val="tr-TR"/>
               </w:rPr>
             </w:pPr>
@@ -5037,22 +6057,25 @@
         <w:rPr>
           <w:b/>
           <w:bCs/>
-          <w:lang w:val="tr-TR"/>
-        </w:rPr>
-      </w:pPr>
-    </w:p>
-    <w:p>
-      <w:pPr>
-        <w:rPr>
-          <w:b/>
-          <w:bCs/>
-          <w:lang w:val="tr-TR"/>
-        </w:rPr>
-      </w:pPr>
-      <w:r>
-        <w:rPr>
-          <w:b/>
-          <w:bCs/>
+          <w:color w:val="000000" w:themeColor="text1"/>
+          <w:lang w:val="tr-TR"/>
+        </w:rPr>
+      </w:pPr>
+    </w:p>
+    <w:p>
+      <w:pPr>
+        <w:rPr>
+          <w:b/>
+          <w:bCs/>
+          <w:color w:val="000000" w:themeColor="text1"/>
+          <w:lang w:val="tr-TR"/>
+        </w:rPr>
+      </w:pPr>
+      <w:r>
+        <w:rPr>
+          <w:b/>
+          <w:bCs/>
+          <w:color w:val="000000" w:themeColor="text1"/>
           <w:lang w:val="tr-TR"/>
         </w:rPr>
         <w:t xml:space="preserve">Toplam Puan: 20 üzerinden değerlendirilir.  </w:t>
@@ -5061,11 +6084,13 @@
     <w:p>
       <w:pPr>
         <w:rPr>
-          <w:lang w:val="tr-TR"/>
-        </w:rPr>
-      </w:pPr>
-      <w:r>
-        <w:rPr>
+          <w:color w:val="000000" w:themeColor="text1"/>
+          <w:lang w:val="tr-TR"/>
+        </w:rPr>
+      </w:pPr>
+      <w:r>
+        <w:rPr>
+          <w:color w:val="000000" w:themeColor="text1"/>
           <w:lang w:val="tr-TR"/>
         </w:rPr>
         <w:t xml:space="preserve">- 16-20: Çok iyi  </w:t>
@@ -5074,11 +6099,13 @@
     <w:p>
       <w:pPr>
         <w:rPr>
-          <w:lang w:val="tr-TR"/>
-        </w:rPr>
-      </w:pPr>
-      <w:r>
-        <w:rPr>
+          <w:color w:val="000000" w:themeColor="text1"/>
+          <w:lang w:val="tr-TR"/>
+        </w:rPr>
+      </w:pPr>
+      <w:r>
+        <w:rPr>
+          <w:color w:val="000000" w:themeColor="text1"/>
           <w:lang w:val="tr-TR"/>
         </w:rPr>
         <w:t xml:space="preserve">- 11-15: İyi  </w:t>
@@ -5087,11 +6114,13 @@
     <w:p>
       <w:pPr>
         <w:rPr>
-          <w:lang w:val="tr-TR"/>
-        </w:rPr>
-      </w:pPr>
-      <w:r>
-        <w:rPr>
+          <w:color w:val="000000" w:themeColor="text1"/>
+          <w:lang w:val="tr-TR"/>
+        </w:rPr>
+      </w:pPr>
+      <w:r>
+        <w:rPr>
+          <w:color w:val="000000" w:themeColor="text1"/>
           <w:lang w:val="tr-TR"/>
         </w:rPr>
         <w:t xml:space="preserve">- 6-10: Geliştirilmeli  </w:t>
@@ -5100,174 +6129,98 @@
     <w:p>
       <w:pPr>
         <w:rPr>
-          <w:lang w:val="tr-TR"/>
-        </w:rPr>
-      </w:pPr>
-      <w:r>
-        <w:rPr>
-          <w:lang w:val="tr-TR"/>
-        </w:rPr>
-        <w:t xml:space="preserve">- 5 ve daha düşük: Yetersiz  </w:t>
-      </w:r>
-    </w:p>
-    <w:p>
-      <w:pPr>
-        <w:rPr>
-          <w:lang w:val="tr-TR"/>
-        </w:rPr>
-      </w:pPr>
-    </w:p>
-    <w:p>
-      <w:pPr>
-        <w:rPr>
-          <w:lang w:val="tr-TR"/>
-        </w:rPr>
-      </w:pPr>
-    </w:p>
-    <w:p>
-      <w:pPr>
-        <w:rPr>
-          <w:lang w:val="tr-TR"/>
-        </w:rPr>
-      </w:pPr>
-    </w:p>
-    <w:p>
-      <w:pPr>
-        <w:rPr>
-          <w:lang w:val="tr-TR"/>
-        </w:rPr>
-      </w:pPr>
-    </w:p>
-    <w:p>
-      <w:pPr>
-        <w:rPr>
-          <w:lang w:val="tr-TR"/>
-        </w:rPr>
-      </w:pPr>
-    </w:p>
-    <w:p>
-      <w:pPr>
-        <w:rPr>
-          <w:lang w:val="tr-TR"/>
-        </w:rPr>
-      </w:pPr>
-    </w:p>
-    <w:p>
-      <w:pPr>
-        <w:rPr>
-          <w:lang w:val="tr-TR"/>
-        </w:rPr>
-      </w:pPr>
-    </w:p>
-    <w:p>
-      <w:pPr>
-        <w:rPr>
-          <w:lang w:val="tr-TR"/>
-        </w:rPr>
-      </w:pPr>
-    </w:p>
-    <w:p>
-      <w:pPr>
-        <w:rPr>
-          <w:lang w:val="tr-TR"/>
-        </w:rPr>
-      </w:pPr>
-    </w:p>
-    <w:p>
-      <w:pPr>
-        <w:rPr>
-          <w:lang w:val="tr-TR"/>
-        </w:rPr>
-      </w:pPr>
-    </w:p>
-    <w:p>
-      <w:pPr>
-        <w:rPr>
-          <w:lang w:val="tr-TR"/>
-        </w:rPr>
-      </w:pPr>
-    </w:p>
-    <w:p>
-      <w:pPr>
-        <w:rPr>
-          <w:lang w:val="tr-TR"/>
-        </w:rPr>
-      </w:pPr>
-    </w:p>
-    <w:p>
-      <w:pPr>
-        <w:rPr>
-          <w:lang w:val="tr-TR"/>
-        </w:rPr>
-      </w:pPr>
-    </w:p>
-    <w:p>
-      <w:pPr>
-        <w:rPr>
-          <w:lang w:val="tr-TR"/>
-        </w:rPr>
-      </w:pPr>
-    </w:p>
-    <w:p>
-      <w:pPr>
-        <w:rPr>
-          <w:lang w:val="tr-TR"/>
-        </w:rPr>
-      </w:pPr>
-    </w:p>
-    <w:p>
-      <w:pPr>
-        <w:rPr>
-          <w:lang w:val="tr-TR"/>
-        </w:rPr>
-      </w:pPr>
-    </w:p>
-    <w:p>
-      <w:pPr>
-        <w:rPr>
-          <w:b/>
-          <w:bCs/>
-          <w:lang w:val="tr-TR"/>
-        </w:rPr>
-      </w:pPr>
-      <w:r>
-        <w:rPr>
-          <w:b/>
-          <w:bCs/>
+          <w:color w:val="000000" w:themeColor="text1"/>
+          <w:lang w:val="tr-TR"/>
+        </w:rPr>
+      </w:pPr>
+      <w:r>
+        <w:rPr>
+          <w:color w:val="000000" w:themeColor="text1"/>
+          <w:lang w:val="tr-TR"/>
+        </w:rPr>
+        <w:t xml:space="preserve">- 5: Yetersiz  </w:t>
+      </w:r>
+    </w:p>
+    <w:p>
+      <w:pPr>
+        <w:rPr>
+          <w:color w:val="000000" w:themeColor="text1"/>
+          <w:lang w:val="tr-TR"/>
+        </w:rPr>
+      </w:pPr>
+    </w:p>
+    <w:p>
+      <w:pPr>
+        <w:rPr>
+          <w:color w:val="000000" w:themeColor="text1"/>
+          <w:lang w:val="tr-TR"/>
+        </w:rPr>
+      </w:pPr>
+    </w:p>
+    <w:p>
+      <w:pPr>
+        <w:rPr>
+          <w:b/>
+          <w:bCs/>
+          <w:color w:val="000000" w:themeColor="text1"/>
+          <w:lang w:val="tr-TR"/>
+        </w:rPr>
+      </w:pPr>
+      <w:r>
+        <w:rPr>
+          <w:b/>
+          <w:bCs/>
+          <w:color w:val="000000" w:themeColor="text1"/>
           <w:shd w:val="clear" w:color="auto" w:fill="FFC000"/>
           <w:lang w:val="tr-TR"/>
         </w:rPr>
-        <w:t>Performans Görevi 1.1.-Dereceli Puanlama Anahtarı</w:t>
-      </w:r>
-      <w:r>
-        <w:rPr>
-          <w:b/>
-          <w:bCs/>
+        <w:lastRenderedPageBreak/>
+        <w:t>Analiz ve Keşif Atölyesi 1.</w:t>
+      </w:r>
+      <w:r>
+        <w:rPr>
+          <w:b/>
+          <w:bCs/>
+          <w:color w:val="000000" w:themeColor="text1"/>
+          <w:shd w:val="clear" w:color="auto" w:fill="FFC000"/>
+          <w:lang w:val="tr-TR"/>
+        </w:rPr>
+        <w:t>5</w:t>
+      </w:r>
+      <w:r>
+        <w:rPr>
+          <w:b/>
+          <w:bCs/>
+          <w:color w:val="000000" w:themeColor="text1"/>
+          <w:shd w:val="clear" w:color="auto" w:fill="FFC000"/>
+          <w:lang w:val="tr-TR"/>
+        </w:rPr>
+        <w:t>.-Dereceli Puanlama Anahtarı</w:t>
+      </w:r>
+      <w:r>
+        <w:rPr>
+          <w:b/>
+          <w:bCs/>
+          <w:color w:val="000000" w:themeColor="text1"/>
           <w:lang w:val="tr-TR"/>
         </w:rPr>
         <w:t xml:space="preserve"> </w:t>
       </w:r>
-      <w:r>
-        <w:rPr>
-          <w:b/>
-          <w:bCs/>
-          <w:lang w:val="tr-TR"/>
-        </w:rPr>
-        <w:t>X</w:t>
-      </w:r>
-    </w:p>
-    <w:p>
-      <w:pPr>
-        <w:rPr>
-          <w:b/>
-          <w:bCs/>
-          <w:lang w:val="tr-TR"/>
-        </w:rPr>
-      </w:pPr>
-      <w:r>
-        <w:rPr>
-          <w:b/>
-          <w:bCs/>
+    </w:p>
+    <w:p>
+      <w:pPr>
+        <w:rPr>
+          <w:b/>
+          <w:bCs/>
+          <w:color w:val="000000" w:themeColor="text1"/>
+          <w:lang w:val="tr-TR"/>
+        </w:rPr>
+      </w:pPr>
+      <w:r>
+        <w:rPr>
+          <w:b/>
+          <w:bCs/>
+          <w:color w:val="000000" w:themeColor="text1"/>
           <w:lang w:val="tr-TR"/>
         </w:rPr>
         <w:t xml:space="preserve">Öğrencinin Adı Soyadı: </w:t>
@@ -5276,6 +6229,7 @@
         <w:rPr>
           <w:b/>
           <w:bCs/>
+          <w:color w:val="000000" w:themeColor="text1"/>
           <w:lang w:val="tr-TR"/>
         </w:rPr>
         <w:tab/>
@@ -5284,6 +6238,7 @@
         <w:rPr>
           <w:b/>
           <w:bCs/>
+          <w:color w:val="000000" w:themeColor="text1"/>
           <w:lang w:val="tr-TR"/>
         </w:rPr>
         <w:tab/>
@@ -5292,6 +6247,7 @@
         <w:rPr>
           <w:b/>
           <w:bCs/>
+          <w:color w:val="000000" w:themeColor="text1"/>
           <w:lang w:val="tr-TR"/>
         </w:rPr>
         <w:tab/>
@@ -5301,6 +6257,7 @@
         <w:rPr>
           <w:b/>
           <w:bCs/>
+          <w:color w:val="000000" w:themeColor="text1"/>
           <w:lang w:val="tr-TR"/>
         </w:rPr>
         <w:tab/>
@@ -5309,102 +6266,3522 @@
         <w:rPr>
           <w:b/>
           <w:bCs/>
+          <w:color w:val="000000" w:themeColor="text1"/>
           <w:lang w:val="tr-TR"/>
         </w:rPr>
         <w:tab/>
         <w:t>Sınıfı:</w:t>
       </w:r>
     </w:p>
-    <w:p>
-      <w:pPr>
-        <w:rPr>
-          <w:b/>
-          <w:bCs/>
-          <w:lang w:val="tr-TR"/>
-        </w:rPr>
-      </w:pPr>
-    </w:p>
-    <w:p>
-      <w:pPr>
-        <w:rPr>
-          <w:lang w:val="tr-TR"/>
-        </w:rPr>
-      </w:pPr>
-    </w:p>
-    <w:p/>
-    <w:p>
-      <w:pPr>
-        <w:rPr>
-          <w:b/>
-          <w:bCs/>
-          <w:lang w:val="tr-TR"/>
-        </w:rPr>
-      </w:pPr>
-      <w:r>
-        <w:rPr>
-          <w:lang w:val="tr-TR"/>
+    <w:tbl>
+      <w:tblPr>
+        <w:tblStyle w:val="TableGrid"/>
+        <w:tblW w:w="0" w:type="auto"/>
+        <w:tblLook w:val="04A0" w:firstRow="1" w:lastRow="0" w:firstColumn="1" w:lastColumn="0" w:noHBand="0" w:noVBand="1"/>
+      </w:tblPr>
+      <w:tblGrid>
+        <w:gridCol w:w="1609"/>
+        <w:gridCol w:w="1593"/>
+        <w:gridCol w:w="1830"/>
+        <w:gridCol w:w="2027"/>
+        <w:gridCol w:w="1610"/>
+        <w:gridCol w:w="681"/>
+      </w:tblGrid>
+      <w:tr>
+        <w:tc>
+          <w:tcPr>
+            <w:tcW w:w="1440" w:type="dxa"/>
+          </w:tcPr>
+          <w:p>
+            <w:pPr>
+              <w:rPr>
+                <w:b/>
+                <w:bCs/>
+                <w:color w:val="000000" w:themeColor="text1"/>
+              </w:rPr>
+            </w:pPr>
+            <w:r>
+              <w:rPr>
+                <w:b/>
+                <w:bCs/>
+                <w:color w:val="000000" w:themeColor="text1"/>
+              </w:rPr>
+              <w:t>Ölçüt</w:t>
+            </w:r>
+            <w:r>
+              <w:rPr>
+                <w:b/>
+                <w:bCs/>
+                <w:color w:val="000000" w:themeColor="text1"/>
+              </w:rPr>
+              <w:t>ler</w:t>
+            </w:r>
+          </w:p>
+        </w:tc>
+        <w:tc>
+          <w:tcPr>
+            <w:tcW w:w="1440" w:type="dxa"/>
+          </w:tcPr>
+          <w:p>
+            <w:pPr>
+              <w:rPr>
+                <w:b/>
+                <w:bCs/>
+                <w:color w:val="000000" w:themeColor="text1"/>
+              </w:rPr>
+            </w:pPr>
+            <w:r>
+              <w:rPr>
+                <w:b/>
+                <w:bCs/>
+                <w:color w:val="000000" w:themeColor="text1"/>
+              </w:rPr>
+              <w:t>4 (Çok İyi)</w:t>
+            </w:r>
+          </w:p>
+        </w:tc>
+        <w:tc>
+          <w:tcPr>
+            <w:tcW w:w="1440" w:type="dxa"/>
+          </w:tcPr>
+          <w:p>
+            <w:pPr>
+              <w:rPr>
+                <w:b/>
+                <w:bCs/>
+                <w:color w:val="000000" w:themeColor="text1"/>
+              </w:rPr>
+            </w:pPr>
+            <w:r>
+              <w:rPr>
+                <w:b/>
+                <w:bCs/>
+                <w:color w:val="000000" w:themeColor="text1"/>
+              </w:rPr>
+              <w:t>3 (İyi)</w:t>
+            </w:r>
+          </w:p>
+        </w:tc>
+        <w:tc>
+          <w:tcPr>
+            <w:tcW w:w="1440" w:type="dxa"/>
+          </w:tcPr>
+          <w:p>
+            <w:pPr>
+              <w:rPr>
+                <w:b/>
+                <w:bCs/>
+                <w:color w:val="000000" w:themeColor="text1"/>
+              </w:rPr>
+            </w:pPr>
+            <w:r>
+              <w:rPr>
+                <w:b/>
+                <w:bCs/>
+                <w:color w:val="000000" w:themeColor="text1"/>
+              </w:rPr>
+              <w:t>2 (Geliştirilmeli)</w:t>
+            </w:r>
+          </w:p>
+        </w:tc>
+        <w:tc>
+          <w:tcPr>
+            <w:tcW w:w="1440" w:type="dxa"/>
+          </w:tcPr>
+          <w:p>
+            <w:pPr>
+              <w:rPr>
+                <w:b/>
+                <w:bCs/>
+                <w:color w:val="000000" w:themeColor="text1"/>
+              </w:rPr>
+            </w:pPr>
+            <w:r>
+              <w:rPr>
+                <w:b/>
+                <w:bCs/>
+                <w:color w:val="000000" w:themeColor="text1"/>
+              </w:rPr>
+              <w:t>1 (Yetersiz)</w:t>
+            </w:r>
+          </w:p>
+        </w:tc>
+        <w:tc>
+          <w:tcPr>
+            <w:tcW w:w="1440" w:type="dxa"/>
+          </w:tcPr>
+          <w:p>
+            <w:pPr>
+              <w:rPr>
+                <w:b/>
+                <w:bCs/>
+                <w:color w:val="000000" w:themeColor="text1"/>
+              </w:rPr>
+            </w:pPr>
+            <w:r>
+              <w:rPr>
+                <w:b/>
+                <w:bCs/>
+                <w:color w:val="000000" w:themeColor="text1"/>
+              </w:rPr>
+              <w:t>Puan</w:t>
+            </w:r>
+          </w:p>
+        </w:tc>
+      </w:tr>
+      <w:tr>
+        <w:tc>
+          <w:tcPr>
+            <w:tcW w:w="1440" w:type="dxa"/>
+          </w:tcPr>
+          <w:p>
+            <w:pPr>
+              <w:rPr>
+                <w:color w:val="000000" w:themeColor="text1"/>
+              </w:rPr>
+            </w:pPr>
+            <w:r>
+              <w:rPr>
+                <w:color w:val="000000" w:themeColor="text1"/>
+              </w:rPr>
+              <w:t>Tepkimenin gerçekleşmesi için gerekli şartlara yönelik ölçütler geliştirme</w:t>
+            </w:r>
+          </w:p>
+        </w:tc>
+        <w:tc>
+          <w:tcPr>
+            <w:tcW w:w="1440" w:type="dxa"/>
+          </w:tcPr>
+          <w:p>
+            <w:pPr>
+              <w:rPr>
+                <w:color w:val="000000" w:themeColor="text1"/>
+              </w:rPr>
+            </w:pPr>
+            <w:r>
+              <w:rPr>
+                <w:color w:val="000000" w:themeColor="text1"/>
+              </w:rPr>
+              <w:t>Tepkimenin gerçekleşmesi için gerekli şartları belirlemeye yönelik ölçütler doğru, kapsamlı ve bilimsel temellere uygun şekilde geliştirilmiştir.</w:t>
+            </w:r>
+          </w:p>
+        </w:tc>
+        <w:tc>
+          <w:tcPr>
+            <w:tcW w:w="1440" w:type="dxa"/>
+          </w:tcPr>
+          <w:p>
+            <w:pPr>
+              <w:rPr>
+                <w:color w:val="000000" w:themeColor="text1"/>
+              </w:rPr>
+            </w:pPr>
+            <w:r>
+              <w:rPr>
+                <w:color w:val="000000" w:themeColor="text1"/>
+              </w:rPr>
+              <w:t>Ölçütler genel olarak doğru geliştirilmiştir ancak bazı ayrıntılar eksiktir.</w:t>
+            </w:r>
+          </w:p>
+        </w:tc>
+        <w:tc>
+          <w:tcPr>
+            <w:tcW w:w="1440" w:type="dxa"/>
+          </w:tcPr>
+          <w:p>
+            <w:pPr>
+              <w:rPr>
+                <w:color w:val="000000" w:themeColor="text1"/>
+              </w:rPr>
+            </w:pPr>
+            <w:r>
+              <w:rPr>
+                <w:color w:val="000000" w:themeColor="text1"/>
+              </w:rPr>
+              <w:t>Ölçütler kısmen doğru geliştirilmiştir, önemli eksiklikler bulunmaktadır.</w:t>
+            </w:r>
+          </w:p>
+        </w:tc>
+        <w:tc>
+          <w:tcPr>
+            <w:tcW w:w="1440" w:type="dxa"/>
+          </w:tcPr>
+          <w:p>
+            <w:pPr>
+              <w:rPr>
+                <w:color w:val="000000" w:themeColor="text1"/>
+              </w:rPr>
+            </w:pPr>
+            <w:r>
+              <w:rPr>
+                <w:color w:val="000000" w:themeColor="text1"/>
+              </w:rPr>
+              <w:t>Ölçütler geliştirilmemiş veya bilimsel açıdan büyük ölçüde hatalıdır.</w:t>
+            </w:r>
+          </w:p>
+        </w:tc>
+        <w:tc>
+          <w:tcPr>
+            <w:tcW w:w="1440" w:type="dxa"/>
+          </w:tcPr>
+          <w:p>
+            <w:pPr>
+              <w:rPr>
+                <w:color w:val="000000" w:themeColor="text1"/>
+              </w:rPr>
+            </w:pPr>
+          </w:p>
+        </w:tc>
+      </w:tr>
+      <w:tr>
+        <w:tc>
+          <w:tcPr>
+            <w:tcW w:w="1440" w:type="dxa"/>
+          </w:tcPr>
+          <w:p>
+            <w:pPr>
+              <w:rPr>
+                <w:color w:val="000000" w:themeColor="text1"/>
+              </w:rPr>
+            </w:pPr>
+            <w:r>
+              <w:rPr>
+                <w:color w:val="000000" w:themeColor="text1"/>
+              </w:rPr>
+              <w:t>Gerekli şartlarla ilgili örüntü oluşturma</w:t>
+            </w:r>
+          </w:p>
+        </w:tc>
+        <w:tc>
+          <w:tcPr>
+            <w:tcW w:w="1440" w:type="dxa"/>
+          </w:tcPr>
+          <w:p>
+            <w:pPr>
+              <w:rPr>
+                <w:color w:val="000000" w:themeColor="text1"/>
+              </w:rPr>
+            </w:pPr>
+            <w:r>
+              <w:rPr>
+                <w:color w:val="000000" w:themeColor="text1"/>
+              </w:rPr>
+              <w:t>Veriler ve gözlemler arasında doğru ilişkiler kurulmuş, gerekli şartlara ilişkin tutarlı bir örüntü oluşturulmuştur.</w:t>
+            </w:r>
+          </w:p>
+        </w:tc>
+        <w:tc>
+          <w:tcPr>
+            <w:tcW w:w="1440" w:type="dxa"/>
+          </w:tcPr>
+          <w:p>
+            <w:pPr>
+              <w:rPr>
+                <w:color w:val="000000" w:themeColor="text1"/>
+              </w:rPr>
+            </w:pPr>
+            <w:r>
+              <w:rPr>
+                <w:color w:val="000000" w:themeColor="text1"/>
+              </w:rPr>
+              <w:t>Örüntü büyük ölçüde doğru oluşturulmuştur ancak bazı ilişkiler eksik kurulmuştur.</w:t>
+            </w:r>
+          </w:p>
+        </w:tc>
+        <w:tc>
+          <w:tcPr>
+            <w:tcW w:w="1440" w:type="dxa"/>
+          </w:tcPr>
+          <w:p>
+            <w:pPr>
+              <w:rPr>
+                <w:color w:val="000000" w:themeColor="text1"/>
+              </w:rPr>
+            </w:pPr>
+            <w:r>
+              <w:rPr>
+                <w:color w:val="000000" w:themeColor="text1"/>
+              </w:rPr>
+              <w:t>Örüntü kısmen oluşturulmuştur, ilişkilerin bir kısmı yanlış veya eksiktir.</w:t>
+            </w:r>
+          </w:p>
+        </w:tc>
+        <w:tc>
+          <w:tcPr>
+            <w:tcW w:w="1440" w:type="dxa"/>
+          </w:tcPr>
+          <w:p>
+            <w:pPr>
+              <w:rPr>
+                <w:color w:val="000000" w:themeColor="text1"/>
+              </w:rPr>
+            </w:pPr>
+            <w:r>
+              <w:rPr>
+                <w:color w:val="000000" w:themeColor="text1"/>
+              </w:rPr>
+              <w:t>Örüntü oluşturulamamış veya oluşturulan örüntü hatalıdır.</w:t>
+            </w:r>
+          </w:p>
+        </w:tc>
+        <w:tc>
+          <w:tcPr>
+            <w:tcW w:w="1440" w:type="dxa"/>
+          </w:tcPr>
+          <w:p>
+            <w:pPr>
+              <w:rPr>
+                <w:color w:val="000000" w:themeColor="text1"/>
+              </w:rPr>
+            </w:pPr>
+          </w:p>
+        </w:tc>
+      </w:tr>
+      <w:tr>
+        <w:tc>
+          <w:tcPr>
+            <w:tcW w:w="1440" w:type="dxa"/>
+          </w:tcPr>
+          <w:p>
+            <w:pPr>
+              <w:rPr>
+                <w:color w:val="000000" w:themeColor="text1"/>
+              </w:rPr>
+            </w:pPr>
+            <w:r>
+              <w:rPr>
+                <w:color w:val="000000" w:themeColor="text1"/>
+              </w:rPr>
+              <w:t>Sembolik modelleri kullanma</w:t>
+            </w:r>
+          </w:p>
+        </w:tc>
+        <w:tc>
+          <w:tcPr>
+            <w:tcW w:w="1440" w:type="dxa"/>
+          </w:tcPr>
+          <w:p>
+            <w:pPr>
+              <w:rPr>
+                <w:color w:val="000000" w:themeColor="text1"/>
+              </w:rPr>
+            </w:pPr>
+            <w:r>
+              <w:rPr>
+                <w:color w:val="000000" w:themeColor="text1"/>
+              </w:rPr>
+              <w:t>Tepkimenin gerçekleşmesi için gerekli şartlar sembolik modellerle doğru ve eksiksiz şekilde açıklanmıştır.</w:t>
+            </w:r>
+          </w:p>
+        </w:tc>
+        <w:tc>
+          <w:tcPr>
+            <w:tcW w:w="1440" w:type="dxa"/>
+          </w:tcPr>
+          <w:p>
+            <w:pPr>
+              <w:rPr>
+                <w:color w:val="000000" w:themeColor="text1"/>
+              </w:rPr>
+            </w:pPr>
+            <w:r>
+              <w:rPr>
+                <w:color w:val="000000" w:themeColor="text1"/>
+              </w:rPr>
+              <w:t>Sembolik modeller genel olarak doğru kullanılmıştır ancak açıklamalarda küçük eksiklikler vardır.</w:t>
+            </w:r>
+          </w:p>
+        </w:tc>
+        <w:tc>
+          <w:tcPr>
+            <w:tcW w:w="1440" w:type="dxa"/>
+          </w:tcPr>
+          <w:p>
+            <w:pPr>
+              <w:rPr>
+                <w:color w:val="000000" w:themeColor="text1"/>
+              </w:rPr>
+            </w:pPr>
+            <w:r>
+              <w:rPr>
+                <w:color w:val="000000" w:themeColor="text1"/>
+              </w:rPr>
+              <w:t>Sembolik modeller kısmen doğru kullanılmıştır, bazı kavramsal hatalar bulunmaktadır.</w:t>
+            </w:r>
+          </w:p>
+        </w:tc>
+        <w:tc>
+          <w:tcPr>
+            <w:tcW w:w="1440" w:type="dxa"/>
+          </w:tcPr>
+          <w:p>
+            <w:pPr>
+              <w:rPr>
+                <w:color w:val="000000" w:themeColor="text1"/>
+              </w:rPr>
+            </w:pPr>
+            <w:r>
+              <w:rPr>
+                <w:color w:val="000000" w:themeColor="text1"/>
+              </w:rPr>
+              <w:t>Sembolik modeller kullanılmamış veya yanlış kullanılmıştır.</w:t>
+            </w:r>
+          </w:p>
+        </w:tc>
+        <w:tc>
+          <w:tcPr>
+            <w:tcW w:w="1440" w:type="dxa"/>
+          </w:tcPr>
+          <w:p>
+            <w:pPr>
+              <w:rPr>
+                <w:color w:val="000000" w:themeColor="text1"/>
+              </w:rPr>
+            </w:pPr>
+          </w:p>
+        </w:tc>
+      </w:tr>
+      <w:tr>
+        <w:tc>
+          <w:tcPr>
+            <w:tcW w:w="1440" w:type="dxa"/>
+          </w:tcPr>
+          <w:p>
+            <w:pPr>
+              <w:rPr>
+                <w:color w:val="000000" w:themeColor="text1"/>
+                <w:lang w:val="es-ES"/>
+              </w:rPr>
+            </w:pPr>
+            <w:proofErr w:type="spellStart"/>
+            <w:r>
+              <w:rPr>
+                <w:color w:val="000000" w:themeColor="text1"/>
+                <w:lang w:val="es-ES"/>
+              </w:rPr>
+              <w:t>Çarpışma</w:t>
+            </w:r>
+            <w:proofErr w:type="spellEnd"/>
+            <w:r>
+              <w:rPr>
+                <w:color w:val="000000" w:themeColor="text1"/>
+                <w:lang w:val="es-ES"/>
+              </w:rPr>
+              <w:t xml:space="preserve"> </w:t>
+            </w:r>
+            <w:proofErr w:type="spellStart"/>
+            <w:r>
+              <w:rPr>
+                <w:color w:val="000000" w:themeColor="text1"/>
+                <w:lang w:val="es-ES"/>
+              </w:rPr>
+              <w:t>teorisini</w:t>
+            </w:r>
+            <w:proofErr w:type="spellEnd"/>
+            <w:r>
+              <w:rPr>
+                <w:color w:val="000000" w:themeColor="text1"/>
+                <w:lang w:val="es-ES"/>
+              </w:rPr>
+              <w:t xml:space="preserve"> </w:t>
+            </w:r>
+            <w:proofErr w:type="spellStart"/>
+            <w:r>
+              <w:rPr>
+                <w:color w:val="000000" w:themeColor="text1"/>
+                <w:lang w:val="es-ES"/>
+              </w:rPr>
+              <w:t>kullanarak</w:t>
+            </w:r>
+            <w:proofErr w:type="spellEnd"/>
+            <w:r>
+              <w:rPr>
+                <w:color w:val="000000" w:themeColor="text1"/>
+                <w:lang w:val="es-ES"/>
+              </w:rPr>
+              <w:t xml:space="preserve"> </w:t>
+            </w:r>
+            <w:proofErr w:type="spellStart"/>
+            <w:r>
+              <w:rPr>
+                <w:color w:val="000000" w:themeColor="text1"/>
+                <w:lang w:val="es-ES"/>
+              </w:rPr>
+              <w:t>açıklama</w:t>
+            </w:r>
+            <w:proofErr w:type="spellEnd"/>
+            <w:r>
+              <w:rPr>
+                <w:color w:val="000000" w:themeColor="text1"/>
+                <w:lang w:val="es-ES"/>
+              </w:rPr>
+              <w:t xml:space="preserve"> </w:t>
+            </w:r>
+            <w:proofErr w:type="spellStart"/>
+            <w:r>
+              <w:rPr>
+                <w:color w:val="000000" w:themeColor="text1"/>
+                <w:lang w:val="es-ES"/>
+              </w:rPr>
+              <w:t>yapma</w:t>
+            </w:r>
+            <w:proofErr w:type="spellEnd"/>
+          </w:p>
+        </w:tc>
+        <w:tc>
+          <w:tcPr>
+            <w:tcW w:w="1440" w:type="dxa"/>
+          </w:tcPr>
+          <w:p>
+            <w:pPr>
+              <w:rPr>
+                <w:color w:val="000000" w:themeColor="text1"/>
+                <w:lang w:val="es-ES"/>
+              </w:rPr>
+            </w:pPr>
+            <w:proofErr w:type="spellStart"/>
+            <w:r>
+              <w:rPr>
+                <w:color w:val="000000" w:themeColor="text1"/>
+                <w:lang w:val="es-ES"/>
+              </w:rPr>
+              <w:t>Tepkimenin</w:t>
+            </w:r>
+            <w:proofErr w:type="spellEnd"/>
+            <w:r>
+              <w:rPr>
+                <w:color w:val="000000" w:themeColor="text1"/>
+                <w:lang w:val="es-ES"/>
+              </w:rPr>
+              <w:t xml:space="preserve"> </w:t>
+            </w:r>
+            <w:proofErr w:type="spellStart"/>
+            <w:r>
+              <w:rPr>
+                <w:color w:val="000000" w:themeColor="text1"/>
+                <w:lang w:val="es-ES"/>
+              </w:rPr>
+              <w:t>gerçekleşmesi</w:t>
+            </w:r>
+            <w:proofErr w:type="spellEnd"/>
+            <w:r>
+              <w:rPr>
+                <w:color w:val="000000" w:themeColor="text1"/>
+                <w:lang w:val="es-ES"/>
+              </w:rPr>
+              <w:t xml:space="preserve"> </w:t>
+            </w:r>
+            <w:proofErr w:type="spellStart"/>
+            <w:r>
+              <w:rPr>
+                <w:color w:val="000000" w:themeColor="text1"/>
+                <w:lang w:val="es-ES"/>
+              </w:rPr>
+              <w:t>için</w:t>
+            </w:r>
+            <w:proofErr w:type="spellEnd"/>
+            <w:r>
+              <w:rPr>
+                <w:color w:val="000000" w:themeColor="text1"/>
+                <w:lang w:val="es-ES"/>
+              </w:rPr>
+              <w:t xml:space="preserve"> </w:t>
+            </w:r>
+            <w:proofErr w:type="spellStart"/>
+            <w:r>
+              <w:rPr>
+                <w:color w:val="000000" w:themeColor="text1"/>
+                <w:lang w:val="es-ES"/>
+              </w:rPr>
+              <w:t>gerekli</w:t>
+            </w:r>
+            <w:proofErr w:type="spellEnd"/>
+            <w:r>
+              <w:rPr>
+                <w:color w:val="000000" w:themeColor="text1"/>
+                <w:lang w:val="es-ES"/>
+              </w:rPr>
+              <w:t xml:space="preserve"> </w:t>
+            </w:r>
+            <w:proofErr w:type="spellStart"/>
+            <w:r>
+              <w:rPr>
+                <w:color w:val="000000" w:themeColor="text1"/>
+                <w:lang w:val="es-ES"/>
+              </w:rPr>
+              <w:t>şartlar</w:t>
+            </w:r>
+            <w:proofErr w:type="spellEnd"/>
+            <w:r>
+              <w:rPr>
+                <w:color w:val="000000" w:themeColor="text1"/>
+                <w:lang w:val="es-ES"/>
+              </w:rPr>
+              <w:t xml:space="preserve"> </w:t>
+            </w:r>
+            <w:proofErr w:type="spellStart"/>
+            <w:r>
+              <w:rPr>
+                <w:color w:val="000000" w:themeColor="text1"/>
+                <w:lang w:val="es-ES"/>
+              </w:rPr>
+              <w:t>çarpışma</w:t>
+            </w:r>
+            <w:proofErr w:type="spellEnd"/>
+            <w:r>
+              <w:rPr>
+                <w:color w:val="000000" w:themeColor="text1"/>
+                <w:lang w:val="es-ES"/>
+              </w:rPr>
+              <w:t xml:space="preserve"> </w:t>
+            </w:r>
+            <w:proofErr w:type="spellStart"/>
+            <w:r>
+              <w:rPr>
+                <w:color w:val="000000" w:themeColor="text1"/>
+                <w:lang w:val="es-ES"/>
+              </w:rPr>
+              <w:t>teorisi</w:t>
+            </w:r>
+            <w:proofErr w:type="spellEnd"/>
+            <w:r>
+              <w:rPr>
+                <w:color w:val="000000" w:themeColor="text1"/>
+                <w:lang w:val="es-ES"/>
+              </w:rPr>
+              <w:t xml:space="preserve"> </w:t>
+            </w:r>
+            <w:proofErr w:type="spellStart"/>
+            <w:r>
+              <w:rPr>
+                <w:color w:val="000000" w:themeColor="text1"/>
+                <w:lang w:val="es-ES"/>
+              </w:rPr>
+              <w:t>ile</w:t>
+            </w:r>
+            <w:proofErr w:type="spellEnd"/>
+            <w:r>
+              <w:rPr>
+                <w:color w:val="000000" w:themeColor="text1"/>
+                <w:lang w:val="es-ES"/>
+              </w:rPr>
+              <w:t xml:space="preserve"> </w:t>
+            </w:r>
+            <w:proofErr w:type="spellStart"/>
+            <w:r>
+              <w:rPr>
+                <w:color w:val="000000" w:themeColor="text1"/>
+                <w:lang w:val="es-ES"/>
+              </w:rPr>
+              <w:t>doğru</w:t>
+            </w:r>
+            <w:proofErr w:type="spellEnd"/>
+            <w:r>
+              <w:rPr>
+                <w:color w:val="000000" w:themeColor="text1"/>
+                <w:lang w:val="es-ES"/>
+              </w:rPr>
+              <w:t xml:space="preserve"> ve </w:t>
+            </w:r>
+            <w:proofErr w:type="spellStart"/>
+            <w:r>
+              <w:rPr>
+                <w:color w:val="000000" w:themeColor="text1"/>
+                <w:lang w:val="es-ES"/>
+              </w:rPr>
+              <w:lastRenderedPageBreak/>
+              <w:t>ayrıntılı</w:t>
+            </w:r>
+            <w:proofErr w:type="spellEnd"/>
+            <w:r>
+              <w:rPr>
+                <w:color w:val="000000" w:themeColor="text1"/>
+                <w:lang w:val="es-ES"/>
+              </w:rPr>
+              <w:t xml:space="preserve"> </w:t>
+            </w:r>
+            <w:proofErr w:type="spellStart"/>
+            <w:r>
+              <w:rPr>
+                <w:color w:val="000000" w:themeColor="text1"/>
+                <w:lang w:val="es-ES"/>
+              </w:rPr>
+              <w:t>şekilde</w:t>
+            </w:r>
+            <w:proofErr w:type="spellEnd"/>
+            <w:r>
+              <w:rPr>
+                <w:color w:val="000000" w:themeColor="text1"/>
+                <w:lang w:val="es-ES"/>
+              </w:rPr>
+              <w:t xml:space="preserve"> </w:t>
+            </w:r>
+            <w:proofErr w:type="spellStart"/>
+            <w:r>
+              <w:rPr>
+                <w:color w:val="000000" w:themeColor="text1"/>
+                <w:lang w:val="es-ES"/>
+              </w:rPr>
+              <w:t>açıklanmıştır</w:t>
+            </w:r>
+            <w:proofErr w:type="spellEnd"/>
+            <w:r>
+              <w:rPr>
+                <w:color w:val="000000" w:themeColor="text1"/>
+                <w:lang w:val="es-ES"/>
+              </w:rPr>
+              <w:t>.</w:t>
+            </w:r>
+          </w:p>
+        </w:tc>
+        <w:tc>
+          <w:tcPr>
+            <w:tcW w:w="1440" w:type="dxa"/>
+          </w:tcPr>
+          <w:p>
+            <w:pPr>
+              <w:rPr>
+                <w:color w:val="000000" w:themeColor="text1"/>
+                <w:lang w:val="es-ES"/>
+              </w:rPr>
+            </w:pPr>
+            <w:proofErr w:type="spellStart"/>
+            <w:r>
+              <w:rPr>
+                <w:color w:val="000000" w:themeColor="text1"/>
+                <w:lang w:val="es-ES"/>
+              </w:rPr>
+              <w:lastRenderedPageBreak/>
+              <w:t>Açıklamalar</w:t>
+            </w:r>
+            <w:proofErr w:type="spellEnd"/>
+            <w:r>
+              <w:rPr>
+                <w:color w:val="000000" w:themeColor="text1"/>
+                <w:lang w:val="es-ES"/>
+              </w:rPr>
+              <w:t xml:space="preserve"> </w:t>
+            </w:r>
+            <w:proofErr w:type="spellStart"/>
+            <w:r>
+              <w:rPr>
+                <w:color w:val="000000" w:themeColor="text1"/>
+                <w:lang w:val="es-ES"/>
+              </w:rPr>
+              <w:t>genel</w:t>
+            </w:r>
+            <w:proofErr w:type="spellEnd"/>
+            <w:r>
+              <w:rPr>
+                <w:color w:val="000000" w:themeColor="text1"/>
+                <w:lang w:val="es-ES"/>
+              </w:rPr>
+              <w:t xml:space="preserve"> </w:t>
+            </w:r>
+            <w:proofErr w:type="spellStart"/>
+            <w:r>
+              <w:rPr>
+                <w:color w:val="000000" w:themeColor="text1"/>
+                <w:lang w:val="es-ES"/>
+              </w:rPr>
+              <w:t>olarak</w:t>
+            </w:r>
+            <w:proofErr w:type="spellEnd"/>
+            <w:r>
+              <w:rPr>
+                <w:color w:val="000000" w:themeColor="text1"/>
+                <w:lang w:val="es-ES"/>
+              </w:rPr>
+              <w:t xml:space="preserve"> </w:t>
+            </w:r>
+            <w:proofErr w:type="spellStart"/>
+            <w:r>
+              <w:rPr>
+                <w:color w:val="000000" w:themeColor="text1"/>
+                <w:lang w:val="es-ES"/>
+              </w:rPr>
+              <w:t>doğrudur</w:t>
+            </w:r>
+            <w:proofErr w:type="spellEnd"/>
+            <w:r>
+              <w:rPr>
+                <w:color w:val="000000" w:themeColor="text1"/>
+                <w:lang w:val="es-ES"/>
+              </w:rPr>
+              <w:t xml:space="preserve"> </w:t>
+            </w:r>
+            <w:proofErr w:type="spellStart"/>
+            <w:r>
+              <w:rPr>
+                <w:color w:val="000000" w:themeColor="text1"/>
+                <w:lang w:val="es-ES"/>
+              </w:rPr>
+              <w:t>ancak</w:t>
+            </w:r>
+            <w:proofErr w:type="spellEnd"/>
+            <w:r>
+              <w:rPr>
+                <w:color w:val="000000" w:themeColor="text1"/>
+                <w:lang w:val="es-ES"/>
+              </w:rPr>
+              <w:t xml:space="preserve"> </w:t>
+            </w:r>
+            <w:proofErr w:type="spellStart"/>
+            <w:r>
+              <w:rPr>
+                <w:color w:val="000000" w:themeColor="text1"/>
+                <w:lang w:val="es-ES"/>
+              </w:rPr>
+              <w:t>bazı</w:t>
+            </w:r>
+            <w:proofErr w:type="spellEnd"/>
+            <w:r>
+              <w:rPr>
+                <w:color w:val="000000" w:themeColor="text1"/>
+                <w:lang w:val="es-ES"/>
+              </w:rPr>
+              <w:t xml:space="preserve"> </w:t>
+            </w:r>
+            <w:proofErr w:type="spellStart"/>
+            <w:r>
+              <w:rPr>
+                <w:color w:val="000000" w:themeColor="text1"/>
+                <w:lang w:val="es-ES"/>
+              </w:rPr>
+              <w:t>ayrıntılar</w:t>
+            </w:r>
+            <w:proofErr w:type="spellEnd"/>
+            <w:r>
+              <w:rPr>
+                <w:color w:val="000000" w:themeColor="text1"/>
+                <w:lang w:val="es-ES"/>
+              </w:rPr>
+              <w:t xml:space="preserve"> </w:t>
+            </w:r>
+            <w:proofErr w:type="spellStart"/>
+            <w:r>
+              <w:rPr>
+                <w:color w:val="000000" w:themeColor="text1"/>
+                <w:lang w:val="es-ES"/>
+              </w:rPr>
+              <w:t>eksiktir</w:t>
+            </w:r>
+            <w:proofErr w:type="spellEnd"/>
+            <w:r>
+              <w:rPr>
+                <w:color w:val="000000" w:themeColor="text1"/>
+                <w:lang w:val="es-ES"/>
+              </w:rPr>
+              <w:t>.</w:t>
+            </w:r>
+          </w:p>
+        </w:tc>
+        <w:tc>
+          <w:tcPr>
+            <w:tcW w:w="1440" w:type="dxa"/>
+          </w:tcPr>
+          <w:p>
+            <w:pPr>
+              <w:rPr>
+                <w:color w:val="000000" w:themeColor="text1"/>
+                <w:lang w:val="es-ES"/>
+              </w:rPr>
+            </w:pPr>
+            <w:proofErr w:type="spellStart"/>
+            <w:r>
+              <w:rPr>
+                <w:color w:val="000000" w:themeColor="text1"/>
+                <w:lang w:val="es-ES"/>
+              </w:rPr>
+              <w:t>Çarpışma</w:t>
+            </w:r>
+            <w:proofErr w:type="spellEnd"/>
+            <w:r>
+              <w:rPr>
+                <w:color w:val="000000" w:themeColor="text1"/>
+                <w:lang w:val="es-ES"/>
+              </w:rPr>
+              <w:t xml:space="preserve"> </w:t>
+            </w:r>
+            <w:proofErr w:type="spellStart"/>
+            <w:r>
+              <w:rPr>
+                <w:color w:val="000000" w:themeColor="text1"/>
+                <w:lang w:val="es-ES"/>
+              </w:rPr>
+              <w:t>teorisi</w:t>
+            </w:r>
+            <w:proofErr w:type="spellEnd"/>
+            <w:r>
+              <w:rPr>
+                <w:color w:val="000000" w:themeColor="text1"/>
+                <w:lang w:val="es-ES"/>
+              </w:rPr>
+              <w:t xml:space="preserve"> </w:t>
+            </w:r>
+            <w:proofErr w:type="spellStart"/>
+            <w:r>
+              <w:rPr>
+                <w:color w:val="000000" w:themeColor="text1"/>
+                <w:lang w:val="es-ES"/>
+              </w:rPr>
+              <w:t>kısmen</w:t>
+            </w:r>
+            <w:proofErr w:type="spellEnd"/>
+            <w:r>
+              <w:rPr>
+                <w:color w:val="000000" w:themeColor="text1"/>
+                <w:lang w:val="es-ES"/>
+              </w:rPr>
+              <w:t xml:space="preserve"> </w:t>
+            </w:r>
+            <w:proofErr w:type="spellStart"/>
+            <w:r>
+              <w:rPr>
+                <w:color w:val="000000" w:themeColor="text1"/>
+                <w:lang w:val="es-ES"/>
+              </w:rPr>
+              <w:t>doğru</w:t>
+            </w:r>
+            <w:proofErr w:type="spellEnd"/>
+            <w:r>
+              <w:rPr>
+                <w:color w:val="000000" w:themeColor="text1"/>
+                <w:lang w:val="es-ES"/>
+              </w:rPr>
+              <w:t xml:space="preserve"> </w:t>
+            </w:r>
+            <w:proofErr w:type="spellStart"/>
+            <w:r>
+              <w:rPr>
+                <w:color w:val="000000" w:themeColor="text1"/>
+                <w:lang w:val="es-ES"/>
+              </w:rPr>
+              <w:t>kullanılmıştır</w:t>
+            </w:r>
+            <w:proofErr w:type="spellEnd"/>
+            <w:r>
+              <w:rPr>
+                <w:color w:val="000000" w:themeColor="text1"/>
+                <w:lang w:val="es-ES"/>
+              </w:rPr>
+              <w:t xml:space="preserve">, </w:t>
+            </w:r>
+            <w:proofErr w:type="spellStart"/>
+            <w:r>
+              <w:rPr>
+                <w:color w:val="000000" w:themeColor="text1"/>
+                <w:lang w:val="es-ES"/>
+              </w:rPr>
+              <w:t>önemli</w:t>
+            </w:r>
+            <w:proofErr w:type="spellEnd"/>
+            <w:r>
+              <w:rPr>
+                <w:color w:val="000000" w:themeColor="text1"/>
+                <w:lang w:val="es-ES"/>
+              </w:rPr>
+              <w:t xml:space="preserve"> </w:t>
+            </w:r>
+            <w:proofErr w:type="spellStart"/>
+            <w:r>
+              <w:rPr>
+                <w:color w:val="000000" w:themeColor="text1"/>
+                <w:lang w:val="es-ES"/>
+              </w:rPr>
+              <w:t>kavramsal</w:t>
+            </w:r>
+            <w:proofErr w:type="spellEnd"/>
+            <w:r>
+              <w:rPr>
+                <w:color w:val="000000" w:themeColor="text1"/>
+                <w:lang w:val="es-ES"/>
+              </w:rPr>
+              <w:t xml:space="preserve"> </w:t>
+            </w:r>
+            <w:proofErr w:type="spellStart"/>
+            <w:r>
+              <w:rPr>
+                <w:color w:val="000000" w:themeColor="text1"/>
+                <w:lang w:val="es-ES"/>
+              </w:rPr>
+              <w:t>eksiklikler</w:t>
+            </w:r>
+            <w:proofErr w:type="spellEnd"/>
+            <w:r>
+              <w:rPr>
+                <w:color w:val="000000" w:themeColor="text1"/>
+                <w:lang w:val="es-ES"/>
+              </w:rPr>
+              <w:t xml:space="preserve"> </w:t>
+            </w:r>
+            <w:proofErr w:type="spellStart"/>
+            <w:r>
+              <w:rPr>
+                <w:color w:val="000000" w:themeColor="text1"/>
+                <w:lang w:val="es-ES"/>
+              </w:rPr>
+              <w:t>vardır</w:t>
+            </w:r>
+            <w:proofErr w:type="spellEnd"/>
+            <w:r>
+              <w:rPr>
+                <w:color w:val="000000" w:themeColor="text1"/>
+                <w:lang w:val="es-ES"/>
+              </w:rPr>
+              <w:t>.</w:t>
+            </w:r>
+          </w:p>
+        </w:tc>
+        <w:tc>
+          <w:tcPr>
+            <w:tcW w:w="1440" w:type="dxa"/>
+          </w:tcPr>
+          <w:p>
+            <w:pPr>
+              <w:rPr>
+                <w:color w:val="000000" w:themeColor="text1"/>
+                <w:lang w:val="es-ES"/>
+              </w:rPr>
+            </w:pPr>
+            <w:proofErr w:type="spellStart"/>
+            <w:r>
+              <w:rPr>
+                <w:color w:val="000000" w:themeColor="text1"/>
+                <w:lang w:val="es-ES"/>
+              </w:rPr>
+              <w:t>Çarpışma</w:t>
+            </w:r>
+            <w:proofErr w:type="spellEnd"/>
+            <w:r>
+              <w:rPr>
+                <w:color w:val="000000" w:themeColor="text1"/>
+                <w:lang w:val="es-ES"/>
+              </w:rPr>
+              <w:t xml:space="preserve"> </w:t>
+            </w:r>
+            <w:proofErr w:type="spellStart"/>
+            <w:r>
+              <w:rPr>
+                <w:color w:val="000000" w:themeColor="text1"/>
+                <w:lang w:val="es-ES"/>
+              </w:rPr>
+              <w:t>teorisi</w:t>
+            </w:r>
+            <w:proofErr w:type="spellEnd"/>
+            <w:r>
+              <w:rPr>
+                <w:color w:val="000000" w:themeColor="text1"/>
+                <w:lang w:val="es-ES"/>
+              </w:rPr>
+              <w:t xml:space="preserve"> </w:t>
+            </w:r>
+            <w:proofErr w:type="spellStart"/>
+            <w:r>
+              <w:rPr>
+                <w:color w:val="000000" w:themeColor="text1"/>
+                <w:lang w:val="es-ES"/>
+              </w:rPr>
+              <w:t>kullanılmamış</w:t>
+            </w:r>
+            <w:proofErr w:type="spellEnd"/>
+            <w:r>
+              <w:rPr>
+                <w:color w:val="000000" w:themeColor="text1"/>
+                <w:lang w:val="es-ES"/>
+              </w:rPr>
+              <w:t xml:space="preserve"> </w:t>
+            </w:r>
+            <w:proofErr w:type="spellStart"/>
+            <w:r>
+              <w:rPr>
+                <w:color w:val="000000" w:themeColor="text1"/>
+                <w:lang w:val="es-ES"/>
+              </w:rPr>
+              <w:t>veya</w:t>
+            </w:r>
+            <w:proofErr w:type="spellEnd"/>
+            <w:r>
+              <w:rPr>
+                <w:color w:val="000000" w:themeColor="text1"/>
+                <w:lang w:val="es-ES"/>
+              </w:rPr>
+              <w:t xml:space="preserve"> </w:t>
+            </w:r>
+            <w:proofErr w:type="spellStart"/>
+            <w:r>
+              <w:rPr>
+                <w:color w:val="000000" w:themeColor="text1"/>
+                <w:lang w:val="es-ES"/>
+              </w:rPr>
+              <w:t>açıklamalar</w:t>
+            </w:r>
+            <w:proofErr w:type="spellEnd"/>
+            <w:r>
+              <w:rPr>
+                <w:color w:val="000000" w:themeColor="text1"/>
+                <w:lang w:val="es-ES"/>
+              </w:rPr>
+              <w:t xml:space="preserve"> </w:t>
+            </w:r>
+            <w:proofErr w:type="spellStart"/>
+            <w:r>
+              <w:rPr>
+                <w:color w:val="000000" w:themeColor="text1"/>
+                <w:lang w:val="es-ES"/>
+              </w:rPr>
+              <w:t>bilimsel</w:t>
+            </w:r>
+            <w:proofErr w:type="spellEnd"/>
+            <w:r>
+              <w:rPr>
+                <w:color w:val="000000" w:themeColor="text1"/>
+                <w:lang w:val="es-ES"/>
+              </w:rPr>
+              <w:t xml:space="preserve"> </w:t>
+            </w:r>
+            <w:proofErr w:type="spellStart"/>
+            <w:r>
+              <w:rPr>
+                <w:color w:val="000000" w:themeColor="text1"/>
+                <w:lang w:val="es-ES"/>
+              </w:rPr>
+              <w:lastRenderedPageBreak/>
+              <w:t>olarak</w:t>
+            </w:r>
+            <w:proofErr w:type="spellEnd"/>
+            <w:r>
+              <w:rPr>
+                <w:color w:val="000000" w:themeColor="text1"/>
+                <w:lang w:val="es-ES"/>
+              </w:rPr>
+              <w:t xml:space="preserve"> </w:t>
+            </w:r>
+            <w:proofErr w:type="spellStart"/>
+            <w:r>
+              <w:rPr>
+                <w:color w:val="000000" w:themeColor="text1"/>
+                <w:lang w:val="es-ES"/>
+              </w:rPr>
+              <w:t>yanlıştır</w:t>
+            </w:r>
+            <w:proofErr w:type="spellEnd"/>
+            <w:r>
+              <w:rPr>
+                <w:color w:val="000000" w:themeColor="text1"/>
+                <w:lang w:val="es-ES"/>
+              </w:rPr>
+              <w:t>.</w:t>
+            </w:r>
+          </w:p>
+        </w:tc>
+        <w:tc>
+          <w:tcPr>
+            <w:tcW w:w="1440" w:type="dxa"/>
+          </w:tcPr>
+          <w:p>
+            <w:pPr>
+              <w:rPr>
+                <w:color w:val="000000" w:themeColor="text1"/>
+                <w:lang w:val="es-ES"/>
+              </w:rPr>
+            </w:pPr>
+          </w:p>
+        </w:tc>
+      </w:tr>
+      <w:tr>
+        <w:tc>
+          <w:tcPr>
+            <w:tcW w:w="1440" w:type="dxa"/>
+          </w:tcPr>
+          <w:p>
+            <w:pPr>
+              <w:rPr>
+                <w:color w:val="000000" w:themeColor="text1"/>
+                <w:lang w:val="es-ES"/>
+              </w:rPr>
+            </w:pPr>
+            <w:proofErr w:type="spellStart"/>
+            <w:r>
+              <w:rPr>
+                <w:color w:val="000000" w:themeColor="text1"/>
+                <w:lang w:val="es-ES"/>
+              </w:rPr>
+              <w:t>Bilimsel</w:t>
+            </w:r>
+            <w:proofErr w:type="spellEnd"/>
+            <w:r>
+              <w:rPr>
+                <w:color w:val="000000" w:themeColor="text1"/>
+                <w:lang w:val="es-ES"/>
+              </w:rPr>
+              <w:t xml:space="preserve"> </w:t>
+            </w:r>
+            <w:proofErr w:type="spellStart"/>
+            <w:r>
+              <w:rPr>
+                <w:color w:val="000000" w:themeColor="text1"/>
+                <w:lang w:val="es-ES"/>
+              </w:rPr>
+              <w:t>gerekçelendirme</w:t>
+            </w:r>
+            <w:proofErr w:type="spellEnd"/>
+            <w:r>
+              <w:rPr>
+                <w:color w:val="000000" w:themeColor="text1"/>
+                <w:lang w:val="es-ES"/>
+              </w:rPr>
+              <w:t xml:space="preserve"> ve </w:t>
+            </w:r>
+            <w:proofErr w:type="spellStart"/>
+            <w:r>
+              <w:rPr>
+                <w:color w:val="000000" w:themeColor="text1"/>
+                <w:lang w:val="es-ES"/>
+              </w:rPr>
+              <w:t>sonuç</w:t>
+            </w:r>
+            <w:proofErr w:type="spellEnd"/>
+            <w:r>
+              <w:rPr>
+                <w:color w:val="000000" w:themeColor="text1"/>
+                <w:lang w:val="es-ES"/>
+              </w:rPr>
+              <w:t xml:space="preserve"> </w:t>
+            </w:r>
+            <w:proofErr w:type="spellStart"/>
+            <w:r>
+              <w:rPr>
+                <w:color w:val="000000" w:themeColor="text1"/>
+                <w:lang w:val="es-ES"/>
+              </w:rPr>
+              <w:t>çıkarma</w:t>
+            </w:r>
+            <w:proofErr w:type="spellEnd"/>
+          </w:p>
+        </w:tc>
+        <w:tc>
+          <w:tcPr>
+            <w:tcW w:w="1440" w:type="dxa"/>
+          </w:tcPr>
+          <w:p>
+            <w:pPr>
+              <w:rPr>
+                <w:color w:val="000000" w:themeColor="text1"/>
+                <w:lang w:val="es-ES"/>
+              </w:rPr>
+            </w:pPr>
+            <w:proofErr w:type="spellStart"/>
+            <w:r>
+              <w:rPr>
+                <w:color w:val="000000" w:themeColor="text1"/>
+                <w:lang w:val="es-ES"/>
+              </w:rPr>
+              <w:t>Oluşturulan</w:t>
+            </w:r>
+            <w:proofErr w:type="spellEnd"/>
+            <w:r>
+              <w:rPr>
+                <w:color w:val="000000" w:themeColor="text1"/>
+                <w:lang w:val="es-ES"/>
+              </w:rPr>
+              <w:t xml:space="preserve"> </w:t>
+            </w:r>
+            <w:proofErr w:type="spellStart"/>
+            <w:r>
+              <w:rPr>
+                <w:color w:val="000000" w:themeColor="text1"/>
+                <w:lang w:val="es-ES"/>
+              </w:rPr>
+              <w:t>açıklamalar</w:t>
+            </w:r>
+            <w:proofErr w:type="spellEnd"/>
+            <w:r>
+              <w:rPr>
+                <w:color w:val="000000" w:themeColor="text1"/>
+                <w:lang w:val="es-ES"/>
+              </w:rPr>
+              <w:t xml:space="preserve"> </w:t>
+            </w:r>
+            <w:proofErr w:type="spellStart"/>
+            <w:r>
+              <w:rPr>
+                <w:color w:val="000000" w:themeColor="text1"/>
+                <w:lang w:val="es-ES"/>
+              </w:rPr>
+              <w:t>bilimsel</w:t>
+            </w:r>
+            <w:proofErr w:type="spellEnd"/>
+            <w:r>
+              <w:rPr>
+                <w:color w:val="000000" w:themeColor="text1"/>
+                <w:lang w:val="es-ES"/>
+              </w:rPr>
+              <w:t xml:space="preserve"> </w:t>
+            </w:r>
+            <w:proofErr w:type="spellStart"/>
+            <w:r>
+              <w:rPr>
+                <w:color w:val="000000" w:themeColor="text1"/>
+                <w:lang w:val="es-ES"/>
+              </w:rPr>
+              <w:t>kanıtlarla</w:t>
+            </w:r>
+            <w:proofErr w:type="spellEnd"/>
+            <w:r>
+              <w:rPr>
+                <w:color w:val="000000" w:themeColor="text1"/>
+                <w:lang w:val="es-ES"/>
+              </w:rPr>
+              <w:t xml:space="preserve"> </w:t>
+            </w:r>
+            <w:proofErr w:type="spellStart"/>
+            <w:r>
+              <w:rPr>
+                <w:color w:val="000000" w:themeColor="text1"/>
+                <w:lang w:val="es-ES"/>
+              </w:rPr>
+              <w:t>desteklenmiş</w:t>
+            </w:r>
+            <w:proofErr w:type="spellEnd"/>
+            <w:r>
+              <w:rPr>
+                <w:color w:val="000000" w:themeColor="text1"/>
+                <w:lang w:val="es-ES"/>
+              </w:rPr>
+              <w:t xml:space="preserve"> ve </w:t>
+            </w:r>
+            <w:proofErr w:type="spellStart"/>
+            <w:r>
+              <w:rPr>
+                <w:color w:val="000000" w:themeColor="text1"/>
+                <w:lang w:val="es-ES"/>
+              </w:rPr>
+              <w:t>doğru</w:t>
+            </w:r>
+            <w:proofErr w:type="spellEnd"/>
+            <w:r>
+              <w:rPr>
+                <w:color w:val="000000" w:themeColor="text1"/>
+                <w:lang w:val="es-ES"/>
+              </w:rPr>
+              <w:t xml:space="preserve"> </w:t>
+            </w:r>
+            <w:proofErr w:type="spellStart"/>
+            <w:r>
+              <w:rPr>
+                <w:color w:val="000000" w:themeColor="text1"/>
+                <w:lang w:val="es-ES"/>
+              </w:rPr>
+              <w:t>sonuçlara</w:t>
+            </w:r>
+            <w:proofErr w:type="spellEnd"/>
+            <w:r>
+              <w:rPr>
+                <w:color w:val="000000" w:themeColor="text1"/>
+                <w:lang w:val="es-ES"/>
+              </w:rPr>
+              <w:t xml:space="preserve"> </w:t>
+            </w:r>
+            <w:proofErr w:type="spellStart"/>
+            <w:r>
+              <w:rPr>
+                <w:color w:val="000000" w:themeColor="text1"/>
+                <w:lang w:val="es-ES"/>
+              </w:rPr>
+              <w:t>ulaşılmıştır</w:t>
+            </w:r>
+            <w:proofErr w:type="spellEnd"/>
+            <w:r>
+              <w:rPr>
+                <w:color w:val="000000" w:themeColor="text1"/>
+                <w:lang w:val="es-ES"/>
+              </w:rPr>
+              <w:t>.</w:t>
+            </w:r>
+          </w:p>
+        </w:tc>
+        <w:tc>
+          <w:tcPr>
+            <w:tcW w:w="1440" w:type="dxa"/>
+          </w:tcPr>
+          <w:p>
+            <w:pPr>
+              <w:rPr>
+                <w:color w:val="000000" w:themeColor="text1"/>
+                <w:lang w:val="es-ES"/>
+              </w:rPr>
+            </w:pPr>
+            <w:proofErr w:type="spellStart"/>
+            <w:r>
+              <w:rPr>
+                <w:color w:val="000000" w:themeColor="text1"/>
+                <w:lang w:val="es-ES"/>
+              </w:rPr>
+              <w:t>Sonuçlar</w:t>
+            </w:r>
+            <w:proofErr w:type="spellEnd"/>
+            <w:r>
+              <w:rPr>
+                <w:color w:val="000000" w:themeColor="text1"/>
+                <w:lang w:val="es-ES"/>
+              </w:rPr>
+              <w:t xml:space="preserve"> </w:t>
+            </w:r>
+            <w:proofErr w:type="spellStart"/>
+            <w:r>
+              <w:rPr>
+                <w:color w:val="000000" w:themeColor="text1"/>
+                <w:lang w:val="es-ES"/>
+              </w:rPr>
+              <w:t>genel</w:t>
+            </w:r>
+            <w:proofErr w:type="spellEnd"/>
+            <w:r>
+              <w:rPr>
+                <w:color w:val="000000" w:themeColor="text1"/>
+                <w:lang w:val="es-ES"/>
+              </w:rPr>
+              <w:t xml:space="preserve"> </w:t>
+            </w:r>
+            <w:proofErr w:type="spellStart"/>
+            <w:r>
+              <w:rPr>
+                <w:color w:val="000000" w:themeColor="text1"/>
+                <w:lang w:val="es-ES"/>
+              </w:rPr>
+              <w:t>olarak</w:t>
+            </w:r>
+            <w:proofErr w:type="spellEnd"/>
+            <w:r>
+              <w:rPr>
+                <w:color w:val="000000" w:themeColor="text1"/>
+                <w:lang w:val="es-ES"/>
+              </w:rPr>
+              <w:t xml:space="preserve"> </w:t>
+            </w:r>
+            <w:proofErr w:type="spellStart"/>
+            <w:r>
+              <w:rPr>
+                <w:color w:val="000000" w:themeColor="text1"/>
+                <w:lang w:val="es-ES"/>
+              </w:rPr>
+              <w:t>doğrudur</w:t>
+            </w:r>
+            <w:proofErr w:type="spellEnd"/>
+            <w:r>
+              <w:rPr>
+                <w:color w:val="000000" w:themeColor="text1"/>
+                <w:lang w:val="es-ES"/>
+              </w:rPr>
+              <w:t xml:space="preserve"> </w:t>
+            </w:r>
+            <w:proofErr w:type="spellStart"/>
+            <w:r>
+              <w:rPr>
+                <w:color w:val="000000" w:themeColor="text1"/>
+                <w:lang w:val="es-ES"/>
+              </w:rPr>
+              <w:t>ancak</w:t>
+            </w:r>
+            <w:proofErr w:type="spellEnd"/>
+            <w:r>
+              <w:rPr>
+                <w:color w:val="000000" w:themeColor="text1"/>
+                <w:lang w:val="es-ES"/>
+              </w:rPr>
+              <w:t xml:space="preserve"> </w:t>
+            </w:r>
+            <w:proofErr w:type="spellStart"/>
+            <w:r>
+              <w:rPr>
+                <w:color w:val="000000" w:themeColor="text1"/>
+                <w:lang w:val="es-ES"/>
+              </w:rPr>
+              <w:t>gerekçelendirmeler</w:t>
+            </w:r>
+            <w:proofErr w:type="spellEnd"/>
+            <w:r>
+              <w:rPr>
+                <w:color w:val="000000" w:themeColor="text1"/>
+                <w:lang w:val="es-ES"/>
+              </w:rPr>
+              <w:t xml:space="preserve"> </w:t>
+            </w:r>
+            <w:proofErr w:type="spellStart"/>
+            <w:r>
+              <w:rPr>
+                <w:color w:val="000000" w:themeColor="text1"/>
+                <w:lang w:val="es-ES"/>
+              </w:rPr>
+              <w:t>sınırlıdır</w:t>
+            </w:r>
+            <w:proofErr w:type="spellEnd"/>
+            <w:r>
+              <w:rPr>
+                <w:color w:val="000000" w:themeColor="text1"/>
+                <w:lang w:val="es-ES"/>
+              </w:rPr>
+              <w:t>.</w:t>
+            </w:r>
+          </w:p>
+        </w:tc>
+        <w:tc>
+          <w:tcPr>
+            <w:tcW w:w="1440" w:type="dxa"/>
+          </w:tcPr>
+          <w:p>
+            <w:pPr>
+              <w:rPr>
+                <w:color w:val="000000" w:themeColor="text1"/>
+                <w:lang w:val="es-ES"/>
+              </w:rPr>
+            </w:pPr>
+            <w:proofErr w:type="spellStart"/>
+            <w:r>
+              <w:rPr>
+                <w:color w:val="000000" w:themeColor="text1"/>
+                <w:lang w:val="es-ES"/>
+              </w:rPr>
+              <w:t>Sonuçlar</w:t>
+            </w:r>
+            <w:proofErr w:type="spellEnd"/>
+            <w:r>
+              <w:rPr>
+                <w:color w:val="000000" w:themeColor="text1"/>
+                <w:lang w:val="es-ES"/>
+              </w:rPr>
+              <w:t xml:space="preserve"> </w:t>
+            </w:r>
+            <w:proofErr w:type="spellStart"/>
+            <w:r>
+              <w:rPr>
+                <w:color w:val="000000" w:themeColor="text1"/>
+                <w:lang w:val="es-ES"/>
+              </w:rPr>
+              <w:t>kısmen</w:t>
+            </w:r>
+            <w:proofErr w:type="spellEnd"/>
+            <w:r>
+              <w:rPr>
+                <w:color w:val="000000" w:themeColor="text1"/>
+                <w:lang w:val="es-ES"/>
+              </w:rPr>
+              <w:t xml:space="preserve"> </w:t>
+            </w:r>
+            <w:proofErr w:type="spellStart"/>
+            <w:r>
+              <w:rPr>
+                <w:color w:val="000000" w:themeColor="text1"/>
+                <w:lang w:val="es-ES"/>
+              </w:rPr>
+              <w:t>doğrudur</w:t>
+            </w:r>
+            <w:proofErr w:type="spellEnd"/>
+            <w:r>
+              <w:rPr>
+                <w:color w:val="000000" w:themeColor="text1"/>
+                <w:lang w:val="es-ES"/>
+              </w:rPr>
+              <w:t xml:space="preserve">, </w:t>
+            </w:r>
+            <w:proofErr w:type="spellStart"/>
+            <w:r>
+              <w:rPr>
+                <w:color w:val="000000" w:themeColor="text1"/>
+                <w:lang w:val="es-ES"/>
+              </w:rPr>
+              <w:t>gerekçelendirmelerde</w:t>
+            </w:r>
+            <w:proofErr w:type="spellEnd"/>
+            <w:r>
+              <w:rPr>
+                <w:color w:val="000000" w:themeColor="text1"/>
+                <w:lang w:val="es-ES"/>
+              </w:rPr>
+              <w:t xml:space="preserve"> </w:t>
+            </w:r>
+            <w:proofErr w:type="spellStart"/>
+            <w:r>
+              <w:rPr>
+                <w:color w:val="000000" w:themeColor="text1"/>
+                <w:lang w:val="es-ES"/>
+              </w:rPr>
+              <w:t>eksiklikler</w:t>
+            </w:r>
+            <w:proofErr w:type="spellEnd"/>
+            <w:r>
+              <w:rPr>
+                <w:color w:val="000000" w:themeColor="text1"/>
+                <w:lang w:val="es-ES"/>
+              </w:rPr>
+              <w:t xml:space="preserve"> </w:t>
+            </w:r>
+            <w:proofErr w:type="spellStart"/>
+            <w:r>
+              <w:rPr>
+                <w:color w:val="000000" w:themeColor="text1"/>
+                <w:lang w:val="es-ES"/>
+              </w:rPr>
+              <w:t>bulunmaktadır</w:t>
+            </w:r>
+            <w:proofErr w:type="spellEnd"/>
+            <w:r>
+              <w:rPr>
+                <w:color w:val="000000" w:themeColor="text1"/>
+                <w:lang w:val="es-ES"/>
+              </w:rPr>
+              <w:t>.</w:t>
+            </w:r>
+          </w:p>
+        </w:tc>
+        <w:tc>
+          <w:tcPr>
+            <w:tcW w:w="1440" w:type="dxa"/>
+          </w:tcPr>
+          <w:p>
+            <w:pPr>
+              <w:rPr>
+                <w:color w:val="000000" w:themeColor="text1"/>
+                <w:lang w:val="es-ES"/>
+              </w:rPr>
+            </w:pPr>
+            <w:proofErr w:type="spellStart"/>
+            <w:r>
+              <w:rPr>
+                <w:color w:val="000000" w:themeColor="text1"/>
+                <w:lang w:val="es-ES"/>
+              </w:rPr>
+              <w:t>Sonuçlar</w:t>
+            </w:r>
+            <w:proofErr w:type="spellEnd"/>
+            <w:r>
+              <w:rPr>
+                <w:color w:val="000000" w:themeColor="text1"/>
+                <w:lang w:val="es-ES"/>
+              </w:rPr>
+              <w:t xml:space="preserve"> </w:t>
+            </w:r>
+            <w:proofErr w:type="spellStart"/>
+            <w:r>
+              <w:rPr>
+                <w:color w:val="000000" w:themeColor="text1"/>
+                <w:lang w:val="es-ES"/>
+              </w:rPr>
+              <w:t>yanlış</w:t>
+            </w:r>
+            <w:proofErr w:type="spellEnd"/>
+            <w:r>
+              <w:rPr>
+                <w:color w:val="000000" w:themeColor="text1"/>
+                <w:lang w:val="es-ES"/>
+              </w:rPr>
+              <w:t xml:space="preserve"> </w:t>
+            </w:r>
+            <w:proofErr w:type="spellStart"/>
+            <w:r>
+              <w:rPr>
+                <w:color w:val="000000" w:themeColor="text1"/>
+                <w:lang w:val="es-ES"/>
+              </w:rPr>
+              <w:t>çıkarılmış</w:t>
+            </w:r>
+            <w:proofErr w:type="spellEnd"/>
+            <w:r>
+              <w:rPr>
+                <w:color w:val="000000" w:themeColor="text1"/>
+                <w:lang w:val="es-ES"/>
+              </w:rPr>
+              <w:t xml:space="preserve"> </w:t>
+            </w:r>
+            <w:proofErr w:type="spellStart"/>
+            <w:r>
+              <w:rPr>
+                <w:color w:val="000000" w:themeColor="text1"/>
+                <w:lang w:val="es-ES"/>
+              </w:rPr>
+              <w:t>veya</w:t>
+            </w:r>
+            <w:proofErr w:type="spellEnd"/>
+            <w:r>
+              <w:rPr>
+                <w:color w:val="000000" w:themeColor="text1"/>
+                <w:lang w:val="es-ES"/>
+              </w:rPr>
+              <w:t xml:space="preserve"> </w:t>
+            </w:r>
+            <w:proofErr w:type="spellStart"/>
+            <w:r>
+              <w:rPr>
+                <w:color w:val="000000" w:themeColor="text1"/>
+                <w:lang w:val="es-ES"/>
+              </w:rPr>
+              <w:t>bilimsel</w:t>
+            </w:r>
+            <w:proofErr w:type="spellEnd"/>
+            <w:r>
+              <w:rPr>
+                <w:color w:val="000000" w:themeColor="text1"/>
+                <w:lang w:val="es-ES"/>
+              </w:rPr>
+              <w:t xml:space="preserve"> </w:t>
+            </w:r>
+            <w:proofErr w:type="spellStart"/>
+            <w:r>
+              <w:rPr>
+                <w:color w:val="000000" w:themeColor="text1"/>
+                <w:lang w:val="es-ES"/>
+              </w:rPr>
+              <w:t>gerekçelendirme</w:t>
+            </w:r>
+            <w:proofErr w:type="spellEnd"/>
+            <w:r>
+              <w:rPr>
+                <w:color w:val="000000" w:themeColor="text1"/>
+                <w:lang w:val="es-ES"/>
+              </w:rPr>
+              <w:t xml:space="preserve"> </w:t>
+            </w:r>
+            <w:proofErr w:type="spellStart"/>
+            <w:r>
+              <w:rPr>
+                <w:color w:val="000000" w:themeColor="text1"/>
+                <w:lang w:val="es-ES"/>
+              </w:rPr>
+              <w:t>yapılmamıştır</w:t>
+            </w:r>
+            <w:proofErr w:type="spellEnd"/>
+            <w:r>
+              <w:rPr>
+                <w:color w:val="000000" w:themeColor="text1"/>
+                <w:lang w:val="es-ES"/>
+              </w:rPr>
+              <w:t>.</w:t>
+            </w:r>
+          </w:p>
+        </w:tc>
+        <w:tc>
+          <w:tcPr>
+            <w:tcW w:w="1440" w:type="dxa"/>
+          </w:tcPr>
+          <w:p>
+            <w:pPr>
+              <w:rPr>
+                <w:color w:val="000000" w:themeColor="text1"/>
+                <w:lang w:val="es-ES"/>
+              </w:rPr>
+            </w:pPr>
+          </w:p>
+        </w:tc>
+      </w:tr>
+    </w:tbl>
+    <w:p>
+      <w:pPr>
+        <w:rPr>
+          <w:b/>
+          <w:bCs/>
+          <w:color w:val="000000" w:themeColor="text1"/>
+          <w:lang w:val="tr-TR"/>
+        </w:rPr>
+      </w:pPr>
+    </w:p>
+    <w:p>
+      <w:pPr>
+        <w:rPr>
+          <w:b/>
+          <w:bCs/>
+          <w:color w:val="000000" w:themeColor="text1"/>
+          <w:lang w:val="tr-TR"/>
+        </w:rPr>
+      </w:pPr>
+    </w:p>
+    <w:p>
+      <w:pPr>
+        <w:rPr>
+          <w:b/>
+          <w:bCs/>
+          <w:color w:val="000000" w:themeColor="text1"/>
+          <w:lang w:val="tr-TR"/>
+        </w:rPr>
+      </w:pPr>
+    </w:p>
+    <w:p>
+      <w:pPr>
+        <w:rPr>
+          <w:b/>
+          <w:bCs/>
+          <w:color w:val="000000" w:themeColor="text1"/>
+          <w:lang w:val="tr-TR"/>
+        </w:rPr>
+      </w:pPr>
+      <w:r>
+        <w:rPr>
+          <w:b/>
+          <w:bCs/>
+          <w:color w:val="000000" w:themeColor="text1"/>
+          <w:lang w:val="tr-TR"/>
+        </w:rPr>
+        <w:t xml:space="preserve">Toplam Puan: 20 üzerinden değerlendirilir.  </w:t>
+      </w:r>
+    </w:p>
+    <w:p>
+      <w:pPr>
+        <w:rPr>
+          <w:color w:val="000000" w:themeColor="text1"/>
+          <w:lang w:val="tr-TR"/>
+        </w:rPr>
+      </w:pPr>
+      <w:r>
+        <w:rPr>
+          <w:color w:val="000000" w:themeColor="text1"/>
+          <w:lang w:val="tr-TR"/>
+        </w:rPr>
+        <w:t xml:space="preserve">- 16-20: Çok iyi  </w:t>
+      </w:r>
+    </w:p>
+    <w:p>
+      <w:pPr>
+        <w:rPr>
+          <w:color w:val="000000" w:themeColor="text1"/>
+          <w:lang w:val="tr-TR"/>
+        </w:rPr>
+      </w:pPr>
+      <w:r>
+        <w:rPr>
+          <w:color w:val="000000" w:themeColor="text1"/>
+          <w:lang w:val="tr-TR"/>
+        </w:rPr>
+        <w:t xml:space="preserve">- 11-15: İyi  </w:t>
+      </w:r>
+    </w:p>
+    <w:p>
+      <w:pPr>
+        <w:rPr>
+          <w:color w:val="000000" w:themeColor="text1"/>
+          <w:lang w:val="tr-TR"/>
+        </w:rPr>
+      </w:pPr>
+      <w:r>
+        <w:rPr>
+          <w:color w:val="000000" w:themeColor="text1"/>
+          <w:lang w:val="tr-TR"/>
+        </w:rPr>
+        <w:t xml:space="preserve">- 6-10: Geliştirilmeli  </w:t>
+      </w:r>
+    </w:p>
+    <w:p>
+      <w:pPr>
+        <w:rPr>
+          <w:color w:val="000000" w:themeColor="text1"/>
+          <w:lang w:val="tr-TR"/>
+        </w:rPr>
+      </w:pPr>
+      <w:r>
+        <w:rPr>
+          <w:color w:val="000000" w:themeColor="text1"/>
+          <w:lang w:val="tr-TR"/>
+        </w:rPr>
+        <w:t xml:space="preserve">- 5: Yetersiz  </w:t>
+      </w:r>
+    </w:p>
+    <w:p>
+      <w:pPr>
+        <w:rPr>
+          <w:color w:val="000000" w:themeColor="text1"/>
+          <w:lang w:val="tr-TR"/>
+        </w:rPr>
+      </w:pPr>
+    </w:p>
+    <w:p>
+      <w:pPr>
+        <w:rPr>
+          <w:color w:val="000000" w:themeColor="text1"/>
+          <w:lang w:val="tr-TR"/>
+        </w:rPr>
+      </w:pPr>
+    </w:p>
+    <w:p>
+      <w:pPr>
+        <w:rPr>
+          <w:color w:val="000000" w:themeColor="text1"/>
+          <w:lang w:val="tr-TR"/>
+        </w:rPr>
+      </w:pPr>
+    </w:p>
+    <w:p>
+      <w:pPr>
+        <w:rPr>
+          <w:color w:val="000000" w:themeColor="text1"/>
+          <w:lang w:val="tr-TR"/>
+        </w:rPr>
+      </w:pPr>
+    </w:p>
+    <w:p>
+      <w:pPr>
+        <w:rPr>
+          <w:color w:val="000000" w:themeColor="text1"/>
+          <w:lang w:val="tr-TR"/>
+        </w:rPr>
+      </w:pPr>
+    </w:p>
+    <w:p>
+      <w:pPr>
+        <w:rPr>
+          <w:color w:val="000000" w:themeColor="text1"/>
+          <w:lang w:val="tr-TR"/>
+        </w:rPr>
+      </w:pPr>
+    </w:p>
+    <w:p>
+      <w:pPr>
+        <w:rPr>
+          <w:color w:val="000000" w:themeColor="text1"/>
+          <w:lang w:val="tr-TR"/>
+        </w:rPr>
+      </w:pPr>
+    </w:p>
+    <w:p>
+      <w:pPr>
+        <w:rPr>
+          <w:color w:val="000000" w:themeColor="text1"/>
+          <w:lang w:val="tr-TR"/>
+        </w:rPr>
+      </w:pPr>
+    </w:p>
+    <w:p>
+      <w:pPr>
+        <w:rPr>
+          <w:color w:val="000000" w:themeColor="text1"/>
+          <w:lang w:val="tr-TR"/>
+        </w:rPr>
+      </w:pPr>
+    </w:p>
+    <w:p>
+      <w:pPr>
+        <w:rPr>
+          <w:color w:val="000000" w:themeColor="text1"/>
+          <w:lang w:val="tr-TR"/>
+        </w:rPr>
+      </w:pPr>
+    </w:p>
+    <w:p>
+      <w:pPr>
+        <w:rPr>
+          <w:color w:val="000000" w:themeColor="text1"/>
+          <w:lang w:val="tr-TR"/>
+        </w:rPr>
+      </w:pPr>
+    </w:p>
+    <w:p>
+      <w:pPr>
+        <w:rPr>
+          <w:color w:val="000000" w:themeColor="text1"/>
+          <w:lang w:val="tr-TR"/>
+        </w:rPr>
+      </w:pPr>
+    </w:p>
+    <w:p>
+      <w:pPr>
+        <w:rPr>
+          <w:color w:val="000000" w:themeColor="text1"/>
+          <w:lang w:val="tr-TR"/>
+        </w:rPr>
+      </w:pPr>
+    </w:p>
+    <w:p>
+      <w:pPr>
+        <w:rPr>
+          <w:color w:val="000000" w:themeColor="text1"/>
+          <w:lang w:val="tr-TR"/>
+        </w:rPr>
+      </w:pPr>
+    </w:p>
+    <w:p>
+      <w:pPr>
+        <w:rPr>
+          <w:color w:val="000000" w:themeColor="text1"/>
+          <w:lang w:val="tr-TR"/>
+        </w:rPr>
+      </w:pPr>
+    </w:p>
+    <w:p>
+      <w:pPr>
+        <w:rPr>
+          <w:color w:val="000000" w:themeColor="text1"/>
+          <w:lang w:val="tr-TR"/>
+        </w:rPr>
+      </w:pPr>
+    </w:p>
+    <w:p>
+      <w:pPr>
+        <w:rPr>
+          <w:color w:val="000000" w:themeColor="text1"/>
+          <w:lang w:val="tr-TR"/>
+        </w:rPr>
+      </w:pPr>
+    </w:p>
+    <w:p>
+      <w:pPr>
+        <w:rPr>
+          <w:color w:val="000000" w:themeColor="text1"/>
+          <w:lang w:val="tr-TR"/>
+        </w:rPr>
+      </w:pPr>
+    </w:p>
+    <w:p>
+      <w:pPr>
+        <w:rPr>
+          <w:color w:val="000000" w:themeColor="text1"/>
+          <w:lang w:val="tr-TR"/>
+        </w:rPr>
+      </w:pPr>
+    </w:p>
+    <w:p>
+      <w:pPr>
+        <w:rPr>
+          <w:color w:val="000000" w:themeColor="text1"/>
+          <w:lang w:val="tr-TR"/>
+        </w:rPr>
+      </w:pPr>
+    </w:p>
+    <w:p>
+      <w:pPr>
+        <w:rPr>
+          <w:color w:val="000000" w:themeColor="text1"/>
+          <w:lang w:val="tr-TR"/>
+        </w:rPr>
+      </w:pPr>
+    </w:p>
+    <w:p>
+      <w:pPr>
+        <w:rPr>
+          <w:color w:val="000000" w:themeColor="text1"/>
+          <w:lang w:val="tr-TR"/>
+        </w:rPr>
+      </w:pPr>
+    </w:p>
+    <w:p>
+      <w:pPr>
+        <w:rPr>
+          <w:color w:val="000000" w:themeColor="text1"/>
+          <w:lang w:val="tr-TR"/>
+        </w:rPr>
+      </w:pPr>
+    </w:p>
+    <w:p>
+      <w:pPr>
+        <w:rPr>
+          <w:color w:val="000000" w:themeColor="text1"/>
+          <w:lang w:val="tr-TR"/>
+        </w:rPr>
+      </w:pPr>
+    </w:p>
+    <w:p>
+      <w:pPr>
+        <w:rPr>
+          <w:color w:val="000000" w:themeColor="text1"/>
+          <w:lang w:val="tr-TR"/>
+        </w:rPr>
+      </w:pPr>
+    </w:p>
+    <w:p>
+      <w:pPr>
+        <w:rPr>
+          <w:color w:val="000000" w:themeColor="text1"/>
+          <w:lang w:val="tr-TR"/>
+        </w:rPr>
+      </w:pPr>
+    </w:p>
+    <w:p>
+      <w:pPr>
+        <w:rPr>
+          <w:color w:val="000000" w:themeColor="text1"/>
+          <w:lang w:val="tr-TR"/>
+        </w:rPr>
+      </w:pPr>
+    </w:p>
+    <w:p>
+      <w:pPr>
+        <w:shd w:val="clear" w:color="auto" w:fill="FFC000"/>
+        <w:rPr>
+          <w:b/>
+          <w:bCs/>
+          <w:color w:val="000000" w:themeColor="text1"/>
+          <w:lang w:val="tr-TR"/>
+        </w:rPr>
+      </w:pPr>
+      <w:r>
+        <w:rPr>
+          <w:b/>
+          <w:bCs/>
+          <w:color w:val="000000" w:themeColor="text1"/>
+          <w:lang w:val="tr-TR"/>
+        </w:rPr>
+        <w:lastRenderedPageBreak/>
+        <w:t>Analiz ve Keşif Atölyesi 1.</w:t>
+      </w:r>
+      <w:r>
+        <w:rPr>
+          <w:b/>
+          <w:bCs/>
+          <w:color w:val="000000" w:themeColor="text1"/>
+          <w:lang w:val="tr-TR"/>
+        </w:rPr>
+        <w:t>5</w:t>
+      </w:r>
+      <w:r>
+        <w:rPr>
+          <w:b/>
+          <w:bCs/>
+          <w:color w:val="000000" w:themeColor="text1"/>
+          <w:lang w:val="tr-TR"/>
+        </w:rPr>
+        <w:t xml:space="preserve">.-Öz Değerlendirme Formu </w:t>
+      </w:r>
+    </w:p>
+    <w:p>
+      <w:pPr>
+        <w:rPr>
+          <w:b/>
+          <w:bCs/>
+          <w:color w:val="000000" w:themeColor="text1"/>
+          <w:lang w:val="tr-TR"/>
+        </w:rPr>
+      </w:pPr>
+      <w:r>
+        <w:rPr>
+          <w:b/>
+          <w:bCs/>
+          <w:color w:val="000000" w:themeColor="text1"/>
+          <w:lang w:val="tr-TR"/>
+        </w:rPr>
+        <w:t xml:space="preserve">Öğrencinin Adı Soyadı: </w:t>
+      </w:r>
+      <w:r>
+        <w:rPr>
+          <w:b/>
+          <w:bCs/>
+          <w:color w:val="000000" w:themeColor="text1"/>
+          <w:lang w:val="tr-TR"/>
+        </w:rPr>
+        <w:tab/>
+      </w:r>
+      <w:r>
+        <w:rPr>
+          <w:b/>
+          <w:bCs/>
+          <w:color w:val="000000" w:themeColor="text1"/>
+          <w:lang w:val="tr-TR"/>
+        </w:rPr>
+        <w:tab/>
+      </w:r>
+      <w:r>
+        <w:rPr>
+          <w:b/>
+          <w:bCs/>
+          <w:color w:val="000000" w:themeColor="text1"/>
+          <w:lang w:val="tr-TR"/>
+        </w:rPr>
+        <w:tab/>
+        <w:t>Numarası:</w:t>
+      </w:r>
+      <w:r>
+        <w:rPr>
+          <w:b/>
+          <w:bCs/>
+          <w:color w:val="000000" w:themeColor="text1"/>
+          <w:lang w:val="tr-TR"/>
+        </w:rPr>
+        <w:tab/>
+      </w:r>
+      <w:r>
+        <w:rPr>
+          <w:b/>
+          <w:bCs/>
+          <w:color w:val="000000" w:themeColor="text1"/>
+          <w:lang w:val="tr-TR"/>
+        </w:rPr>
+        <w:tab/>
+        <w:t>Sınıfı:</w:t>
+      </w:r>
+    </w:p>
+    <w:p>
+      <w:pPr>
+        <w:rPr>
+          <w:color w:val="000000" w:themeColor="text1"/>
+          <w:lang w:val="tr-TR"/>
+        </w:rPr>
+      </w:pPr>
+    </w:p>
+    <w:p>
+      <w:pPr>
+        <w:rPr>
+          <w:b/>
+          <w:bCs/>
+          <w:color w:val="000000" w:themeColor="text1"/>
+        </w:rPr>
+      </w:pPr>
+      <w:r>
+        <w:rPr>
+          <w:b/>
+          <w:bCs/>
+          <w:color w:val="000000" w:themeColor="text1"/>
+        </w:rPr>
+        <w:t>Aşağıdaki ifadeleri okuyunuz ve kendinizi 5-1 arasında değerlendiriniz.</w:t>
+      </w:r>
+    </w:p>
+    <w:p>
+      <w:pPr>
+        <w:rPr>
+          <w:color w:val="000000" w:themeColor="text1"/>
+        </w:rPr>
+      </w:pPr>
+      <w:r>
+        <w:rPr>
+          <w:color w:val="000000" w:themeColor="text1"/>
+        </w:rPr>
+        <w:br/>
+        <w:t>(5) Çok iyi  (4) İyi  (3) Orta  (2) Geliştirilmeli  (1) Başlangıç</w:t>
+      </w:r>
+    </w:p>
+    <w:p>
+      <w:pPr>
+        <w:rPr>
+          <w:color w:val="000000" w:themeColor="text1"/>
+        </w:rPr>
+      </w:pPr>
+    </w:p>
+    <w:p>
+      <w:pPr>
+        <w:pStyle w:val="Heading2"/>
+        <w:rPr>
+          <w:rFonts w:ascii="Times New Roman" w:hAnsi="Times New Roman" w:cs="Times New Roman"/>
+          <w:color w:val="000000" w:themeColor="text1"/>
+          <w:sz w:val="24"/>
+          <w:szCs w:val="24"/>
+        </w:rPr>
+      </w:pPr>
+      <w:r>
+        <w:rPr>
+          <w:rFonts w:ascii="Times New Roman" w:hAnsi="Times New Roman" w:cs="Times New Roman"/>
+          <w:b/>
+          <w:bCs/>
+          <w:color w:val="000000" w:themeColor="text1"/>
+          <w:sz w:val="24"/>
+          <w:szCs w:val="24"/>
+        </w:rPr>
+        <w:t>1.</w:t>
+      </w:r>
+      <w:r>
+        <w:rPr>
+          <w:rFonts w:ascii="Times New Roman" w:hAnsi="Times New Roman" w:cs="Times New Roman"/>
+          <w:color w:val="000000" w:themeColor="text1"/>
+          <w:sz w:val="24"/>
+          <w:szCs w:val="24"/>
         </w:rPr>
         <w:t xml:space="preserve"> </w:t>
       </w:r>
       <w:r>
         <w:rPr>
-          <w:b/>
-          <w:bCs/>
-          <w:lang w:val="tr-TR"/>
-        </w:rPr>
-        <w:t xml:space="preserve">Toplam Puan: 16 üzerinden değerlendirilir.  </w:t>
-      </w:r>
-    </w:p>
-    <w:p>
-      <w:pPr>
-        <w:rPr>
-          <w:lang w:val="tr-TR"/>
-        </w:rPr>
-      </w:pPr>
-      <w:r>
-        <w:rPr>
-          <w:lang w:val="tr-TR"/>
-        </w:rPr>
-        <w:t xml:space="preserve">- 14-16: Çok iyi  </w:t>
-      </w:r>
-    </w:p>
-    <w:p>
-      <w:pPr>
-        <w:rPr>
-          <w:lang w:val="tr-TR"/>
-        </w:rPr>
-      </w:pPr>
-      <w:r>
-        <w:rPr>
-          <w:lang w:val="tr-TR"/>
-        </w:rPr>
-        <w:t xml:space="preserve">- 10-13: İyi  </w:t>
-      </w:r>
-    </w:p>
-    <w:p>
-      <w:pPr>
-        <w:rPr>
-          <w:lang w:val="tr-TR"/>
-        </w:rPr>
-      </w:pPr>
-      <w:r>
-        <w:rPr>
-          <w:lang w:val="tr-TR"/>
-        </w:rPr>
-        <w:t xml:space="preserve">- 6-9: Geliştirilmeli  </w:t>
-      </w:r>
-    </w:p>
-    <w:p>
-      <w:pPr>
-        <w:rPr>
-          <w:lang w:val="tr-TR"/>
-        </w:rPr>
-      </w:pPr>
-      <w:r>
-        <w:rPr>
-          <w:lang w:val="tr-TR"/>
-        </w:rPr>
-        <w:t xml:space="preserve">- 5 ve daha düşük: Yetersiz  </w:t>
+          <w:rFonts w:ascii="Times New Roman" w:hAnsi="Times New Roman" w:cs="Times New Roman"/>
+          <w:b/>
+          <w:bCs/>
+          <w:color w:val="000000" w:themeColor="text1"/>
+          <w:sz w:val="24"/>
+          <w:szCs w:val="24"/>
+        </w:rPr>
+        <w:t>Tepkime Şartlarını Belirleme</w:t>
+      </w:r>
+    </w:p>
+    <w:p>
+      <w:pPr>
+        <w:rPr>
+          <w:color w:val="000000" w:themeColor="text1"/>
+        </w:rPr>
+      </w:pPr>
+      <w:r>
+        <w:rPr>
+          <w:color w:val="000000" w:themeColor="text1"/>
+        </w:rPr>
+        <w:t>Bir kimyasal tepkimenin gerçekleşmesi için gerekli şartları doğru şekilde belirleyebilirim.</w:t>
+      </w:r>
+    </w:p>
+    <w:p>
+      <w:pPr>
+        <w:rPr>
+          <w:color w:val="000000" w:themeColor="text1"/>
+        </w:rPr>
+      </w:pPr>
+      <w:r>
+        <w:rPr>
+          <w:rFonts w:ascii="Segoe UI Symbol" w:hAnsi="Segoe UI Symbol" w:cs="Segoe UI Symbol"/>
+          <w:color w:val="000000" w:themeColor="text1"/>
+        </w:rPr>
+        <w:t>☐</w:t>
+      </w:r>
+      <w:r>
+        <w:rPr>
+          <w:color w:val="000000" w:themeColor="text1"/>
+        </w:rPr>
+        <w:t xml:space="preserve"> 5  </w:t>
+      </w:r>
+      <w:r>
+        <w:rPr>
+          <w:rFonts w:ascii="Segoe UI Symbol" w:hAnsi="Segoe UI Symbol" w:cs="Segoe UI Symbol"/>
+          <w:color w:val="000000" w:themeColor="text1"/>
+        </w:rPr>
+        <w:t>☐</w:t>
+      </w:r>
+      <w:r>
+        <w:rPr>
+          <w:color w:val="000000" w:themeColor="text1"/>
+        </w:rPr>
+        <w:t xml:space="preserve"> 4  </w:t>
+      </w:r>
+      <w:r>
+        <w:rPr>
+          <w:rFonts w:ascii="Segoe UI Symbol" w:hAnsi="Segoe UI Symbol" w:cs="Segoe UI Symbol"/>
+          <w:color w:val="000000" w:themeColor="text1"/>
+        </w:rPr>
+        <w:t>☐</w:t>
+      </w:r>
+      <w:r>
+        <w:rPr>
+          <w:color w:val="000000" w:themeColor="text1"/>
+        </w:rPr>
+        <w:t xml:space="preserve"> 3  </w:t>
+      </w:r>
+      <w:r>
+        <w:rPr>
+          <w:rFonts w:ascii="Segoe UI Symbol" w:hAnsi="Segoe UI Symbol" w:cs="Segoe UI Symbol"/>
+          <w:color w:val="000000" w:themeColor="text1"/>
+        </w:rPr>
+        <w:t>☐</w:t>
+      </w:r>
+      <w:r>
+        <w:rPr>
+          <w:color w:val="000000" w:themeColor="text1"/>
+        </w:rPr>
+        <w:t xml:space="preserve"> 2  </w:t>
+      </w:r>
+      <w:r>
+        <w:rPr>
+          <w:rFonts w:ascii="Segoe UI Symbol" w:hAnsi="Segoe UI Symbol" w:cs="Segoe UI Symbol"/>
+          <w:color w:val="000000" w:themeColor="text1"/>
+        </w:rPr>
+        <w:t>☐</w:t>
+      </w:r>
+      <w:r>
+        <w:rPr>
+          <w:color w:val="000000" w:themeColor="text1"/>
+        </w:rPr>
+        <w:t xml:space="preserve"> 1</w:t>
+      </w:r>
+    </w:p>
+    <w:p>
+      <w:pPr>
+        <w:rPr>
+          <w:color w:val="000000" w:themeColor="text1"/>
+        </w:rPr>
+      </w:pPr>
+    </w:p>
+    <w:p>
+      <w:pPr>
+        <w:rPr>
+          <w:color w:val="000000" w:themeColor="text1"/>
+        </w:rPr>
+      </w:pPr>
+      <w:r>
+        <w:rPr>
+          <w:color w:val="000000" w:themeColor="text1"/>
+        </w:rPr>
+        <w:t>Farklı tepkimelerde ortak ve farklı şartları ayırt edebilirim.</w:t>
+      </w:r>
+    </w:p>
+    <w:p>
+      <w:pPr>
+        <w:rPr>
+          <w:color w:val="000000" w:themeColor="text1"/>
+        </w:rPr>
+      </w:pPr>
+      <w:r>
+        <w:rPr>
+          <w:rFonts w:ascii="Segoe UI Symbol" w:hAnsi="Segoe UI Symbol" w:cs="Segoe UI Symbol"/>
+          <w:color w:val="000000" w:themeColor="text1"/>
+        </w:rPr>
+        <w:t>☐</w:t>
+      </w:r>
+      <w:r>
+        <w:rPr>
+          <w:color w:val="000000" w:themeColor="text1"/>
+        </w:rPr>
+        <w:t xml:space="preserve"> 5  </w:t>
+      </w:r>
+      <w:r>
+        <w:rPr>
+          <w:rFonts w:ascii="Segoe UI Symbol" w:hAnsi="Segoe UI Symbol" w:cs="Segoe UI Symbol"/>
+          <w:color w:val="000000" w:themeColor="text1"/>
+        </w:rPr>
+        <w:t>☐</w:t>
+      </w:r>
+      <w:r>
+        <w:rPr>
+          <w:color w:val="000000" w:themeColor="text1"/>
+        </w:rPr>
+        <w:t xml:space="preserve"> 4  </w:t>
+      </w:r>
+      <w:r>
+        <w:rPr>
+          <w:rFonts w:ascii="Segoe UI Symbol" w:hAnsi="Segoe UI Symbol" w:cs="Segoe UI Symbol"/>
+          <w:color w:val="000000" w:themeColor="text1"/>
+        </w:rPr>
+        <w:t>☐</w:t>
+      </w:r>
+      <w:r>
+        <w:rPr>
+          <w:color w:val="000000" w:themeColor="text1"/>
+        </w:rPr>
+        <w:t xml:space="preserve"> 3  </w:t>
+      </w:r>
+      <w:r>
+        <w:rPr>
+          <w:rFonts w:ascii="Segoe UI Symbol" w:hAnsi="Segoe UI Symbol" w:cs="Segoe UI Symbol"/>
+          <w:color w:val="000000" w:themeColor="text1"/>
+        </w:rPr>
+        <w:t>☐</w:t>
+      </w:r>
+      <w:r>
+        <w:rPr>
+          <w:color w:val="000000" w:themeColor="text1"/>
+        </w:rPr>
+        <w:t xml:space="preserve"> 2  </w:t>
+      </w:r>
+      <w:r>
+        <w:rPr>
+          <w:rFonts w:ascii="Segoe UI Symbol" w:hAnsi="Segoe UI Symbol" w:cs="Segoe UI Symbol"/>
+          <w:color w:val="000000" w:themeColor="text1"/>
+        </w:rPr>
+        <w:t>☐</w:t>
+      </w:r>
+      <w:r>
+        <w:rPr>
+          <w:color w:val="000000" w:themeColor="text1"/>
+        </w:rPr>
+        <w:t xml:space="preserve"> 1</w:t>
+      </w:r>
+    </w:p>
+    <w:p>
+      <w:pPr>
+        <w:pStyle w:val="Heading2"/>
+        <w:rPr>
+          <w:rFonts w:ascii="Times New Roman" w:hAnsi="Times New Roman" w:cs="Times New Roman"/>
+          <w:b/>
+          <w:bCs/>
+          <w:color w:val="000000" w:themeColor="text1"/>
+          <w:sz w:val="24"/>
+          <w:szCs w:val="24"/>
+        </w:rPr>
+      </w:pPr>
+      <w:r>
+        <w:rPr>
+          <w:rFonts w:ascii="Times New Roman" w:hAnsi="Times New Roman" w:cs="Times New Roman"/>
+          <w:b/>
+          <w:bCs/>
+          <w:color w:val="000000" w:themeColor="text1"/>
+          <w:sz w:val="24"/>
+          <w:szCs w:val="24"/>
+        </w:rPr>
+        <w:t>2. Örüntü Oluşturma</w:t>
+      </w:r>
+    </w:p>
+    <w:p>
+      <w:pPr>
+        <w:rPr>
+          <w:color w:val="000000" w:themeColor="text1"/>
+        </w:rPr>
+      </w:pPr>
+      <w:r>
+        <w:rPr>
+          <w:color w:val="000000" w:themeColor="text1"/>
+        </w:rPr>
+        <w:t>Verilen örneklerden hareketle tepkime şartları arasında ilişki kurabilirim.</w:t>
+      </w:r>
+    </w:p>
+    <w:p>
+      <w:pPr>
+        <w:rPr>
+          <w:color w:val="000000" w:themeColor="text1"/>
+        </w:rPr>
+      </w:pPr>
+      <w:r>
+        <w:rPr>
+          <w:rFonts w:ascii="Segoe UI Symbol" w:hAnsi="Segoe UI Symbol" w:cs="Segoe UI Symbol"/>
+          <w:color w:val="000000" w:themeColor="text1"/>
+        </w:rPr>
+        <w:t>☐</w:t>
+      </w:r>
+      <w:r>
+        <w:rPr>
+          <w:color w:val="000000" w:themeColor="text1"/>
+        </w:rPr>
+        <w:t xml:space="preserve"> 5  </w:t>
+      </w:r>
+      <w:r>
+        <w:rPr>
+          <w:rFonts w:ascii="Segoe UI Symbol" w:hAnsi="Segoe UI Symbol" w:cs="Segoe UI Symbol"/>
+          <w:color w:val="000000" w:themeColor="text1"/>
+        </w:rPr>
+        <w:t>☐</w:t>
+      </w:r>
+      <w:r>
+        <w:rPr>
+          <w:color w:val="000000" w:themeColor="text1"/>
+        </w:rPr>
+        <w:t xml:space="preserve"> 4  </w:t>
+      </w:r>
+      <w:r>
+        <w:rPr>
+          <w:rFonts w:ascii="Segoe UI Symbol" w:hAnsi="Segoe UI Symbol" w:cs="Segoe UI Symbol"/>
+          <w:color w:val="000000" w:themeColor="text1"/>
+        </w:rPr>
+        <w:t>☐</w:t>
+      </w:r>
+      <w:r>
+        <w:rPr>
+          <w:color w:val="000000" w:themeColor="text1"/>
+        </w:rPr>
+        <w:t xml:space="preserve"> 3  </w:t>
+      </w:r>
+      <w:r>
+        <w:rPr>
+          <w:rFonts w:ascii="Segoe UI Symbol" w:hAnsi="Segoe UI Symbol" w:cs="Segoe UI Symbol"/>
+          <w:color w:val="000000" w:themeColor="text1"/>
+        </w:rPr>
+        <w:t>☐</w:t>
+      </w:r>
+      <w:r>
+        <w:rPr>
+          <w:color w:val="000000" w:themeColor="text1"/>
+        </w:rPr>
+        <w:t xml:space="preserve"> 2  </w:t>
+      </w:r>
+      <w:r>
+        <w:rPr>
+          <w:rFonts w:ascii="Segoe UI Symbol" w:hAnsi="Segoe UI Symbol" w:cs="Segoe UI Symbol"/>
+          <w:color w:val="000000" w:themeColor="text1"/>
+        </w:rPr>
+        <w:t>☐</w:t>
+      </w:r>
+      <w:r>
+        <w:rPr>
+          <w:color w:val="000000" w:themeColor="text1"/>
+        </w:rPr>
+        <w:t xml:space="preserve"> 1</w:t>
+      </w:r>
+    </w:p>
+    <w:p>
+      <w:pPr>
+        <w:rPr>
+          <w:color w:val="000000" w:themeColor="text1"/>
+        </w:rPr>
+      </w:pPr>
+    </w:p>
+    <w:p>
+      <w:pPr>
+        <w:rPr>
+          <w:color w:val="000000" w:themeColor="text1"/>
+        </w:rPr>
+      </w:pPr>
+      <w:r>
+        <w:rPr>
+          <w:color w:val="000000" w:themeColor="text1"/>
+        </w:rPr>
+        <w:t>Tepkime koşullarına ait örüntüleri açıklayabilir ve genelleyebilirim.</w:t>
+      </w:r>
+    </w:p>
+    <w:p>
+      <w:pPr>
+        <w:rPr>
+          <w:color w:val="000000" w:themeColor="text1"/>
+        </w:rPr>
+      </w:pPr>
+      <w:r>
+        <w:rPr>
+          <w:rFonts w:ascii="Segoe UI Symbol" w:hAnsi="Segoe UI Symbol" w:cs="Segoe UI Symbol"/>
+          <w:color w:val="000000" w:themeColor="text1"/>
+        </w:rPr>
+        <w:t>☐</w:t>
+      </w:r>
+      <w:r>
+        <w:rPr>
+          <w:color w:val="000000" w:themeColor="text1"/>
+        </w:rPr>
+        <w:t xml:space="preserve"> 5  </w:t>
+      </w:r>
+      <w:r>
+        <w:rPr>
+          <w:rFonts w:ascii="Segoe UI Symbol" w:hAnsi="Segoe UI Symbol" w:cs="Segoe UI Symbol"/>
+          <w:color w:val="000000" w:themeColor="text1"/>
+        </w:rPr>
+        <w:t>☐</w:t>
+      </w:r>
+      <w:r>
+        <w:rPr>
+          <w:color w:val="000000" w:themeColor="text1"/>
+        </w:rPr>
+        <w:t xml:space="preserve"> 4  </w:t>
+      </w:r>
+      <w:r>
+        <w:rPr>
+          <w:rFonts w:ascii="Segoe UI Symbol" w:hAnsi="Segoe UI Symbol" w:cs="Segoe UI Symbol"/>
+          <w:color w:val="000000" w:themeColor="text1"/>
+        </w:rPr>
+        <w:t>☐</w:t>
+      </w:r>
+      <w:r>
+        <w:rPr>
+          <w:color w:val="000000" w:themeColor="text1"/>
+        </w:rPr>
+        <w:t xml:space="preserve"> 3  </w:t>
+      </w:r>
+      <w:r>
+        <w:rPr>
+          <w:rFonts w:ascii="Segoe UI Symbol" w:hAnsi="Segoe UI Symbol" w:cs="Segoe UI Symbol"/>
+          <w:color w:val="000000" w:themeColor="text1"/>
+        </w:rPr>
+        <w:t>☐</w:t>
+      </w:r>
+      <w:r>
+        <w:rPr>
+          <w:color w:val="000000" w:themeColor="text1"/>
+        </w:rPr>
+        <w:t xml:space="preserve"> 2  </w:t>
+      </w:r>
+      <w:r>
+        <w:rPr>
+          <w:rFonts w:ascii="Segoe UI Symbol" w:hAnsi="Segoe UI Symbol" w:cs="Segoe UI Symbol"/>
+          <w:color w:val="000000" w:themeColor="text1"/>
+        </w:rPr>
+        <w:t>☐</w:t>
+      </w:r>
+      <w:r>
+        <w:rPr>
+          <w:color w:val="000000" w:themeColor="text1"/>
+        </w:rPr>
+        <w:t xml:space="preserve"> 1</w:t>
+      </w:r>
+    </w:p>
+    <w:p>
+      <w:pPr>
+        <w:pStyle w:val="Heading2"/>
+        <w:rPr>
+          <w:rFonts w:ascii="Times New Roman" w:hAnsi="Times New Roman" w:cs="Times New Roman"/>
+          <w:b/>
+          <w:bCs/>
+          <w:color w:val="000000" w:themeColor="text1"/>
+          <w:sz w:val="24"/>
+          <w:szCs w:val="24"/>
+        </w:rPr>
+      </w:pPr>
+      <w:r>
+        <w:rPr>
+          <w:rFonts w:ascii="Times New Roman" w:hAnsi="Times New Roman" w:cs="Times New Roman"/>
+          <w:b/>
+          <w:bCs/>
+          <w:color w:val="000000" w:themeColor="text1"/>
+          <w:sz w:val="24"/>
+          <w:szCs w:val="24"/>
+        </w:rPr>
+        <w:t>3. Sembolik Model Kullanımı</w:t>
+      </w:r>
+    </w:p>
+    <w:p>
+      <w:pPr>
+        <w:rPr>
+          <w:color w:val="000000" w:themeColor="text1"/>
+        </w:rPr>
+      </w:pPr>
+      <w:r>
+        <w:rPr>
+          <w:color w:val="000000" w:themeColor="text1"/>
+        </w:rPr>
+        <w:t>Tepkimeleri sembolik (kimyasal denklem ve gösterimlerle) ifade edebilirim.</w:t>
+      </w:r>
+    </w:p>
+    <w:p>
+      <w:pPr>
+        <w:rPr>
+          <w:color w:val="000000" w:themeColor="text1"/>
+        </w:rPr>
+      </w:pPr>
+      <w:r>
+        <w:rPr>
+          <w:rFonts w:ascii="Segoe UI Symbol" w:hAnsi="Segoe UI Symbol" w:cs="Segoe UI Symbol"/>
+          <w:color w:val="000000" w:themeColor="text1"/>
+        </w:rPr>
+        <w:t>☐</w:t>
+      </w:r>
+      <w:r>
+        <w:rPr>
+          <w:color w:val="000000" w:themeColor="text1"/>
+        </w:rPr>
+        <w:t xml:space="preserve"> 5  </w:t>
+      </w:r>
+      <w:r>
+        <w:rPr>
+          <w:rFonts w:ascii="Segoe UI Symbol" w:hAnsi="Segoe UI Symbol" w:cs="Segoe UI Symbol"/>
+          <w:color w:val="000000" w:themeColor="text1"/>
+        </w:rPr>
+        <w:t>☐</w:t>
+      </w:r>
+      <w:r>
+        <w:rPr>
+          <w:color w:val="000000" w:themeColor="text1"/>
+        </w:rPr>
+        <w:t xml:space="preserve"> 4  </w:t>
+      </w:r>
+      <w:r>
+        <w:rPr>
+          <w:rFonts w:ascii="Segoe UI Symbol" w:hAnsi="Segoe UI Symbol" w:cs="Segoe UI Symbol"/>
+          <w:color w:val="000000" w:themeColor="text1"/>
+        </w:rPr>
+        <w:t>☐</w:t>
+      </w:r>
+      <w:r>
+        <w:rPr>
+          <w:color w:val="000000" w:themeColor="text1"/>
+        </w:rPr>
+        <w:t xml:space="preserve"> 3  </w:t>
+      </w:r>
+      <w:r>
+        <w:rPr>
+          <w:rFonts w:ascii="Segoe UI Symbol" w:hAnsi="Segoe UI Symbol" w:cs="Segoe UI Symbol"/>
+          <w:color w:val="000000" w:themeColor="text1"/>
+        </w:rPr>
+        <w:t>☐</w:t>
+      </w:r>
+      <w:r>
+        <w:rPr>
+          <w:color w:val="000000" w:themeColor="text1"/>
+        </w:rPr>
+        <w:t xml:space="preserve"> 2  </w:t>
+      </w:r>
+      <w:r>
+        <w:rPr>
+          <w:rFonts w:ascii="Segoe UI Symbol" w:hAnsi="Segoe UI Symbol" w:cs="Segoe UI Symbol"/>
+          <w:color w:val="000000" w:themeColor="text1"/>
+        </w:rPr>
+        <w:t>☐</w:t>
+      </w:r>
+      <w:r>
+        <w:rPr>
+          <w:color w:val="000000" w:themeColor="text1"/>
+        </w:rPr>
+        <w:t xml:space="preserve"> 1</w:t>
+      </w:r>
+    </w:p>
+    <w:p>
+      <w:pPr>
+        <w:rPr>
+          <w:color w:val="000000" w:themeColor="text1"/>
+        </w:rPr>
+      </w:pPr>
+    </w:p>
+    <w:p>
+      <w:pPr>
+        <w:rPr>
+          <w:color w:val="000000" w:themeColor="text1"/>
+        </w:rPr>
+      </w:pPr>
+      <w:r>
+        <w:rPr>
+          <w:color w:val="000000" w:themeColor="text1"/>
+        </w:rPr>
+        <w:t>Sembolik gösterimlerle tepkime koşullarını açıklayabilirim.</w:t>
+      </w:r>
+    </w:p>
+    <w:p>
+      <w:pPr>
+        <w:rPr>
+          <w:color w:val="000000" w:themeColor="text1"/>
+        </w:rPr>
+      </w:pPr>
+      <w:r>
+        <w:rPr>
+          <w:rFonts w:ascii="Segoe UI Symbol" w:hAnsi="Segoe UI Symbol" w:cs="Segoe UI Symbol"/>
+          <w:color w:val="000000" w:themeColor="text1"/>
+        </w:rPr>
+        <w:t>☐</w:t>
+      </w:r>
+      <w:r>
+        <w:rPr>
+          <w:color w:val="000000" w:themeColor="text1"/>
+        </w:rPr>
+        <w:t xml:space="preserve"> 5  </w:t>
+      </w:r>
+      <w:r>
+        <w:rPr>
+          <w:rFonts w:ascii="Segoe UI Symbol" w:hAnsi="Segoe UI Symbol" w:cs="Segoe UI Symbol"/>
+          <w:color w:val="000000" w:themeColor="text1"/>
+        </w:rPr>
+        <w:t>☐</w:t>
+      </w:r>
+      <w:r>
+        <w:rPr>
+          <w:color w:val="000000" w:themeColor="text1"/>
+        </w:rPr>
+        <w:t xml:space="preserve"> 4  </w:t>
+      </w:r>
+      <w:r>
+        <w:rPr>
+          <w:rFonts w:ascii="Segoe UI Symbol" w:hAnsi="Segoe UI Symbol" w:cs="Segoe UI Symbol"/>
+          <w:color w:val="000000" w:themeColor="text1"/>
+        </w:rPr>
+        <w:t>☐</w:t>
+      </w:r>
+      <w:r>
+        <w:rPr>
+          <w:color w:val="000000" w:themeColor="text1"/>
+        </w:rPr>
+        <w:t xml:space="preserve"> 3  </w:t>
+      </w:r>
+      <w:r>
+        <w:rPr>
+          <w:rFonts w:ascii="Segoe UI Symbol" w:hAnsi="Segoe UI Symbol" w:cs="Segoe UI Symbol"/>
+          <w:color w:val="000000" w:themeColor="text1"/>
+        </w:rPr>
+        <w:t>☐</w:t>
+      </w:r>
+      <w:r>
+        <w:rPr>
+          <w:color w:val="000000" w:themeColor="text1"/>
+        </w:rPr>
+        <w:t xml:space="preserve"> 2  </w:t>
+      </w:r>
+      <w:r>
+        <w:rPr>
+          <w:rFonts w:ascii="Segoe UI Symbol" w:hAnsi="Segoe UI Symbol" w:cs="Segoe UI Symbol"/>
+          <w:color w:val="000000" w:themeColor="text1"/>
+        </w:rPr>
+        <w:t>☐</w:t>
+      </w:r>
+      <w:r>
+        <w:rPr>
+          <w:color w:val="000000" w:themeColor="text1"/>
+        </w:rPr>
+        <w:t xml:space="preserve"> 1</w:t>
+      </w:r>
+    </w:p>
+    <w:p>
+      <w:pPr>
+        <w:pStyle w:val="Heading2"/>
+        <w:rPr>
+          <w:rFonts w:ascii="Times New Roman" w:hAnsi="Times New Roman" w:cs="Times New Roman"/>
+          <w:b/>
+          <w:bCs/>
+          <w:color w:val="000000" w:themeColor="text1"/>
+          <w:sz w:val="24"/>
+          <w:szCs w:val="24"/>
+        </w:rPr>
+      </w:pPr>
+      <w:r>
+        <w:rPr>
+          <w:rFonts w:ascii="Times New Roman" w:hAnsi="Times New Roman" w:cs="Times New Roman"/>
+          <w:b/>
+          <w:bCs/>
+          <w:color w:val="000000" w:themeColor="text1"/>
+          <w:sz w:val="24"/>
+          <w:szCs w:val="24"/>
+        </w:rPr>
+        <w:t>4. Çarpışma Teorisi</w:t>
+      </w:r>
+    </w:p>
+    <w:p>
+      <w:pPr>
+        <w:rPr>
+          <w:color w:val="000000" w:themeColor="text1"/>
+        </w:rPr>
+      </w:pPr>
+      <w:r>
+        <w:rPr>
+          <w:color w:val="000000" w:themeColor="text1"/>
+        </w:rPr>
+        <w:t>Çarpışma teorisini kullanarak tepkimenin nasıl gerçekleştiğini açıklayabilirim.</w:t>
+      </w:r>
+    </w:p>
+    <w:p>
+      <w:pPr>
+        <w:rPr>
+          <w:color w:val="000000" w:themeColor="text1"/>
+        </w:rPr>
+      </w:pPr>
+      <w:r>
+        <w:rPr>
+          <w:rFonts w:ascii="Segoe UI Symbol" w:hAnsi="Segoe UI Symbol" w:cs="Segoe UI Symbol"/>
+          <w:color w:val="000000" w:themeColor="text1"/>
+        </w:rPr>
+        <w:t>☐</w:t>
+      </w:r>
+      <w:r>
+        <w:rPr>
+          <w:color w:val="000000" w:themeColor="text1"/>
+        </w:rPr>
+        <w:t xml:space="preserve"> 5  </w:t>
+      </w:r>
+      <w:r>
+        <w:rPr>
+          <w:rFonts w:ascii="Segoe UI Symbol" w:hAnsi="Segoe UI Symbol" w:cs="Segoe UI Symbol"/>
+          <w:color w:val="000000" w:themeColor="text1"/>
+        </w:rPr>
+        <w:t>☐</w:t>
+      </w:r>
+      <w:r>
+        <w:rPr>
+          <w:color w:val="000000" w:themeColor="text1"/>
+        </w:rPr>
+        <w:t xml:space="preserve"> 4  </w:t>
+      </w:r>
+      <w:r>
+        <w:rPr>
+          <w:rFonts w:ascii="Segoe UI Symbol" w:hAnsi="Segoe UI Symbol" w:cs="Segoe UI Symbol"/>
+          <w:color w:val="000000" w:themeColor="text1"/>
+        </w:rPr>
+        <w:t>☐</w:t>
+      </w:r>
+      <w:r>
+        <w:rPr>
+          <w:color w:val="000000" w:themeColor="text1"/>
+        </w:rPr>
+        <w:t xml:space="preserve"> 3  </w:t>
+      </w:r>
+      <w:r>
+        <w:rPr>
+          <w:rFonts w:ascii="Segoe UI Symbol" w:hAnsi="Segoe UI Symbol" w:cs="Segoe UI Symbol"/>
+          <w:color w:val="000000" w:themeColor="text1"/>
+        </w:rPr>
+        <w:t>☐</w:t>
+      </w:r>
+      <w:r>
+        <w:rPr>
+          <w:color w:val="000000" w:themeColor="text1"/>
+        </w:rPr>
+        <w:t xml:space="preserve"> 2  </w:t>
+      </w:r>
+      <w:r>
+        <w:rPr>
+          <w:rFonts w:ascii="Segoe UI Symbol" w:hAnsi="Segoe UI Symbol" w:cs="Segoe UI Symbol"/>
+          <w:color w:val="000000" w:themeColor="text1"/>
+        </w:rPr>
+        <w:t>☐</w:t>
+      </w:r>
+      <w:r>
+        <w:rPr>
+          <w:color w:val="000000" w:themeColor="text1"/>
+        </w:rPr>
+        <w:t xml:space="preserve"> 1</w:t>
+      </w:r>
+    </w:p>
+    <w:p>
+      <w:pPr>
+        <w:rPr>
+          <w:color w:val="000000" w:themeColor="text1"/>
+        </w:rPr>
+      </w:pPr>
+    </w:p>
+    <w:p>
+      <w:pPr>
+        <w:rPr>
+          <w:color w:val="000000" w:themeColor="text1"/>
+        </w:rPr>
+      </w:pPr>
+      <w:r>
+        <w:rPr>
+          <w:color w:val="000000" w:themeColor="text1"/>
+        </w:rPr>
+        <w:t>Etkin çarpışma, enerji eşiği ve yönelim kavramlarını açıklayabilirim.</w:t>
+      </w:r>
+    </w:p>
+    <w:p>
+      <w:pPr>
+        <w:rPr>
+          <w:color w:val="000000" w:themeColor="text1"/>
+        </w:rPr>
+      </w:pPr>
+      <w:r>
+        <w:rPr>
+          <w:rFonts w:ascii="Segoe UI Symbol" w:hAnsi="Segoe UI Symbol" w:cs="Segoe UI Symbol"/>
+          <w:color w:val="000000" w:themeColor="text1"/>
+        </w:rPr>
+        <w:t>☐</w:t>
+      </w:r>
+      <w:r>
+        <w:rPr>
+          <w:color w:val="000000" w:themeColor="text1"/>
+        </w:rPr>
+        <w:t xml:space="preserve"> 5  </w:t>
+      </w:r>
+      <w:r>
+        <w:rPr>
+          <w:rFonts w:ascii="Segoe UI Symbol" w:hAnsi="Segoe UI Symbol" w:cs="Segoe UI Symbol"/>
+          <w:color w:val="000000" w:themeColor="text1"/>
+        </w:rPr>
+        <w:t>☐</w:t>
+      </w:r>
+      <w:r>
+        <w:rPr>
+          <w:color w:val="000000" w:themeColor="text1"/>
+        </w:rPr>
+        <w:t xml:space="preserve"> 4  </w:t>
+      </w:r>
+      <w:r>
+        <w:rPr>
+          <w:rFonts w:ascii="Segoe UI Symbol" w:hAnsi="Segoe UI Symbol" w:cs="Segoe UI Symbol"/>
+          <w:color w:val="000000" w:themeColor="text1"/>
+        </w:rPr>
+        <w:t>☐</w:t>
+      </w:r>
+      <w:r>
+        <w:rPr>
+          <w:color w:val="000000" w:themeColor="text1"/>
+        </w:rPr>
+        <w:t xml:space="preserve"> 3  </w:t>
+      </w:r>
+      <w:r>
+        <w:rPr>
+          <w:rFonts w:ascii="Segoe UI Symbol" w:hAnsi="Segoe UI Symbol" w:cs="Segoe UI Symbol"/>
+          <w:color w:val="000000" w:themeColor="text1"/>
+        </w:rPr>
+        <w:t>☐</w:t>
+      </w:r>
+      <w:r>
+        <w:rPr>
+          <w:color w:val="000000" w:themeColor="text1"/>
+        </w:rPr>
+        <w:t xml:space="preserve"> 2  </w:t>
+      </w:r>
+      <w:r>
+        <w:rPr>
+          <w:rFonts w:ascii="Segoe UI Symbol" w:hAnsi="Segoe UI Symbol" w:cs="Segoe UI Symbol"/>
+          <w:color w:val="000000" w:themeColor="text1"/>
+        </w:rPr>
+        <w:t>☐</w:t>
+      </w:r>
+      <w:r>
+        <w:rPr>
+          <w:color w:val="000000" w:themeColor="text1"/>
+        </w:rPr>
+        <w:t xml:space="preserve"> 1</w:t>
+      </w:r>
+    </w:p>
+    <w:p>
+      <w:pPr>
+        <w:pStyle w:val="Heading2"/>
+        <w:rPr>
+          <w:rFonts w:ascii="Times New Roman" w:hAnsi="Times New Roman" w:cs="Times New Roman"/>
+          <w:b/>
+          <w:bCs/>
+          <w:color w:val="000000" w:themeColor="text1"/>
+          <w:sz w:val="24"/>
+          <w:szCs w:val="24"/>
+        </w:rPr>
+      </w:pPr>
+      <w:r>
+        <w:rPr>
+          <w:rFonts w:ascii="Times New Roman" w:hAnsi="Times New Roman" w:cs="Times New Roman"/>
+          <w:b/>
+          <w:bCs/>
+          <w:color w:val="000000" w:themeColor="text1"/>
+          <w:sz w:val="24"/>
+          <w:szCs w:val="24"/>
+        </w:rPr>
+        <w:t>5. Genel Değerlendirme</w:t>
+      </w:r>
+    </w:p>
+    <w:p>
+      <w:pPr>
+        <w:rPr>
+          <w:color w:val="000000" w:themeColor="text1"/>
+        </w:rPr>
+      </w:pPr>
+      <w:r>
+        <w:rPr>
+          <w:color w:val="000000" w:themeColor="text1"/>
+        </w:rPr>
+        <w:t>Konuyu öğrenirken aktif katılım gösterdim.</w:t>
+      </w:r>
+    </w:p>
+    <w:p>
+      <w:pPr>
+        <w:rPr>
+          <w:color w:val="000000" w:themeColor="text1"/>
+        </w:rPr>
+      </w:pPr>
+      <w:r>
+        <w:rPr>
+          <w:rFonts w:ascii="Segoe UI Symbol" w:hAnsi="Segoe UI Symbol" w:cs="Segoe UI Symbol"/>
+          <w:color w:val="000000" w:themeColor="text1"/>
+        </w:rPr>
+        <w:t>☐</w:t>
+      </w:r>
+      <w:r>
+        <w:rPr>
+          <w:color w:val="000000" w:themeColor="text1"/>
+        </w:rPr>
+        <w:t xml:space="preserve"> 5  </w:t>
+      </w:r>
+      <w:r>
+        <w:rPr>
+          <w:rFonts w:ascii="Segoe UI Symbol" w:hAnsi="Segoe UI Symbol" w:cs="Segoe UI Symbol"/>
+          <w:color w:val="000000" w:themeColor="text1"/>
+        </w:rPr>
+        <w:t>☐</w:t>
+      </w:r>
+      <w:r>
+        <w:rPr>
+          <w:color w:val="000000" w:themeColor="text1"/>
+        </w:rPr>
+        <w:t xml:space="preserve"> 4  </w:t>
+      </w:r>
+      <w:r>
+        <w:rPr>
+          <w:rFonts w:ascii="Segoe UI Symbol" w:hAnsi="Segoe UI Symbol" w:cs="Segoe UI Symbol"/>
+          <w:color w:val="000000" w:themeColor="text1"/>
+        </w:rPr>
+        <w:t>☐</w:t>
+      </w:r>
+      <w:r>
+        <w:rPr>
+          <w:color w:val="000000" w:themeColor="text1"/>
+        </w:rPr>
+        <w:t xml:space="preserve"> 3  </w:t>
+      </w:r>
+      <w:r>
+        <w:rPr>
+          <w:rFonts w:ascii="Segoe UI Symbol" w:hAnsi="Segoe UI Symbol" w:cs="Segoe UI Symbol"/>
+          <w:color w:val="000000" w:themeColor="text1"/>
+        </w:rPr>
+        <w:t>☐</w:t>
+      </w:r>
+      <w:r>
+        <w:rPr>
+          <w:color w:val="000000" w:themeColor="text1"/>
+        </w:rPr>
+        <w:t xml:space="preserve"> 2  </w:t>
+      </w:r>
+      <w:r>
+        <w:rPr>
+          <w:rFonts w:ascii="Segoe UI Symbol" w:hAnsi="Segoe UI Symbol" w:cs="Segoe UI Symbol"/>
+          <w:color w:val="000000" w:themeColor="text1"/>
+        </w:rPr>
+        <w:t>☐</w:t>
+      </w:r>
+      <w:r>
+        <w:rPr>
+          <w:color w:val="000000" w:themeColor="text1"/>
+        </w:rPr>
+        <w:t xml:space="preserve"> 1</w:t>
+      </w:r>
+    </w:p>
+    <w:p>
+      <w:pPr>
+        <w:rPr>
+          <w:color w:val="000000" w:themeColor="text1"/>
+        </w:rPr>
+      </w:pPr>
+    </w:p>
+    <w:p>
+      <w:pPr>
+        <w:rPr>
+          <w:color w:val="000000" w:themeColor="text1"/>
+        </w:rPr>
+      </w:pPr>
+      <w:r>
+        <w:rPr>
+          <w:color w:val="000000" w:themeColor="text1"/>
+        </w:rPr>
+        <w:t>Düşüncelerimi sözlü ve yazılı ifade edebilirim.</w:t>
+      </w:r>
+    </w:p>
+    <w:p>
+      <w:pPr>
+        <w:rPr>
+          <w:color w:val="000000" w:themeColor="text1"/>
+        </w:rPr>
+      </w:pPr>
+      <w:r>
+        <w:rPr>
+          <w:rFonts w:ascii="Segoe UI Symbol" w:hAnsi="Segoe UI Symbol" w:cs="Segoe UI Symbol"/>
+          <w:color w:val="000000" w:themeColor="text1"/>
+        </w:rPr>
+        <w:t>☐</w:t>
+      </w:r>
+      <w:r>
+        <w:rPr>
+          <w:color w:val="000000" w:themeColor="text1"/>
+        </w:rPr>
+        <w:t xml:space="preserve"> 5  </w:t>
+      </w:r>
+      <w:r>
+        <w:rPr>
+          <w:rFonts w:ascii="Segoe UI Symbol" w:hAnsi="Segoe UI Symbol" w:cs="Segoe UI Symbol"/>
+          <w:color w:val="000000" w:themeColor="text1"/>
+        </w:rPr>
+        <w:t>☐</w:t>
+      </w:r>
+      <w:r>
+        <w:rPr>
+          <w:color w:val="000000" w:themeColor="text1"/>
+        </w:rPr>
+        <w:t xml:space="preserve"> 4  </w:t>
+      </w:r>
+      <w:r>
+        <w:rPr>
+          <w:rFonts w:ascii="Segoe UI Symbol" w:hAnsi="Segoe UI Symbol" w:cs="Segoe UI Symbol"/>
+          <w:color w:val="000000" w:themeColor="text1"/>
+        </w:rPr>
+        <w:t>☐</w:t>
+      </w:r>
+      <w:r>
+        <w:rPr>
+          <w:color w:val="000000" w:themeColor="text1"/>
+        </w:rPr>
+        <w:t xml:space="preserve"> 3  </w:t>
+      </w:r>
+      <w:r>
+        <w:rPr>
+          <w:rFonts w:ascii="Segoe UI Symbol" w:hAnsi="Segoe UI Symbol" w:cs="Segoe UI Symbol"/>
+          <w:color w:val="000000" w:themeColor="text1"/>
+        </w:rPr>
+        <w:t>☐</w:t>
+      </w:r>
+      <w:r>
+        <w:rPr>
+          <w:color w:val="000000" w:themeColor="text1"/>
+        </w:rPr>
+        <w:t xml:space="preserve"> 2  </w:t>
+      </w:r>
+      <w:r>
+        <w:rPr>
+          <w:rFonts w:ascii="Segoe UI Symbol" w:hAnsi="Segoe UI Symbol" w:cs="Segoe UI Symbol"/>
+          <w:color w:val="000000" w:themeColor="text1"/>
+        </w:rPr>
+        <w:t>☐</w:t>
+      </w:r>
+      <w:r>
+        <w:rPr>
+          <w:color w:val="000000" w:themeColor="text1"/>
+        </w:rPr>
+        <w:t xml:space="preserve"> 1</w:t>
+      </w:r>
+    </w:p>
+    <w:p>
+      <w:pPr>
+        <w:pStyle w:val="Heading2"/>
+        <w:rPr>
+          <w:rFonts w:ascii="Times New Roman" w:hAnsi="Times New Roman" w:cs="Times New Roman"/>
+          <w:b/>
+          <w:bCs/>
+          <w:color w:val="000000" w:themeColor="text1"/>
+          <w:sz w:val="24"/>
+          <w:szCs w:val="24"/>
+        </w:rPr>
+      </w:pPr>
+    </w:p>
+    <w:p>
+      <w:pPr>
+        <w:pStyle w:val="Heading2"/>
+        <w:rPr>
+          <w:rFonts w:ascii="Times New Roman" w:hAnsi="Times New Roman" w:cs="Times New Roman"/>
+          <w:b/>
+          <w:bCs/>
+          <w:color w:val="000000" w:themeColor="text1"/>
+          <w:sz w:val="24"/>
+          <w:szCs w:val="24"/>
+        </w:rPr>
+      </w:pPr>
+      <w:r>
+        <w:rPr>
+          <w:rFonts w:ascii="Times New Roman" w:hAnsi="Times New Roman" w:cs="Times New Roman"/>
+          <w:b/>
+          <w:bCs/>
+          <w:color w:val="000000" w:themeColor="text1"/>
+          <w:sz w:val="24"/>
+          <w:szCs w:val="24"/>
+        </w:rPr>
+        <w:t>Kısa Yorumum</w:t>
+      </w:r>
+    </w:p>
+    <w:p>
+      <w:pPr>
+        <w:rPr>
+          <w:color w:val="000000" w:themeColor="text1"/>
+        </w:rPr>
+      </w:pPr>
+      <w:r>
+        <w:rPr>
+          <w:color w:val="000000" w:themeColor="text1"/>
+        </w:rPr>
+        <w:t>En iyi anladığım kısım:</w:t>
+      </w:r>
+      <w:r>
+        <w:rPr>
+          <w:color w:val="000000" w:themeColor="text1"/>
+        </w:rPr>
+        <w:t xml:space="preserve"> </w:t>
+      </w:r>
+      <w:r>
+        <w:rPr>
+          <w:color w:val="000000" w:themeColor="text1"/>
+        </w:rPr>
+        <w:t>................................................</w:t>
+      </w:r>
+      <w:r>
+        <w:rPr>
+          <w:color w:val="000000" w:themeColor="text1"/>
+        </w:rPr>
+        <w:t>................................................</w:t>
+      </w:r>
+      <w:r>
+        <w:rPr>
+          <w:color w:val="000000" w:themeColor="text1"/>
+        </w:rPr>
+        <w:t>.....................</w:t>
+      </w:r>
+    </w:p>
+    <w:p>
+      <w:pPr>
+        <w:rPr>
+          <w:color w:val="000000" w:themeColor="text1"/>
+        </w:rPr>
+      </w:pPr>
+      <w:r>
+        <w:rPr>
+          <w:color w:val="000000" w:themeColor="text1"/>
+        </w:rPr>
+        <w:t>En zorlandığım kısım: ................................................</w:t>
+      </w:r>
+      <w:r>
+        <w:rPr>
+          <w:color w:val="000000" w:themeColor="text1"/>
+        </w:rPr>
+        <w:t>.......................................................................</w:t>
+      </w:r>
+    </w:p>
+    <w:p>
+      <w:pPr>
+        <w:rPr>
+          <w:color w:val="000000" w:themeColor="text1"/>
+        </w:rPr>
+      </w:pPr>
+      <w:r>
+        <w:rPr>
+          <w:color w:val="000000" w:themeColor="text1"/>
+        </w:rPr>
+        <w:t>Geliştirmek istediğim yönüm: ................................................</w:t>
+      </w:r>
+      <w:r>
+        <w:rPr>
+          <w:color w:val="000000" w:themeColor="text1"/>
+        </w:rPr>
+        <w:t>........................................................</w:t>
+      </w:r>
+      <w:r>
+        <w:rPr>
+          <w:color w:val="000000" w:themeColor="text1"/>
+        </w:rPr>
+        <w:t>..</w:t>
+      </w:r>
+      <w:r>
+        <w:rPr>
+          <w:color w:val="000000" w:themeColor="text1"/>
+        </w:rPr>
+        <w:t>.</w:t>
+      </w:r>
+    </w:p>
+    <w:p>
+      <w:pPr>
+        <w:rPr>
+          <w:color w:val="000000" w:themeColor="text1"/>
+        </w:rPr>
+      </w:pPr>
+    </w:p>
+    <w:p>
+      <w:pPr>
+        <w:rPr>
+          <w:color w:val="000000" w:themeColor="text1"/>
+          <w:lang w:val="tr-TR"/>
+        </w:rPr>
+      </w:pPr>
+    </w:p>
+    <w:p>
+      <w:pPr>
+        <w:rPr>
+          <w:color w:val="000000" w:themeColor="text1"/>
+          <w:lang w:val="tr-TR"/>
+        </w:rPr>
+      </w:pPr>
+    </w:p>
+    <w:p>
+      <w:pPr>
+        <w:rPr>
+          <w:color w:val="000000" w:themeColor="text1"/>
+          <w:lang w:val="tr-TR"/>
+        </w:rPr>
+      </w:pPr>
+    </w:p>
+    <w:p>
+      <w:pPr>
+        <w:rPr>
+          <w:color w:val="000000" w:themeColor="text1"/>
+          <w:lang w:val="tr-TR"/>
+        </w:rPr>
+      </w:pPr>
+    </w:p>
+    <w:p>
+      <w:pPr>
+        <w:rPr>
+          <w:color w:val="000000" w:themeColor="text1"/>
+          <w:lang w:val="tr-TR"/>
+        </w:rPr>
+      </w:pPr>
+    </w:p>
+    <w:p>
+      <w:pPr>
+        <w:rPr>
+          <w:color w:val="000000" w:themeColor="text1"/>
+          <w:lang w:val="tr-TR"/>
+        </w:rPr>
+      </w:pPr>
+    </w:p>
+    <w:p>
+      <w:pPr>
+        <w:rPr>
+          <w:color w:val="000000" w:themeColor="text1"/>
+          <w:lang w:val="tr-TR"/>
+        </w:rPr>
+      </w:pPr>
+    </w:p>
+    <w:p>
+      <w:pPr>
+        <w:rPr>
+          <w:color w:val="000000" w:themeColor="text1"/>
+          <w:lang w:val="tr-TR"/>
+        </w:rPr>
+      </w:pPr>
+    </w:p>
+    <w:p>
+      <w:pPr>
+        <w:rPr>
+          <w:color w:val="000000" w:themeColor="text1"/>
+          <w:lang w:val="tr-TR"/>
+        </w:rPr>
+      </w:pPr>
+      <w:r>
+        <w:rPr>
+          <w:color w:val="000000" w:themeColor="text1"/>
+          <w:lang w:val="tr-TR"/>
+        </w:rPr>
+        <w:t xml:space="preserve"> </w:t>
       </w:r>
     </w:p>
     <w:sectPr>
@@ -6763,7 +11140,7 @@
     <w:lsdException w:name="Table Web 2" w:semiHidden="1" w:unhideWhenUsed="1"/>
     <w:lsdException w:name="Table Web 3" w:semiHidden="1" w:unhideWhenUsed="1"/>
     <w:lsdException w:name="Balloon Text" w:semiHidden="1" w:unhideWhenUsed="1"/>
-    <w:lsdException w:name="Table Grid" w:uiPriority="39"/>
+    <w:lsdException w:name="Table Grid" w:uiPriority="59"/>
     <w:lsdException w:name="Table Theme" w:semiHidden="1" w:unhideWhenUsed="1"/>
     <w:lsdException w:name="Placeholder Text" w:semiHidden="1"/>
     <w:lsdException w:name="No Spacing" w:uiPriority="1" w:qFormat="1"/>
@@ -7548,7 +11925,7 @@
   <w:style w:type="table" w:styleId="TableGrid">
     <w:name w:val="Table Grid"/>
     <w:basedOn w:val="TableNormal"/>
-    <w:uiPriority w:val="39"/>
+    <w:uiPriority w:val="59"/>
     <w:rsid w:val="00443476"/>
     <w:pPr>
       <w:spacing w:after="0" w:line="240" w:lineRule="auto"/>
